--- a/Notes/Season 2/ep4.docx
+++ b/Notes/Season 2/ep4.docx
@@ -214,17 +214,6 @@
       <w:pPr>
         <w:pStyle w:val="HTMLPreformatted"/>
       </w:pPr>
-      <w:r>
-        <w:t>js</w:t>
-      </w:r>
-    </w:p>
-    <w:p>
-      <w:pPr>
-        <w:pStyle w:val="HTMLPreformatted"/>
-      </w:pPr>
-      <w:r>
-        <w:t>CopyEdit</w:t>
-      </w:r>
     </w:p>
     <w:p>
       <w:pPr>
@@ -550,22 +539,6 @@
     <w:p>
       <w:pPr>
         <w:pStyle w:val="HTMLPreformatted"/>
-      </w:pPr>
-      <w:r>
-        <w:t>js</w:t>
-      </w:r>
-    </w:p>
-    <w:p>
-      <w:pPr>
-        <w:pStyle w:val="HTMLPreformatted"/>
-      </w:pPr>
-      <w:r>
-        <w:t>CopyEdit</w:t>
-      </w:r>
-    </w:p>
-    <w:p>
-      <w:pPr>
-        <w:pStyle w:val="HTMLPreformatted"/>
         <w:rPr>
           <w:rStyle w:val="HTMLCode"/>
         </w:rPr>
@@ -920,85 +893,85 @@
         <w:rPr>
           <w:rStyle w:val="HTMLCode"/>
         </w:rPr>
+        <w:t>});</w:t>
+      </w:r>
+    </w:p>
+    <w:p>
+      <w:pPr>
+        <w:pStyle w:val="HTMLPreformatted"/>
+        <w:rPr>
+          <w:rStyle w:val="HTMLCode"/>
+        </w:rPr>
+      </w:pPr>
+    </w:p>
+    <w:p>
+      <w:pPr>
+        <w:pStyle w:val="HTMLPreformatted"/>
+        <w:rPr>
+          <w:rStyle w:val="HTMLCode"/>
+        </w:rPr>
+      </w:pPr>
+      <w:r>
+        <w:rPr>
+          <w:rStyle w:val="HTMLCode"/>
+        </w:rPr>
+        <w:t>app.</w:t>
+      </w:r>
+      <w:r>
+        <w:rPr>
+          <w:rStyle w:val="hljs-title"/>
+        </w:rPr>
+        <w:t>get</w:t>
+      </w:r>
+      <w:r>
+        <w:rPr>
+          <w:rStyle w:val="HTMLCode"/>
+        </w:rPr>
+        <w:t>(</w:t>
+      </w:r>
+      <w:r>
+        <w:rPr>
+          <w:rStyle w:val="hljs-string"/>
+        </w:rPr>
+        <w:t>"/"</w:t>
+      </w:r>
+      <w:r>
+        <w:rPr>
+          <w:rStyle w:val="HTMLCode"/>
+        </w:rPr>
+        <w:t xml:space="preserve">, </w:t>
+      </w:r>
+      <w:r>
+        <w:rPr>
+          <w:rStyle w:val="hljs-function"/>
+        </w:rPr>
+        <w:t>(</w:t>
+      </w:r>
+      <w:r>
+        <w:rPr>
+          <w:rStyle w:val="hljs-params"/>
+        </w:rPr>
+        <w:t>req, res</w:t>
+      </w:r>
+      <w:r>
+        <w:rPr>
+          <w:rStyle w:val="HTMLCode"/>
+        </w:rPr>
+        <w:t>) =&gt; {</w:t>
+      </w:r>
+    </w:p>
+    <w:p>
+      <w:pPr>
+        <w:pStyle w:val="HTMLPreformatted"/>
+        <w:rPr>
+          <w:rStyle w:val="HTMLCode"/>
+        </w:rPr>
+      </w:pPr>
+      <w:r>
+        <w:rPr>
+          <w:rStyle w:val="HTMLCode"/>
+        </w:rPr>
         <w:lastRenderedPageBreak/>
-        <w:t>});</w:t>
-      </w:r>
-    </w:p>
-    <w:p>
-      <w:pPr>
-        <w:pStyle w:val="HTMLPreformatted"/>
-        <w:rPr>
-          <w:rStyle w:val="HTMLCode"/>
-        </w:rPr>
-      </w:pPr>
-    </w:p>
-    <w:p>
-      <w:pPr>
-        <w:pStyle w:val="HTMLPreformatted"/>
-        <w:rPr>
-          <w:rStyle w:val="HTMLCode"/>
-        </w:rPr>
-      </w:pPr>
-      <w:r>
-        <w:rPr>
-          <w:rStyle w:val="HTMLCode"/>
-        </w:rPr>
-        <w:t>app.</w:t>
-      </w:r>
-      <w:r>
-        <w:rPr>
-          <w:rStyle w:val="hljs-title"/>
-        </w:rPr>
-        <w:t>get</w:t>
-      </w:r>
-      <w:r>
-        <w:rPr>
-          <w:rStyle w:val="HTMLCode"/>
-        </w:rPr>
-        <w:t>(</w:t>
-      </w:r>
-      <w:r>
-        <w:rPr>
-          <w:rStyle w:val="hljs-string"/>
-        </w:rPr>
-        <w:t>"/"</w:t>
-      </w:r>
-      <w:r>
-        <w:rPr>
-          <w:rStyle w:val="HTMLCode"/>
-        </w:rPr>
-        <w:t xml:space="preserve">, </w:t>
-      </w:r>
-      <w:r>
-        <w:rPr>
-          <w:rStyle w:val="hljs-function"/>
-        </w:rPr>
-        <w:t>(</w:t>
-      </w:r>
-      <w:r>
-        <w:rPr>
-          <w:rStyle w:val="hljs-params"/>
-        </w:rPr>
-        <w:t>req, res</w:t>
-      </w:r>
-      <w:r>
-        <w:rPr>
-          <w:rStyle w:val="HTMLCode"/>
-        </w:rPr>
-        <w:t>) =&gt; {</w:t>
-      </w:r>
-    </w:p>
-    <w:p>
-      <w:pPr>
-        <w:pStyle w:val="HTMLPreformatted"/>
-        <w:rPr>
-          <w:rStyle w:val="HTMLCode"/>
-        </w:rPr>
-      </w:pPr>
-      <w:r>
-        <w:rPr>
-          <w:rStyle w:val="HTMLCode"/>
-        </w:rPr>
         <w:t xml:space="preserve">  </w:t>
       </w:r>
       <w:r>
@@ -1856,49 +1829,49 @@
         <w:pStyle w:val="HTMLPreformatted"/>
       </w:pPr>
       <w:r>
+        <w:t>sql</w:t>
+      </w:r>
+    </w:p>
+    <w:p>
+      <w:pPr>
+        <w:pStyle w:val="HTMLPreformatted"/>
+      </w:pPr>
+      <w:r>
+        <w:t>CopyEdit</w:t>
+      </w:r>
+    </w:p>
+    <w:p>
+      <w:pPr>
+        <w:pStyle w:val="HTMLPreformatted"/>
+        <w:rPr>
+          <w:rStyle w:val="HTMLCode"/>
+        </w:rPr>
+      </w:pPr>
+      <w:r>
+        <w:rPr>
+          <w:rStyle w:val="hljs-keyword"/>
+        </w:rPr>
+        <w:t>First</w:t>
+      </w:r>
+      <w:r>
+        <w:rPr>
+          <w:rStyle w:val="HTMLCode"/>
+        </w:rPr>
+        <w:t xml:space="preserve"> middleware</w:t>
+      </w:r>
+    </w:p>
+    <w:p>
+      <w:pPr>
+        <w:pStyle w:val="HTMLPreformatted"/>
+        <w:rPr>
+          <w:rStyle w:val="HTMLCode"/>
+        </w:rPr>
+      </w:pPr>
+      <w:r>
+        <w:rPr>
+          <w:rStyle w:val="hljs-keyword"/>
+        </w:rPr>
         <w:lastRenderedPageBreak/>
-        <w:t>sql</w:t>
-      </w:r>
-    </w:p>
-    <w:p>
-      <w:pPr>
-        <w:pStyle w:val="HTMLPreformatted"/>
-      </w:pPr>
-      <w:r>
-        <w:t>CopyEdit</w:t>
-      </w:r>
-    </w:p>
-    <w:p>
-      <w:pPr>
-        <w:pStyle w:val="HTMLPreformatted"/>
-        <w:rPr>
-          <w:rStyle w:val="HTMLCode"/>
-        </w:rPr>
-      </w:pPr>
-      <w:r>
-        <w:rPr>
-          <w:rStyle w:val="hljs-keyword"/>
-        </w:rPr>
-        <w:t>First</w:t>
-      </w:r>
-      <w:r>
-        <w:rPr>
-          <w:rStyle w:val="HTMLCode"/>
-        </w:rPr>
-        <w:t xml:space="preserve"> middleware</w:t>
-      </w:r>
-    </w:p>
-    <w:p>
-      <w:pPr>
-        <w:pStyle w:val="HTMLPreformatted"/>
-        <w:rPr>
-          <w:rStyle w:val="HTMLCode"/>
-        </w:rPr>
-      </w:pPr>
-      <w:r>
-        <w:rPr>
-          <w:rStyle w:val="hljs-keyword"/>
-        </w:rPr>
         <w:t>Second</w:t>
       </w:r>
       <w:r>
@@ -2233,6 +2206,130 @@
         </w:rPr>
         <w:t>});</w:t>
       </w:r>
+    </w:p>
+    <w:p>
+      <w:pPr>
+        <w:pStyle w:val="HTMLPreformatted"/>
+        <w:rPr>
+          <w:rStyle w:val="HTMLCode"/>
+        </w:rPr>
+      </w:pPr>
+    </w:p>
+    <w:p>
+      <w:pPr>
+        <w:pStyle w:val="HTMLPreformatted"/>
+        <w:rPr>
+          <w:rStyle w:val="HTMLCode"/>
+        </w:rPr>
+      </w:pPr>
+      <w:r>
+        <w:rPr>
+          <w:rStyle w:val="HTMLCode"/>
+        </w:rPr>
+        <w:t>app.</w:t>
+      </w:r>
+      <w:r>
+        <w:rPr>
+          <w:rStyle w:val="hljs-title"/>
+        </w:rPr>
+        <w:t>get</w:t>
+      </w:r>
+      <w:r>
+        <w:rPr>
+          <w:rStyle w:val="HTMLCode"/>
+        </w:rPr>
+        <w:t>(</w:t>
+      </w:r>
+      <w:r>
+        <w:rPr>
+          <w:rStyle w:val="hljs-string"/>
+        </w:rPr>
+        <w:t>"/"</w:t>
+      </w:r>
+      <w:r>
+        <w:rPr>
+          <w:rStyle w:val="HTMLCode"/>
+        </w:rPr>
+        <w:t xml:space="preserve">, </w:t>
+      </w:r>
+      <w:r>
+        <w:rPr>
+          <w:rStyle w:val="hljs-function"/>
+        </w:rPr>
+        <w:t>(</w:t>
+      </w:r>
+      <w:r>
+        <w:rPr>
+          <w:rStyle w:val="hljs-params"/>
+        </w:rPr>
+        <w:t>req, res</w:t>
+      </w:r>
+      <w:r>
+        <w:rPr>
+          <w:rStyle w:val="HTMLCode"/>
+        </w:rPr>
+        <w:t>) =&gt; {</w:t>
+      </w:r>
+    </w:p>
+    <w:p>
+      <w:pPr>
+        <w:pStyle w:val="HTMLPreformatted"/>
+        <w:rPr>
+          <w:rStyle w:val="HTMLCode"/>
+        </w:rPr>
+      </w:pPr>
+      <w:r>
+        <w:rPr>
+          <w:rStyle w:val="HTMLCode"/>
+        </w:rPr>
+        <w:t xml:space="preserve">  res.</w:t>
+      </w:r>
+      <w:r>
+        <w:rPr>
+          <w:rStyle w:val="hljs-title"/>
+        </w:rPr>
+        <w:t>send</w:t>
+      </w:r>
+      <w:r>
+        <w:rPr>
+          <w:rStyle w:val="HTMLCode"/>
+        </w:rPr>
+        <w:t>(</w:t>
+      </w:r>
+      <w:r>
+        <w:rPr>
+          <w:rStyle w:val="hljs-string"/>
+        </w:rPr>
+        <w:t>"Hello World"</w:t>
+      </w:r>
+      <w:r>
+        <w:rPr>
+          <w:rStyle w:val="HTMLCode"/>
+        </w:rPr>
+        <w:t>);</w:t>
+      </w:r>
+    </w:p>
+    <w:p>
+      <w:pPr>
+        <w:pStyle w:val="HTMLPreformatted"/>
+        <w:rPr>
+          <w:rStyle w:val="HTMLCode"/>
+        </w:rPr>
+      </w:pPr>
+      <w:r>
+        <w:rPr>
+          <w:rStyle w:val="HTMLCode"/>
+        </w:rPr>
+        <w:t>});</w:t>
+      </w:r>
+    </w:p>
+    <w:p>
+      <w:pPr>
+        <w:pStyle w:val="HTMLPreformatted"/>
+        <w:rPr>
+          <w:rStyle w:val="HTMLCode"/>
+        </w:rPr>
+      </w:pPr>
     </w:p>
     <w:p>
       <w:pPr>
@@ -2375,10 +2472,15 @@
           <w:ilvl w:val="0"/>
           <w:numId w:val="4"/>
         </w:numPr>
-      </w:pPr>
-      <w:r>
         <w:rPr>
           <w:rStyle w:val="Strong"/>
+          <w:b w:val="0"/>
+          <w:bCs w:val="0"/>
+        </w:rPr>
+      </w:pPr>
+      <w:r>
+        <w:rPr>
+          <w:rStyle w:val="Strong"/>
         </w:rPr>
         <w:t>Error-handling middleware</w:t>
       </w:r>
@@ -2393,9 +2495,4124 @@
       </w:r>
     </w:p>
     <w:p>
+      <w:pPr>
+        <w:pStyle w:val="NormalWeb"/>
+        <w:rPr>
+          <w:rStyle w:val="HTMLCode"/>
+        </w:rPr>
+      </w:pPr>
+    </w:p>
+    <w:p>
+      <w:pPr>
+        <w:pStyle w:val="NormalWeb"/>
+        <w:rPr>
+          <w:rStyle w:val="HTMLCode"/>
+        </w:rPr>
+      </w:pPr>
+    </w:p>
+    <w:p>
+      <w:pPr>
+        <w:pStyle w:val="Heading3"/>
+      </w:pPr>
+      <w:r>
+        <w:rPr>
+          <w:rFonts w:ascii="Segoe UI Emoji" w:hAnsi="Segoe UI Emoji" w:cs="Segoe UI Emoji"/>
+        </w:rPr>
+        <w:t>🔹</w:t>
+      </w:r>
+      <w:r>
+        <w:t xml:space="preserve"> What </w:t>
+      </w:r>
+      <w:r>
+        <w:rPr>
+          <w:rStyle w:val="HTMLCode"/>
+          <w:rFonts w:eastAsiaTheme="majorEastAsia"/>
+        </w:rPr>
+        <w:t>app.use()</w:t>
+      </w:r>
+      <w:r>
+        <w:t xml:space="preserve"> actually does</w:t>
+      </w:r>
+    </w:p>
+    <w:p>
+      <w:pPr>
+        <w:pStyle w:val="NormalWeb"/>
+        <w:numPr>
+          <w:ilvl w:val="0"/>
+          <w:numId w:val="5"/>
+        </w:numPr>
+      </w:pPr>
+      <w:r>
+        <w:rPr>
+          <w:rStyle w:val="HTMLCode"/>
+        </w:rPr>
+        <w:t>app.use()</w:t>
+      </w:r>
+      <w:r>
+        <w:t xml:space="preserve"> mounts middleware.</w:t>
+      </w:r>
+    </w:p>
+    <w:p>
+      <w:pPr>
+        <w:pStyle w:val="NormalWeb"/>
+        <w:numPr>
+          <w:ilvl w:val="0"/>
+          <w:numId w:val="5"/>
+        </w:numPr>
+      </w:pPr>
+      <w:r>
+        <w:t xml:space="preserve">Middleware is just a function that receives </w:t>
+      </w:r>
+      <w:r>
+        <w:rPr>
+          <w:rStyle w:val="HTMLCode"/>
+        </w:rPr>
+        <w:t>(req, res, next)</w:t>
+      </w:r>
+      <w:r>
+        <w:t xml:space="preserve"> and can:</w:t>
+      </w:r>
+    </w:p>
+    <w:p>
+      <w:pPr>
+        <w:pStyle w:val="NormalWeb"/>
+        <w:numPr>
+          <w:ilvl w:val="1"/>
+          <w:numId w:val="5"/>
+        </w:numPr>
+      </w:pPr>
+      <w:r>
+        <w:t>run logic (e.g., logging, authentication, parsing),</w:t>
+      </w:r>
+    </w:p>
+    <w:p>
+      <w:pPr>
+        <w:pStyle w:val="NormalWeb"/>
+        <w:numPr>
+          <w:ilvl w:val="1"/>
+          <w:numId w:val="5"/>
+        </w:numPr>
+      </w:pPr>
+      <w:r>
+        <w:t>optionally send a response,</w:t>
+      </w:r>
+    </w:p>
+    <w:p>
+      <w:pPr>
+        <w:pStyle w:val="NormalWeb"/>
+        <w:numPr>
+          <w:ilvl w:val="1"/>
+          <w:numId w:val="5"/>
+        </w:numPr>
+      </w:pPr>
+      <w:r>
+        <w:t xml:space="preserve">or call </w:t>
+      </w:r>
+      <w:r>
+        <w:rPr>
+          <w:rStyle w:val="HTMLCode"/>
+        </w:rPr>
+        <w:t>next()</w:t>
+      </w:r>
+      <w:r>
+        <w:t xml:space="preserve"> to pass control to the next middleware/route.</w:t>
+      </w:r>
+    </w:p>
+    <w:p>
+      <w:pPr>
+        <w:pStyle w:val="NormalWeb"/>
+      </w:pPr>
+      <w:r>
+        <w:t>If you don’t specify a path:</w:t>
+      </w:r>
+    </w:p>
+    <w:p>
+      <w:pPr>
+        <w:pStyle w:val="HTMLPreformatted"/>
+        <w:rPr>
+          <w:rStyle w:val="HTMLCode"/>
+        </w:rPr>
+      </w:pPr>
+      <w:r>
+        <w:rPr>
+          <w:rStyle w:val="HTMLCode"/>
+        </w:rPr>
+        <w:t>app.</w:t>
+      </w:r>
+      <w:r>
+        <w:rPr>
+          <w:rStyle w:val="hljs-title"/>
+        </w:rPr>
+        <w:t>use</w:t>
+      </w:r>
+      <w:r>
+        <w:rPr>
+          <w:rStyle w:val="HTMLCode"/>
+        </w:rPr>
+        <w:t>(</w:t>
+      </w:r>
+      <w:r>
+        <w:rPr>
+          <w:rStyle w:val="hljs-function"/>
+        </w:rPr>
+        <w:t>(</w:t>
+      </w:r>
+      <w:r>
+        <w:rPr>
+          <w:rStyle w:val="hljs-params"/>
+        </w:rPr>
+        <w:t>req, res, next</w:t>
+      </w:r>
+      <w:r>
+        <w:rPr>
+          <w:rStyle w:val="HTMLCode"/>
+        </w:rPr>
+        <w:t>) =&gt; {</w:t>
+      </w:r>
+    </w:p>
+    <w:p>
+      <w:pPr>
+        <w:pStyle w:val="HTMLPreformatted"/>
+        <w:rPr>
+          <w:rStyle w:val="HTMLCode"/>
+        </w:rPr>
+      </w:pPr>
+      <w:r>
+        <w:rPr>
+          <w:rStyle w:val="HTMLCode"/>
+        </w:rPr>
+        <w:t xml:space="preserve">  </w:t>
+      </w:r>
+      <w:r>
+        <w:rPr>
+          <w:rStyle w:val="hljs-variable"/>
+        </w:rPr>
+        <w:t>console</w:t>
+      </w:r>
+      <w:r>
+        <w:rPr>
+          <w:rStyle w:val="HTMLCode"/>
+        </w:rPr>
+        <w:t>.</w:t>
+      </w:r>
+      <w:r>
+        <w:rPr>
+          <w:rStyle w:val="hljs-title"/>
+        </w:rPr>
+        <w:t>log</w:t>
+      </w:r>
+      <w:r>
+        <w:rPr>
+          <w:rStyle w:val="HTMLCode"/>
+        </w:rPr>
+        <w:t>(</w:t>
+      </w:r>
+      <w:r>
+        <w:rPr>
+          <w:rStyle w:val="hljs-string"/>
+        </w:rPr>
+        <w:t>"Middleware for ALL routes"</w:t>
+      </w:r>
+      <w:r>
+        <w:rPr>
+          <w:rStyle w:val="HTMLCode"/>
+        </w:rPr>
+        <w:t>);</w:t>
+      </w:r>
+    </w:p>
+    <w:p>
+      <w:pPr>
+        <w:pStyle w:val="HTMLPreformatted"/>
+        <w:rPr>
+          <w:rStyle w:val="HTMLCode"/>
+        </w:rPr>
+      </w:pPr>
+      <w:r>
+        <w:rPr>
+          <w:rStyle w:val="HTMLCode"/>
+        </w:rPr>
+        <w:t xml:space="preserve">  </w:t>
+      </w:r>
+      <w:r>
+        <w:rPr>
+          <w:rStyle w:val="hljs-title"/>
+        </w:rPr>
+        <w:t>next</w:t>
+      </w:r>
+      <w:r>
+        <w:rPr>
+          <w:rStyle w:val="HTMLCode"/>
+        </w:rPr>
+        <w:t>();</w:t>
+      </w:r>
+    </w:p>
+    <w:p>
+      <w:pPr>
+        <w:pStyle w:val="HTMLPreformatted"/>
+        <w:rPr>
+          <w:rStyle w:val="HTMLCode"/>
+        </w:rPr>
+      </w:pPr>
+      <w:r>
+        <w:rPr>
+          <w:rStyle w:val="HTMLCode"/>
+        </w:rPr>
+        <w:lastRenderedPageBreak/>
+        <w:t>});</w:t>
+      </w:r>
+    </w:p>
+    <w:p>
+      <w:pPr>
+        <w:pStyle w:val="NormalWeb"/>
+      </w:pPr>
+      <w:r>
+        <w:rPr>
+          <w:rFonts w:ascii="Segoe UI Emoji" w:hAnsi="Segoe UI Emoji" w:cs="Segoe UI Emoji"/>
+        </w:rPr>
+        <w:t>➡</w:t>
+      </w:r>
+      <w:r>
+        <w:t xml:space="preserve"> This runs for </w:t>
+      </w:r>
+      <w:r>
+        <w:rPr>
+          <w:rStyle w:val="Strong"/>
+        </w:rPr>
+        <w:t>every request</w:t>
+      </w:r>
+      <w:r>
+        <w:t>, no matter the URL or HTTP method.</w:t>
+      </w:r>
+    </w:p>
+    <w:p>
+      <w:pPr>
+        <w:pStyle w:val="NormalWeb"/>
+      </w:pPr>
+      <w:r>
+        <w:t>If you specify a path:</w:t>
+      </w:r>
+    </w:p>
+    <w:p>
+      <w:pPr>
+        <w:pStyle w:val="HTMLPreformatted"/>
+        <w:rPr>
+          <w:rStyle w:val="HTMLCode"/>
+        </w:rPr>
+      </w:pPr>
+      <w:r>
+        <w:rPr>
+          <w:rStyle w:val="HTMLCode"/>
+        </w:rPr>
+        <w:t>app.</w:t>
+      </w:r>
+      <w:r>
+        <w:rPr>
+          <w:rStyle w:val="hljs-title"/>
+        </w:rPr>
+        <w:t>use</w:t>
+      </w:r>
+      <w:r>
+        <w:rPr>
+          <w:rStyle w:val="HTMLCode"/>
+        </w:rPr>
+        <w:t>(</w:t>
+      </w:r>
+      <w:r>
+        <w:rPr>
+          <w:rStyle w:val="hljs-string"/>
+        </w:rPr>
+        <w:t>"/test"</w:t>
+      </w:r>
+      <w:r>
+        <w:rPr>
+          <w:rStyle w:val="HTMLCode"/>
+        </w:rPr>
+        <w:t xml:space="preserve">, </w:t>
+      </w:r>
+      <w:r>
+        <w:rPr>
+          <w:rStyle w:val="hljs-function"/>
+        </w:rPr>
+        <w:t>(</w:t>
+      </w:r>
+      <w:r>
+        <w:rPr>
+          <w:rStyle w:val="hljs-params"/>
+        </w:rPr>
+        <w:t>req, res, next</w:t>
+      </w:r>
+      <w:r>
+        <w:rPr>
+          <w:rStyle w:val="HTMLCode"/>
+        </w:rPr>
+        <w:t>) =&gt; {</w:t>
+      </w:r>
+    </w:p>
+    <w:p>
+      <w:pPr>
+        <w:pStyle w:val="HTMLPreformatted"/>
+        <w:rPr>
+          <w:rStyle w:val="HTMLCode"/>
+        </w:rPr>
+      </w:pPr>
+      <w:r>
+        <w:rPr>
+          <w:rStyle w:val="HTMLCode"/>
+        </w:rPr>
+        <w:t xml:space="preserve">  </w:t>
+      </w:r>
+      <w:r>
+        <w:rPr>
+          <w:rStyle w:val="hljs-variable"/>
+        </w:rPr>
+        <w:t>console</w:t>
+      </w:r>
+      <w:r>
+        <w:rPr>
+          <w:rStyle w:val="HTMLCode"/>
+        </w:rPr>
+        <w:t>.</w:t>
+      </w:r>
+      <w:r>
+        <w:rPr>
+          <w:rStyle w:val="hljs-title"/>
+        </w:rPr>
+        <w:t>log</w:t>
+      </w:r>
+      <w:r>
+        <w:rPr>
+          <w:rStyle w:val="HTMLCode"/>
+        </w:rPr>
+        <w:t>(</w:t>
+      </w:r>
+      <w:r>
+        <w:rPr>
+          <w:rStyle w:val="hljs-string"/>
+        </w:rPr>
+        <w:t>"Middleware only for /test route (GET, POST, PUT, DELETE)"</w:t>
+      </w:r>
+      <w:r>
+        <w:rPr>
+          <w:rStyle w:val="HTMLCode"/>
+        </w:rPr>
+        <w:t>);</w:t>
+      </w:r>
+    </w:p>
+    <w:p>
+      <w:pPr>
+        <w:pStyle w:val="HTMLPreformatted"/>
+        <w:rPr>
+          <w:rStyle w:val="HTMLCode"/>
+        </w:rPr>
+      </w:pPr>
+      <w:r>
+        <w:rPr>
+          <w:rStyle w:val="HTMLCode"/>
+        </w:rPr>
+        <w:t xml:space="preserve">  </w:t>
+      </w:r>
+      <w:r>
+        <w:rPr>
+          <w:rStyle w:val="hljs-title"/>
+        </w:rPr>
+        <w:t>next</w:t>
+      </w:r>
+      <w:r>
+        <w:rPr>
+          <w:rStyle w:val="HTMLCode"/>
+        </w:rPr>
+        <w:t>();</w:t>
+      </w:r>
+    </w:p>
+    <w:p>
+      <w:pPr>
+        <w:pStyle w:val="HTMLPreformatted"/>
+        <w:rPr>
+          <w:rStyle w:val="HTMLCode"/>
+        </w:rPr>
+      </w:pPr>
+      <w:r>
+        <w:rPr>
+          <w:rStyle w:val="HTMLCode"/>
+        </w:rPr>
+        <w:t>});</w:t>
+      </w:r>
+    </w:p>
+    <w:p>
+      <w:pPr>
+        <w:pStyle w:val="NormalWeb"/>
+        <w:rPr>
+          <w:b/>
+          <w:bCs/>
+        </w:rPr>
+      </w:pPr>
+      <w:r>
+        <w:rPr>
+          <w:rFonts w:ascii="Segoe UI Emoji" w:hAnsi="Segoe UI Emoji" w:cs="Segoe UI Emoji"/>
+        </w:rPr>
+        <w:t>➡</w:t>
+      </w:r>
+      <w:r>
+        <w:t xml:space="preserve"> This runs only when the URL starts with</w:t>
+      </w:r>
+      <w:r>
+        <w:rPr>
+          <w:b/>
+          <w:bCs/>
+        </w:rPr>
+        <w:t xml:space="preserve"> </w:t>
+      </w:r>
+      <w:r>
+        <w:rPr>
+          <w:rStyle w:val="HTMLCode"/>
+          <w:b/>
+          <w:bCs/>
+        </w:rPr>
+        <w:t>/test</w:t>
+      </w:r>
+      <w:r>
+        <w:rPr>
+          <w:rStyle w:val="HTMLCode"/>
+          <w:b/>
+          <w:bCs/>
+        </w:rPr>
+        <w:t xml:space="preserve"> and anything that comes after /test/&lt;anything&gt;</w:t>
+      </w:r>
+      <w:r>
+        <w:rPr>
+          <w:b/>
+          <w:bCs/>
+        </w:rPr>
+        <w:t xml:space="preserve"> </w:t>
+      </w:r>
+    </w:p>
+    <w:p>
+      <w:pPr>
+        <w:pStyle w:val="NormalWeb"/>
+        <w:rPr>
+          <w:b/>
+          <w:bCs/>
+        </w:rPr>
+      </w:pPr>
+      <w:r>
+        <w:rPr>
+          <w:b/>
+          <w:bCs/>
+        </w:rPr>
+        <w:t>Samples –</w:t>
+      </w:r>
+    </w:p>
+    <w:p>
+      <w:pPr>
+        <w:pStyle w:val="NormalWeb"/>
+      </w:pPr>
+      <w:r>
+        <w:t>So it matches:</w:t>
+      </w:r>
+    </w:p>
+    <w:p>
+      <w:pPr>
+        <w:pStyle w:val="NormalWeb"/>
+        <w:numPr>
+          <w:ilvl w:val="0"/>
+          <w:numId w:val="8"/>
+        </w:numPr>
+      </w:pPr>
+      <w:r>
+        <w:rPr>
+          <w:rStyle w:val="HTMLCode"/>
+        </w:rPr>
+        <w:t>/test</w:t>
+      </w:r>
+    </w:p>
+    <w:p>
+      <w:pPr>
+        <w:pStyle w:val="NormalWeb"/>
+        <w:numPr>
+          <w:ilvl w:val="0"/>
+          <w:numId w:val="8"/>
+        </w:numPr>
+      </w:pPr>
+      <w:r>
+        <w:rPr>
+          <w:rStyle w:val="HTMLCode"/>
+        </w:rPr>
+        <w:t>/test/</w:t>
+      </w:r>
+    </w:p>
+    <w:p>
+      <w:pPr>
+        <w:pStyle w:val="NormalWeb"/>
+        <w:numPr>
+          <w:ilvl w:val="0"/>
+          <w:numId w:val="8"/>
+        </w:numPr>
+      </w:pPr>
+      <w:r>
+        <w:rPr>
+          <w:rStyle w:val="HTMLCode"/>
+        </w:rPr>
+        <w:t>/test/abc</w:t>
+      </w:r>
+    </w:p>
+    <w:p>
+      <w:pPr>
+        <w:pStyle w:val="NormalWeb"/>
+        <w:numPr>
+          <w:ilvl w:val="0"/>
+          <w:numId w:val="8"/>
+        </w:numPr>
+      </w:pPr>
+      <w:r>
+        <w:rPr>
+          <w:rStyle w:val="HTMLCode"/>
+        </w:rPr>
+        <w:t>/test/123/xyz</w:t>
+      </w:r>
+    </w:p>
+    <w:p>
+      <w:pPr>
+        <w:pStyle w:val="NormalWeb"/>
+        <w:rPr>
+          <w:b/>
+          <w:bCs/>
+        </w:rPr>
+      </w:pPr>
+    </w:p>
+    <w:p>
+      <w:pPr>
+        <w:pStyle w:val="NormalWeb"/>
+      </w:pPr>
+      <w:r>
+        <w:t>If you specify a path:</w:t>
+      </w:r>
+    </w:p>
+    <w:p>
+      <w:pPr>
+        <w:pStyle w:val="HTMLPreformatted"/>
+        <w:rPr>
+          <w:rStyle w:val="HTMLCode"/>
+        </w:rPr>
+      </w:pPr>
+      <w:r>
+        <w:rPr>
+          <w:rStyle w:val="HTMLCode"/>
+        </w:rPr>
+        <w:t>app.</w:t>
+      </w:r>
+      <w:r>
+        <w:rPr>
+          <w:rStyle w:val="hljs-title"/>
+        </w:rPr>
+        <w:t>use</w:t>
+      </w:r>
+      <w:r>
+        <w:rPr>
+          <w:rStyle w:val="HTMLCode"/>
+        </w:rPr>
+        <w:t>(</w:t>
+      </w:r>
+      <w:r>
+        <w:rPr>
+          <w:rStyle w:val="hljs-string"/>
+        </w:rPr>
+        <w:t>"/"</w:t>
+      </w:r>
+      <w:r>
+        <w:rPr>
+          <w:rStyle w:val="HTMLCode"/>
+        </w:rPr>
+        <w:t xml:space="preserve">, </w:t>
+      </w:r>
+      <w:r>
+        <w:rPr>
+          <w:rStyle w:val="hljs-function"/>
+        </w:rPr>
+        <w:t>(</w:t>
+      </w:r>
+      <w:r>
+        <w:rPr>
+          <w:rStyle w:val="hljs-params"/>
+        </w:rPr>
+        <w:t>req, res, next</w:t>
+      </w:r>
+      <w:r>
+        <w:rPr>
+          <w:rStyle w:val="HTMLCode"/>
+        </w:rPr>
+        <w:t>) =&gt; {</w:t>
+      </w:r>
+    </w:p>
+    <w:p>
+      <w:pPr>
+        <w:pStyle w:val="HTMLPreformatted"/>
+        <w:rPr>
+          <w:rStyle w:val="HTMLCode"/>
+        </w:rPr>
+      </w:pPr>
+      <w:r>
+        <w:rPr>
+          <w:rStyle w:val="HTMLCode"/>
+        </w:rPr>
+        <w:t xml:space="preserve">  </w:t>
+      </w:r>
+      <w:r>
+        <w:rPr>
+          <w:rStyle w:val="hljs-variable"/>
+        </w:rPr>
+        <w:t>console</w:t>
+      </w:r>
+      <w:r>
+        <w:rPr>
+          <w:rStyle w:val="HTMLCode"/>
+        </w:rPr>
+        <w:t>.</w:t>
+      </w:r>
+      <w:r>
+        <w:rPr>
+          <w:rStyle w:val="hljs-title"/>
+        </w:rPr>
+        <w:t>log</w:t>
+      </w:r>
+      <w:r>
+        <w:rPr>
+          <w:rStyle w:val="HTMLCode"/>
+        </w:rPr>
+        <w:t>(</w:t>
+      </w:r>
+      <w:r>
+        <w:rPr>
+          <w:rStyle w:val="hljs-string"/>
+        </w:rPr>
+        <w:t>"Middleware only for /test route (GET, POST, PUT, DELETE)"</w:t>
+      </w:r>
+      <w:r>
+        <w:rPr>
+          <w:rStyle w:val="HTMLCode"/>
+        </w:rPr>
+        <w:t>);</w:t>
+      </w:r>
+    </w:p>
+    <w:p>
+      <w:pPr>
+        <w:pStyle w:val="HTMLPreformatted"/>
+        <w:rPr>
+          <w:rStyle w:val="HTMLCode"/>
+        </w:rPr>
+      </w:pPr>
+      <w:r>
+        <w:rPr>
+          <w:rStyle w:val="HTMLCode"/>
+        </w:rPr>
+        <w:t xml:space="preserve">  </w:t>
+      </w:r>
+      <w:r>
+        <w:rPr>
+          <w:rStyle w:val="hljs-title"/>
+        </w:rPr>
+        <w:t>next</w:t>
+      </w:r>
+      <w:r>
+        <w:rPr>
+          <w:rStyle w:val="HTMLCode"/>
+        </w:rPr>
+        <w:t>();</w:t>
+      </w:r>
+    </w:p>
+    <w:p>
+      <w:pPr>
+        <w:pStyle w:val="HTMLPreformatted"/>
+        <w:rPr>
+          <w:rStyle w:val="HTMLCode"/>
+        </w:rPr>
+      </w:pPr>
+      <w:r>
+        <w:rPr>
+          <w:rStyle w:val="HTMLCode"/>
+        </w:rPr>
+        <w:t>});</w:t>
+      </w:r>
+    </w:p>
+    <w:p>
+      <w:pPr>
+        <w:pStyle w:val="NormalWeb"/>
+        <w:rPr>
+          <w:b/>
+          <w:bCs/>
+        </w:rPr>
+      </w:pPr>
+      <w:r>
+        <w:rPr>
+          <w:rFonts w:ascii="Segoe UI Emoji" w:hAnsi="Segoe UI Emoji" w:cs="Segoe UI Emoji"/>
+        </w:rPr>
+        <w:t>➡</w:t>
+      </w:r>
+      <w:r>
+        <w:t xml:space="preserve"> This runs only when the URL starts with</w:t>
+      </w:r>
+      <w:r>
+        <w:rPr>
+          <w:b/>
+          <w:bCs/>
+        </w:rPr>
+        <w:t xml:space="preserve"> </w:t>
+      </w:r>
+      <w:r>
+        <w:rPr>
+          <w:rStyle w:val="HTMLCode"/>
+          <w:b/>
+          <w:bCs/>
+        </w:rPr>
+        <w:t>/ and anything that comes after</w:t>
+      </w:r>
+      <w:r>
+        <w:rPr>
+          <w:rStyle w:val="HTMLCode"/>
+          <w:b/>
+          <w:bCs/>
+        </w:rPr>
+        <w:t xml:space="preserve"> / i.e.</w:t>
+      </w:r>
+      <w:r>
+        <w:rPr>
+          <w:rStyle w:val="HTMLCode"/>
+          <w:b/>
+          <w:bCs/>
+        </w:rPr>
+        <w:t xml:space="preserve"> </w:t>
+      </w:r>
+      <w:r>
+        <w:rPr>
+          <w:rStyle w:val="HTMLCode"/>
+          <w:b/>
+          <w:bCs/>
+        </w:rPr>
+        <w:t>/&lt;anything&gt;</w:t>
+      </w:r>
+      <w:r>
+        <w:rPr>
+          <w:b/>
+          <w:bCs/>
+        </w:rPr>
+        <w:t xml:space="preserve"> </w:t>
+      </w:r>
+    </w:p>
+    <w:p>
+      <w:pPr>
+        <w:pStyle w:val="NormalWeb"/>
+        <w:rPr>
+          <w:b/>
+          <w:bCs/>
+        </w:rPr>
+      </w:pPr>
+    </w:p>
+    <w:p>
+      <w:r>
+        <w:pict w14:anchorId="08EDB2D6">
+          <v:rect id="_x0000_i1035" style="width:0;height:1.5pt" o:hralign="center" o:hrstd="t" o:hr="t" fillcolor="#a0a0a0" stroked="f"/>
+        </w:pict>
+      </w:r>
+    </w:p>
+    <w:p>
+      <w:pPr>
+        <w:pStyle w:val="Heading3"/>
+      </w:pPr>
+      <w:r>
+        <w:rPr>
+          <w:rFonts w:ascii="Segoe UI Emoji" w:hAnsi="Segoe UI Emoji" w:cs="Segoe UI Emoji"/>
+        </w:rPr>
+        <w:t>🔹</w:t>
+      </w:r>
+      <w:r>
+        <w:t xml:space="preserve"> How </w:t>
+      </w:r>
+      <w:r>
+        <w:rPr>
+          <w:rStyle w:val="HTMLCode"/>
+          <w:rFonts w:eastAsiaTheme="majorEastAsia"/>
+        </w:rPr>
+        <w:t>app.get()</w:t>
+      </w:r>
+      <w:r>
+        <w:t xml:space="preserve"> differs</w:t>
+      </w:r>
+    </w:p>
+    <w:p>
+      <w:pPr>
+        <w:pStyle w:val="HTMLPreformatted"/>
+        <w:rPr>
+          <w:rStyle w:val="HTMLCode"/>
+        </w:rPr>
+      </w:pPr>
+      <w:r>
+        <w:rPr>
+          <w:rStyle w:val="HTMLCode"/>
+        </w:rPr>
+        <w:t>app.</w:t>
+      </w:r>
+      <w:r>
+        <w:rPr>
+          <w:rStyle w:val="hljs-title"/>
+        </w:rPr>
+        <w:t>get</w:t>
+      </w:r>
+      <w:r>
+        <w:rPr>
+          <w:rStyle w:val="HTMLCode"/>
+        </w:rPr>
+        <w:t>(</w:t>
+      </w:r>
+      <w:r>
+        <w:rPr>
+          <w:rStyle w:val="hljs-string"/>
+        </w:rPr>
+        <w:t>"/test"</w:t>
+      </w:r>
+      <w:r>
+        <w:rPr>
+          <w:rStyle w:val="HTMLCode"/>
+        </w:rPr>
+        <w:t xml:space="preserve">, </w:t>
+      </w:r>
+      <w:r>
+        <w:rPr>
+          <w:rStyle w:val="hljs-function"/>
+        </w:rPr>
+        <w:t>(</w:t>
+      </w:r>
+      <w:r>
+        <w:rPr>
+          <w:rStyle w:val="hljs-params"/>
+        </w:rPr>
+        <w:t>req, res</w:t>
+      </w:r>
+      <w:r>
+        <w:rPr>
+          <w:rStyle w:val="HTMLCode"/>
+        </w:rPr>
+        <w:t>) =&gt; {</w:t>
+      </w:r>
+    </w:p>
+    <w:p>
+      <w:pPr>
+        <w:pStyle w:val="HTMLPreformatted"/>
+        <w:rPr>
+          <w:rStyle w:val="HTMLCode"/>
+        </w:rPr>
+      </w:pPr>
+      <w:r>
+        <w:rPr>
+          <w:rStyle w:val="HTMLCode"/>
+        </w:rPr>
+        <w:t xml:space="preserve">  res.</w:t>
+      </w:r>
+      <w:r>
+        <w:rPr>
+          <w:rStyle w:val="hljs-title"/>
+        </w:rPr>
+        <w:t>send</w:t>
+      </w:r>
+      <w:r>
+        <w:rPr>
+          <w:rStyle w:val="HTMLCode"/>
+        </w:rPr>
+        <w:t>(</w:t>
+      </w:r>
+      <w:r>
+        <w:rPr>
+          <w:rStyle w:val="hljs-string"/>
+        </w:rPr>
+        <w:t>"Only for GET /test"</w:t>
+      </w:r>
+      <w:r>
+        <w:rPr>
+          <w:rStyle w:val="HTMLCode"/>
+        </w:rPr>
+        <w:t>);</w:t>
+      </w:r>
+    </w:p>
+    <w:p>
+      <w:pPr>
+        <w:pStyle w:val="HTMLPreformatted"/>
+        <w:rPr>
+          <w:rStyle w:val="HTMLCode"/>
+        </w:rPr>
+      </w:pPr>
+      <w:r>
+        <w:rPr>
+          <w:rStyle w:val="HTMLCode"/>
+        </w:rPr>
+        <w:t>});</w:t>
+      </w:r>
+    </w:p>
+    <w:p>
+      <w:pPr>
+        <w:pStyle w:val="NormalWeb"/>
+        <w:numPr>
+          <w:ilvl w:val="0"/>
+          <w:numId w:val="6"/>
+        </w:numPr>
+      </w:pPr>
+      <w:r>
+        <w:t xml:space="preserve">Runs </w:t>
+      </w:r>
+      <w:r>
+        <w:rPr>
+          <w:rStyle w:val="Strong"/>
+        </w:rPr>
+        <w:t>only for GET requests</w:t>
+      </w:r>
+      <w:r>
+        <w:t xml:space="preserve"> at </w:t>
+      </w:r>
+      <w:r>
+        <w:rPr>
+          <w:rStyle w:val="HTMLCode"/>
+        </w:rPr>
+        <w:t>/test</w:t>
+      </w:r>
+      <w:r>
+        <w:t>.</w:t>
+      </w:r>
+    </w:p>
+    <w:p>
+      <w:pPr>
+        <w:pStyle w:val="NormalWeb"/>
+        <w:numPr>
+          <w:ilvl w:val="0"/>
+          <w:numId w:val="6"/>
+        </w:numPr>
+      </w:pPr>
+      <w:r>
+        <w:t xml:space="preserve">If you want behavior for POST, you’d need </w:t>
+      </w:r>
+      <w:r>
+        <w:rPr>
+          <w:rStyle w:val="HTMLCode"/>
+        </w:rPr>
+        <w:t>app.post("/test", ...)</w:t>
+      </w:r>
+      <w:r>
+        <w:t>, and so on.</w:t>
+      </w:r>
+    </w:p>
+    <w:p>
+      <w:pPr>
+        <w:pStyle w:val="NormalWeb"/>
+      </w:pPr>
+      <w:r>
+        <w:t>So:</w:t>
+      </w:r>
+    </w:p>
+    <w:p>
+      <w:pPr>
+        <w:pStyle w:val="NormalWeb"/>
+        <w:numPr>
+          <w:ilvl w:val="0"/>
+          <w:numId w:val="7"/>
+        </w:numPr>
+      </w:pPr>
+      <w:r>
+        <w:rPr>
+          <w:rStyle w:val="HTMLCode"/>
+        </w:rPr>
+        <w:t>use()</w:t>
+      </w:r>
+      <w:r>
+        <w:t xml:space="preserve"> = general purpose, catches </w:t>
+      </w:r>
+      <w:r>
+        <w:rPr>
+          <w:rStyle w:val="Strong"/>
+        </w:rPr>
+        <w:t>all HTTP verbs</w:t>
+      </w:r>
+      <w:r>
+        <w:t xml:space="preserve"> unless filtered inside.</w:t>
+      </w:r>
+    </w:p>
+    <w:p>
+      <w:pPr>
+        <w:pStyle w:val="NormalWeb"/>
+        <w:numPr>
+          <w:ilvl w:val="0"/>
+          <w:numId w:val="7"/>
+        </w:numPr>
+        <w:pBdr>
+          <w:bottom w:val="double" w:sz="6" w:space="1" w:color="auto"/>
+        </w:pBdr>
+      </w:pPr>
+      <w:r>
+        <w:rPr>
+          <w:rStyle w:val="HTMLCode"/>
+        </w:rPr>
+        <w:t>get()</w:t>
+      </w:r>
+      <w:r>
+        <w:t xml:space="preserve">, </w:t>
+      </w:r>
+      <w:r>
+        <w:rPr>
+          <w:rStyle w:val="HTMLCode"/>
+        </w:rPr>
+        <w:t>post()</w:t>
+      </w:r>
+      <w:r>
+        <w:t xml:space="preserve">, etc. = </w:t>
+      </w:r>
+      <w:r>
+        <w:rPr>
+          <w:rStyle w:val="Strong"/>
+        </w:rPr>
+        <w:t>verb-specific handlers</w:t>
+      </w:r>
+      <w:r>
+        <w:t>.</w:t>
+      </w:r>
+    </w:p>
+    <w:p>
+      <w:pPr>
+        <w:pStyle w:val="NormalWeb"/>
+      </w:pPr>
+      <w:r>
+        <w:lastRenderedPageBreak/>
+        <w:t>======</w:t>
+      </w:r>
+    </w:p>
+    <w:p>
+      <w:pPr>
+        <w:pStyle w:val="HTMLPreformatted"/>
+        <w:rPr>
+          <w:rStyle w:val="HTMLCode"/>
+        </w:rPr>
+      </w:pPr>
+      <w:r>
+        <w:rPr>
+          <w:rStyle w:val="HTMLCode"/>
+        </w:rPr>
+        <w:t>app.</w:t>
+      </w:r>
+      <w:r>
+        <w:rPr>
+          <w:rStyle w:val="hljs-title"/>
+        </w:rPr>
+        <w:t>use</w:t>
+      </w:r>
+      <w:r>
+        <w:rPr>
+          <w:rStyle w:val="HTMLCode"/>
+        </w:rPr>
+        <w:t>(</w:t>
+      </w:r>
+      <w:r>
+        <w:rPr>
+          <w:rStyle w:val="HTMLCode"/>
+        </w:rPr>
+        <w:t>“/”,</w:t>
+      </w:r>
+      <w:r>
+        <w:rPr>
+          <w:rStyle w:val="hljs-function"/>
+        </w:rPr>
+        <w:t>(</w:t>
+      </w:r>
+      <w:r>
+        <w:rPr>
+          <w:rStyle w:val="hljs-params"/>
+        </w:rPr>
+        <w:t>req, res, next</w:t>
+      </w:r>
+      <w:r>
+        <w:rPr>
+          <w:rStyle w:val="HTMLCode"/>
+        </w:rPr>
+        <w:t>) =&gt; {</w:t>
+      </w:r>
+    </w:p>
+    <w:p>
+      <w:pPr>
+        <w:pStyle w:val="HTMLPreformatted"/>
+        <w:rPr>
+          <w:rStyle w:val="HTMLCode"/>
+        </w:rPr>
+      </w:pPr>
+      <w:r>
+        <w:rPr>
+          <w:rStyle w:val="HTMLCode"/>
+        </w:rPr>
+        <w:t xml:space="preserve">  </w:t>
+      </w:r>
+      <w:r>
+        <w:rPr>
+          <w:rStyle w:val="hljs-variable"/>
+        </w:rPr>
+        <w:t>console</w:t>
+      </w:r>
+      <w:r>
+        <w:rPr>
+          <w:rStyle w:val="HTMLCode"/>
+        </w:rPr>
+        <w:t>.</w:t>
+      </w:r>
+      <w:r>
+        <w:rPr>
+          <w:rStyle w:val="hljs-title"/>
+        </w:rPr>
+        <w:t>log</w:t>
+      </w:r>
+      <w:r>
+        <w:rPr>
+          <w:rStyle w:val="HTMLCode"/>
+        </w:rPr>
+        <w:t>(</w:t>
+      </w:r>
+      <w:r>
+        <w:rPr>
+          <w:rStyle w:val="hljs-string"/>
+        </w:rPr>
+        <w:t>"</w:t>
+      </w:r>
+      <w:r>
+        <w:rPr>
+          <w:rStyle w:val="hljs-string"/>
+        </w:rPr>
+        <w:t>/</w:t>
+      </w:r>
+      <w:r>
+        <w:rPr>
+          <w:rStyle w:val="hljs-string"/>
+        </w:rPr>
+        <w:t xml:space="preserve"> middleware"</w:t>
+      </w:r>
+      <w:r>
+        <w:rPr>
+          <w:rStyle w:val="HTMLCode"/>
+        </w:rPr>
+        <w:t>);</w:t>
+      </w:r>
+    </w:p>
+    <w:p>
+      <w:pPr>
+        <w:pStyle w:val="HTMLPreformatted"/>
+        <w:rPr>
+          <w:rStyle w:val="HTMLCode"/>
+        </w:rPr>
+      </w:pPr>
+      <w:r>
+        <w:rPr>
+          <w:rStyle w:val="HTMLCode"/>
+        </w:rPr>
+        <w:t>});</w:t>
+      </w:r>
+    </w:p>
+    <w:p>
+      <w:pPr>
+        <w:pStyle w:val="HTMLPreformatted"/>
+        <w:rPr>
+          <w:rStyle w:val="HTMLCode"/>
+        </w:rPr>
+      </w:pPr>
+    </w:p>
+    <w:p>
+      <w:pPr>
+        <w:pStyle w:val="HTMLPreformatted"/>
+        <w:rPr>
+          <w:rStyle w:val="HTMLCode"/>
+        </w:rPr>
+      </w:pPr>
+      <w:r>
+        <w:rPr>
+          <w:rStyle w:val="HTMLCode"/>
+        </w:rPr>
+        <w:t>app.</w:t>
+      </w:r>
+      <w:r>
+        <w:rPr>
+          <w:rStyle w:val="hljs-title"/>
+        </w:rPr>
+        <w:t>use</w:t>
+      </w:r>
+      <w:r>
+        <w:rPr>
+          <w:rStyle w:val="HTMLCode"/>
+        </w:rPr>
+        <w:t>(</w:t>
+      </w:r>
+      <w:r>
+        <w:rPr>
+          <w:rStyle w:val="HTMLCode"/>
+        </w:rPr>
+        <w:t>“/test”</w:t>
+      </w:r>
+      <w:r>
+        <w:rPr>
+          <w:rStyle w:val="hljs-function"/>
+        </w:rPr>
+        <w:t>(</w:t>
+      </w:r>
+      <w:r>
+        <w:rPr>
+          <w:rStyle w:val="hljs-params"/>
+        </w:rPr>
+        <w:t>req, res, next</w:t>
+      </w:r>
+      <w:r>
+        <w:rPr>
+          <w:rStyle w:val="HTMLCode"/>
+        </w:rPr>
+        <w:t>) =&gt; {</w:t>
+      </w:r>
+    </w:p>
+    <w:p>
+      <w:pPr>
+        <w:pStyle w:val="HTMLPreformatted"/>
+        <w:rPr>
+          <w:rStyle w:val="HTMLCode"/>
+        </w:rPr>
+      </w:pPr>
+      <w:r>
+        <w:rPr>
+          <w:rStyle w:val="HTMLCode"/>
+        </w:rPr>
+        <w:t xml:space="preserve">  </w:t>
+      </w:r>
+      <w:r>
+        <w:rPr>
+          <w:rStyle w:val="hljs-variable"/>
+        </w:rPr>
+        <w:t>console</w:t>
+      </w:r>
+      <w:r>
+        <w:rPr>
+          <w:rStyle w:val="HTMLCode"/>
+        </w:rPr>
+        <w:t>.</w:t>
+      </w:r>
+      <w:r>
+        <w:rPr>
+          <w:rStyle w:val="hljs-title"/>
+        </w:rPr>
+        <w:t>log</w:t>
+      </w:r>
+      <w:r>
+        <w:rPr>
+          <w:rStyle w:val="HTMLCode"/>
+        </w:rPr>
+        <w:t>(</w:t>
+      </w:r>
+      <w:r>
+        <w:rPr>
+          <w:rStyle w:val="hljs-string"/>
+        </w:rPr>
+        <w:t>"</w:t>
+      </w:r>
+      <w:r>
+        <w:rPr>
+          <w:rStyle w:val="hljs-string"/>
+        </w:rPr>
+        <w:t>test</w:t>
+      </w:r>
+      <w:r>
+        <w:rPr>
+          <w:rStyle w:val="hljs-string"/>
+        </w:rPr>
+        <w:t xml:space="preserve"> middleware"</w:t>
+      </w:r>
+      <w:r>
+        <w:rPr>
+          <w:rStyle w:val="HTMLCode"/>
+        </w:rPr>
+        <w:t>);</w:t>
+      </w:r>
+    </w:p>
+    <w:p>
+      <w:pPr>
+        <w:pStyle w:val="HTMLPreformatted"/>
+        <w:rPr>
+          <w:rStyle w:val="HTMLCode"/>
+        </w:rPr>
+      </w:pPr>
+      <w:r>
+        <w:rPr>
+          <w:rStyle w:val="HTMLCode"/>
+        </w:rPr>
+        <w:t>});</w:t>
+      </w:r>
+    </w:p>
+    <w:p>
+      <w:pPr>
+        <w:pStyle w:val="HTMLPreformatted"/>
+        <w:rPr>
+          <w:rStyle w:val="HTMLCode"/>
+        </w:rPr>
+      </w:pPr>
+    </w:p>
+    <w:p>
+      <w:pPr>
+        <w:pStyle w:val="HTMLPreformatted"/>
+        <w:rPr>
+          <w:rStyle w:val="HTMLCode"/>
+        </w:rPr>
+      </w:pPr>
+    </w:p>
+    <w:p>
+      <w:pPr>
+        <w:pStyle w:val="HTMLPreformatted"/>
+        <w:rPr>
+          <w:rStyle w:val="HTMLCode"/>
+        </w:rPr>
+      </w:pPr>
+      <w:r>
+        <w:rPr>
+          <w:rStyle w:val="HTMLCode"/>
+        </w:rPr>
+        <w:t>In url if you navigate to localhost:7777/  the first /middle warewill be printed</w:t>
+      </w:r>
+    </w:p>
+    <w:p>
+      <w:pPr>
+        <w:pStyle w:val="HTMLPreformatted"/>
+        <w:rPr>
+          <w:rStyle w:val="HTMLCode"/>
+        </w:rPr>
+      </w:pPr>
+    </w:p>
+    <w:p>
+      <w:pPr>
+        <w:pStyle w:val="HTMLPreformatted"/>
+        <w:rPr>
+          <w:rStyle w:val="HTMLCode"/>
+        </w:rPr>
+      </w:pPr>
+    </w:p>
+    <w:p>
+      <w:pPr>
+        <w:pStyle w:val="HTMLPreformatted"/>
+        <w:rPr>
+          <w:rStyle w:val="HTMLCode"/>
+        </w:rPr>
+      </w:pPr>
+      <w:r>
+        <w:rPr>
+          <w:rStyle w:val="HTMLCode"/>
+        </w:rPr>
+        <w:t>In url if you navigate to localhost:7777/</w:t>
+      </w:r>
+      <w:r>
+        <w:rPr>
+          <w:rStyle w:val="HTMLCode"/>
+        </w:rPr>
+        <w:t>test, still</w:t>
+      </w:r>
+      <w:r>
+        <w:rPr>
+          <w:rStyle w:val="HTMLCode"/>
+        </w:rPr>
+        <w:t xml:space="preserve"> the first /middle ware will be printed</w:t>
+      </w:r>
+      <w:r>
+        <w:rPr>
+          <w:rStyle w:val="HTMLCode"/>
+        </w:rPr>
+        <w:t>.</w:t>
+      </w:r>
+    </w:p>
+    <w:p>
+      <w:pPr>
+        <w:pStyle w:val="HTMLPreformatted"/>
+        <w:rPr>
+          <w:rStyle w:val="HTMLCode"/>
+        </w:rPr>
+      </w:pPr>
+    </w:p>
+    <w:p>
+      <w:pPr>
+        <w:pStyle w:val="HTMLPreformatted"/>
+        <w:rPr>
+          <w:rStyle w:val="HTMLCode"/>
+        </w:rPr>
+      </w:pPr>
+      <w:r>
+        <w:rPr>
+          <w:rStyle w:val="HTMLCode"/>
+        </w:rPr>
+        <w:t>You were expecting the second but its not like that .</w:t>
+      </w:r>
+    </w:p>
+    <w:p>
+      <w:pPr>
+        <w:pStyle w:val="HTMLPreformatted"/>
+        <w:rPr>
+          <w:rStyle w:val="HTMLCode"/>
+        </w:rPr>
+      </w:pPr>
+    </w:p>
+    <w:p>
+      <w:pPr>
+        <w:pStyle w:val="HTMLPreformatted"/>
+        <w:rPr>
+          <w:rStyle w:val="HTMLCode"/>
+        </w:rPr>
+      </w:pPr>
+      <w:r>
+        <w:rPr>
+          <w:rStyle w:val="HTMLCode"/>
+        </w:rPr>
+        <w:t>//</w:t>
+      </w:r>
+      <w:r>
+        <w:rPr>
+          <w:rStyle w:val="HTMLCode"/>
+        </w:rPr>
+        <w:t>app.</w:t>
+      </w:r>
+      <w:r>
+        <w:rPr>
+          <w:rStyle w:val="hljs-title"/>
+        </w:rPr>
+        <w:t>use</w:t>
+      </w:r>
+      <w:r>
+        <w:rPr>
+          <w:rStyle w:val="HTMLCode"/>
+        </w:rPr>
+        <w:t>(“/”,</w:t>
+      </w:r>
+      <w:r>
+        <w:rPr>
+          <w:rStyle w:val="hljs-function"/>
+        </w:rPr>
+        <w:t>(</w:t>
+      </w:r>
+      <w:r>
+        <w:rPr>
+          <w:rStyle w:val="hljs-params"/>
+        </w:rPr>
+        <w:t>req, res, next</w:t>
+      </w:r>
+      <w:r>
+        <w:rPr>
+          <w:rStyle w:val="HTMLCode"/>
+        </w:rPr>
+        <w:t>) =&gt; {</w:t>
+      </w:r>
+    </w:p>
+    <w:p>
+      <w:pPr>
+        <w:pStyle w:val="HTMLPreformatted"/>
+        <w:rPr>
+          <w:rStyle w:val="HTMLCode"/>
+        </w:rPr>
+      </w:pPr>
+      <w:r>
+        <w:rPr>
+          <w:rStyle w:val="HTMLCode"/>
+        </w:rPr>
+        <w:t>//</w:t>
+      </w:r>
+      <w:r>
+        <w:rPr>
+          <w:rStyle w:val="HTMLCode"/>
+        </w:rPr>
+        <w:t xml:space="preserve">  </w:t>
+      </w:r>
+      <w:r>
+        <w:rPr>
+          <w:rStyle w:val="hljs-variable"/>
+        </w:rPr>
+        <w:t>console</w:t>
+      </w:r>
+      <w:r>
+        <w:rPr>
+          <w:rStyle w:val="HTMLCode"/>
+        </w:rPr>
+        <w:t>.</w:t>
+      </w:r>
+      <w:r>
+        <w:rPr>
+          <w:rStyle w:val="hljs-title"/>
+        </w:rPr>
+        <w:t>log</w:t>
+      </w:r>
+      <w:r>
+        <w:rPr>
+          <w:rStyle w:val="HTMLCode"/>
+        </w:rPr>
+        <w:t>(</w:t>
+      </w:r>
+      <w:r>
+        <w:rPr>
+          <w:rStyle w:val="hljs-string"/>
+        </w:rPr>
+        <w:t>"/ middleware"</w:t>
+      </w:r>
+      <w:r>
+        <w:rPr>
+          <w:rStyle w:val="HTMLCode"/>
+        </w:rPr>
+        <w:t>);</w:t>
+      </w:r>
+    </w:p>
+    <w:p>
+      <w:pPr>
+        <w:pStyle w:val="HTMLPreformatted"/>
+        <w:rPr>
+          <w:rStyle w:val="HTMLCode"/>
+        </w:rPr>
+      </w:pPr>
+      <w:r>
+        <w:rPr>
+          <w:rStyle w:val="HTMLCode"/>
+        </w:rPr>
+        <w:t xml:space="preserve">// </w:t>
+      </w:r>
+      <w:r>
+        <w:rPr>
+          <w:rStyle w:val="HTMLCode"/>
+        </w:rPr>
+        <w:t>});</w:t>
+      </w:r>
+    </w:p>
+    <w:p>
+      <w:pPr>
+        <w:pStyle w:val="HTMLPreformatted"/>
+        <w:rPr>
+          <w:rStyle w:val="HTMLCode"/>
+        </w:rPr>
+      </w:pPr>
+    </w:p>
+    <w:p>
+      <w:pPr>
+        <w:pStyle w:val="HTMLPreformatted"/>
+        <w:rPr>
+          <w:rStyle w:val="HTMLCode"/>
+        </w:rPr>
+      </w:pPr>
+      <w:r>
+        <w:rPr>
+          <w:rStyle w:val="HTMLCode"/>
+        </w:rPr>
+        <w:t>app.</w:t>
+      </w:r>
+      <w:r>
+        <w:rPr>
+          <w:rStyle w:val="hljs-title"/>
+        </w:rPr>
+        <w:t>use</w:t>
+      </w:r>
+      <w:r>
+        <w:rPr>
+          <w:rStyle w:val="HTMLCode"/>
+        </w:rPr>
+        <w:t>(“/test”</w:t>
+      </w:r>
+      <w:r>
+        <w:rPr>
+          <w:rStyle w:val="hljs-function"/>
+        </w:rPr>
+        <w:t>(</w:t>
+      </w:r>
+      <w:r>
+        <w:rPr>
+          <w:rStyle w:val="hljs-params"/>
+        </w:rPr>
+        <w:t>req, res, next</w:t>
+      </w:r>
+      <w:r>
+        <w:rPr>
+          <w:rStyle w:val="HTMLCode"/>
+        </w:rPr>
+        <w:t>) =&gt; {</w:t>
+      </w:r>
+    </w:p>
+    <w:p>
+      <w:pPr>
+        <w:pStyle w:val="HTMLPreformatted"/>
+        <w:rPr>
+          <w:rStyle w:val="HTMLCode"/>
+        </w:rPr>
+      </w:pPr>
+      <w:r>
+        <w:rPr>
+          <w:rStyle w:val="HTMLCode"/>
+        </w:rPr>
+        <w:t xml:space="preserve">  </w:t>
+      </w:r>
+      <w:r>
+        <w:rPr>
+          <w:rStyle w:val="hljs-variable"/>
+        </w:rPr>
+        <w:t>console</w:t>
+      </w:r>
+      <w:r>
+        <w:rPr>
+          <w:rStyle w:val="HTMLCode"/>
+        </w:rPr>
+        <w:t>.</w:t>
+      </w:r>
+      <w:r>
+        <w:rPr>
+          <w:rStyle w:val="hljs-title"/>
+        </w:rPr>
+        <w:t>log</w:t>
+      </w:r>
+      <w:r>
+        <w:rPr>
+          <w:rStyle w:val="HTMLCode"/>
+        </w:rPr>
+        <w:t>(</w:t>
+      </w:r>
+      <w:r>
+        <w:rPr>
+          <w:rStyle w:val="hljs-string"/>
+        </w:rPr>
+        <w:t>"test middleware"</w:t>
+      </w:r>
+      <w:r>
+        <w:rPr>
+          <w:rStyle w:val="HTMLCode"/>
+        </w:rPr>
+        <w:t>);</w:t>
+      </w:r>
+    </w:p>
+    <w:p>
+      <w:pPr>
+        <w:pStyle w:val="HTMLPreformatted"/>
+        <w:rPr>
+          <w:rStyle w:val="HTMLCode"/>
+        </w:rPr>
+      </w:pPr>
+      <w:r>
+        <w:rPr>
+          <w:rStyle w:val="HTMLCode"/>
+        </w:rPr>
+        <w:t>});</w:t>
+      </w:r>
+    </w:p>
+    <w:p>
+      <w:pPr>
+        <w:pStyle w:val="HTMLPreformatted"/>
+        <w:rPr>
+          <w:rStyle w:val="HTMLCode"/>
+        </w:rPr>
+      </w:pPr>
+    </w:p>
+    <w:p>
+      <w:pPr>
+        <w:pStyle w:val="HTMLPreformatted"/>
+        <w:rPr>
+          <w:rStyle w:val="HTMLCode"/>
+        </w:rPr>
+      </w:pPr>
+    </w:p>
+    <w:p>
+      <w:pPr>
+        <w:pStyle w:val="HTMLPreformatted"/>
+        <w:rPr>
+          <w:rStyle w:val="HTMLCode"/>
+        </w:rPr>
+      </w:pPr>
+      <w:r>
+        <w:rPr>
+          <w:rStyle w:val="HTMLCode"/>
+        </w:rPr>
+        <w:t xml:space="preserve">In url if you navigate to localhost:7777/test, the </w:t>
+      </w:r>
+      <w:r>
+        <w:rPr>
+          <w:rStyle w:val="HTMLCode"/>
+        </w:rPr>
+        <w:t>second</w:t>
+      </w:r>
+      <w:r>
+        <w:rPr>
+          <w:rStyle w:val="HTMLCode"/>
+        </w:rPr>
+        <w:t xml:space="preserve"> </w:t>
+      </w:r>
+      <w:r>
+        <w:rPr>
+          <w:rStyle w:val="hljs-string"/>
+        </w:rPr>
+        <w:t xml:space="preserve">test </w:t>
+      </w:r>
+      <w:r>
+        <w:rPr>
+          <w:rStyle w:val="HTMLCode"/>
+        </w:rPr>
+        <w:t>middleware will be printed.</w:t>
+      </w:r>
+    </w:p>
+    <w:p>
+      <w:pPr>
+        <w:pStyle w:val="HTMLPreformatted"/>
+        <w:rPr>
+          <w:rStyle w:val="HTMLCode"/>
+        </w:rPr>
+      </w:pPr>
+    </w:p>
+    <w:p>
+      <w:pPr>
+        <w:pStyle w:val="HTMLPreformatted"/>
+        <w:rPr>
+          <w:rStyle w:val="HTMLCode"/>
+        </w:rPr>
+      </w:pPr>
+      <w:r>
+        <w:rPr>
+          <w:rStyle w:val="HTMLCode"/>
+        </w:rPr>
+        <w:t>Note - It’s a good practice to put the generic route handler middleware in the end.After all the routes</w:t>
+      </w:r>
+    </w:p>
+    <w:p>
+      <w:pPr>
+        <w:pStyle w:val="HTMLPreformatted"/>
+        <w:pBdr>
+          <w:bottom w:val="double" w:sz="6" w:space="1" w:color="auto"/>
+        </w:pBdr>
+        <w:rPr>
+          <w:rStyle w:val="HTMLCode"/>
+        </w:rPr>
+      </w:pPr>
+    </w:p>
+    <w:p>
+      <w:pPr>
+        <w:pStyle w:val="HTMLPreformatted"/>
+        <w:rPr>
+          <w:rStyle w:val="HTMLCode"/>
+        </w:rPr>
+      </w:pPr>
+    </w:p>
+    <w:p>
+      <w:pPr>
+        <w:pStyle w:val="Heading1"/>
+      </w:pPr>
+      <w:r>
+        <w:rPr>
+          <w:rFonts w:ascii="Segoe UI Emoji" w:hAnsi="Segoe UI Emoji" w:cs="Segoe UI Emoji"/>
+        </w:rPr>
+        <w:t>🚦</w:t>
+      </w:r>
+      <w:r>
+        <w:t xml:space="preserve"> Express Middleware &amp; </w:t>
+      </w:r>
+      <w:r>
+        <w:rPr>
+          <w:rStyle w:val="HTMLCode"/>
+          <w:rFonts w:eastAsiaTheme="majorEastAsia"/>
+        </w:rPr>
+        <w:t>app.use()</w:t>
+      </w:r>
+      <w:r>
+        <w:t xml:space="preserve"> — Interview-Ready Notes</w:t>
+      </w:r>
+    </w:p>
+    <w:p>
+      <w:r>
+        <w:pict w14:anchorId="29262423">
+          <v:rect id="_x0000_i1036" style="width:0;height:1.5pt" o:hralign="center" o:hrstd="t" o:hr="t" fillcolor="#a0a0a0" stroked="f"/>
+        </w:pict>
+      </w:r>
+    </w:p>
+    <w:p>
+      <w:pPr>
+        <w:pStyle w:val="Heading2"/>
+      </w:pPr>
+      <w:r>
+        <w:rPr>
+          <w:rFonts w:ascii="Segoe UI Emoji" w:hAnsi="Segoe UI Emoji" w:cs="Segoe UI Emoji"/>
+        </w:rPr>
+        <w:t>🔹</w:t>
+      </w:r>
+      <w:r>
+        <w:t xml:space="preserve"> What is </w:t>
+      </w:r>
+      <w:r>
+        <w:rPr>
+          <w:rStyle w:val="HTMLCode"/>
+        </w:rPr>
+        <w:t>app.use()</w:t>
+      </w:r>
+      <w:r>
+        <w:t>?</w:t>
+      </w:r>
+    </w:p>
+    <w:p>
+      <w:pPr>
+        <w:pStyle w:val="NormalWeb"/>
+        <w:numPr>
+          <w:ilvl w:val="0"/>
+          <w:numId w:val="9"/>
+        </w:numPr>
+      </w:pPr>
+      <w:r>
+        <w:t xml:space="preserve">In Express, </w:t>
+      </w:r>
+      <w:r>
+        <w:rPr>
+          <w:rStyle w:val="HTMLCode"/>
+        </w:rPr>
+        <w:t>app.use()</w:t>
+      </w:r>
+      <w:r>
+        <w:t xml:space="preserve"> is used to </w:t>
+      </w:r>
+      <w:r>
+        <w:rPr>
+          <w:rStyle w:val="Strong"/>
+        </w:rPr>
+        <w:t>mount middleware functions</w:t>
+      </w:r>
+      <w:r>
+        <w:t>.</w:t>
+      </w:r>
+    </w:p>
+    <w:p>
+      <w:pPr>
+        <w:pStyle w:val="NormalWeb"/>
+        <w:numPr>
+          <w:ilvl w:val="0"/>
+          <w:numId w:val="9"/>
+        </w:numPr>
+      </w:pPr>
+      <w:r>
+        <w:t>Middleware can:</w:t>
+      </w:r>
+    </w:p>
+    <w:p>
+      <w:pPr>
+        <w:pStyle w:val="NormalWeb"/>
+        <w:numPr>
+          <w:ilvl w:val="1"/>
+          <w:numId w:val="9"/>
+        </w:numPr>
+      </w:pPr>
+      <w:r>
+        <w:t>Run logic (logging, auth, parsing, etc.)</w:t>
+      </w:r>
+    </w:p>
+    <w:p>
+      <w:pPr>
+        <w:pStyle w:val="NormalWeb"/>
+        <w:numPr>
+          <w:ilvl w:val="1"/>
+          <w:numId w:val="9"/>
+        </w:numPr>
+      </w:pPr>
+      <w:r>
+        <w:t>Optionally send a response</w:t>
+      </w:r>
+    </w:p>
+    <w:p>
+      <w:pPr>
+        <w:pStyle w:val="NormalWeb"/>
+        <w:numPr>
+          <w:ilvl w:val="1"/>
+          <w:numId w:val="9"/>
+        </w:numPr>
+      </w:pPr>
+      <w:r>
+        <w:t xml:space="preserve">Or call </w:t>
+      </w:r>
+      <w:r>
+        <w:rPr>
+          <w:rStyle w:val="HTMLCode"/>
+        </w:rPr>
+        <w:t>next()</w:t>
+      </w:r>
+      <w:r>
+        <w:t xml:space="preserve"> to pass control to the next function.</w:t>
+      </w:r>
+    </w:p>
+    <w:p>
+      <w:pPr>
+        <w:pStyle w:val="NormalWeb"/>
+      </w:pPr>
+      <w:r>
+        <w:rPr>
+          <w:rFonts w:ascii="Segoe UI Emoji" w:hAnsi="Segoe UI Emoji" w:cs="Segoe UI Emoji"/>
+        </w:rPr>
+        <w:t>👉</w:t>
+      </w:r>
+      <w:r>
+        <w:t xml:space="preserve"> Think of middleware as </w:t>
+      </w:r>
+      <w:r>
+        <w:rPr>
+          <w:rStyle w:val="Strong"/>
+        </w:rPr>
+        <w:t>“layers”</w:t>
+      </w:r>
+      <w:r>
+        <w:t xml:space="preserve"> that a request travels through before reaching the final route handler.</w:t>
+      </w:r>
+    </w:p>
+    <w:p>
+      <w:r>
+        <w:pict w14:anchorId="3745115B">
+          <v:rect id="_x0000_i1037" style="width:0;height:1.5pt" o:hralign="center" o:hrstd="t" o:hr="t" fillcolor="#a0a0a0" stroked="f"/>
+        </w:pict>
+      </w:r>
+    </w:p>
+    <w:p>
+      <w:pPr>
+        <w:pStyle w:val="Heading2"/>
+      </w:pPr>
+      <w:r>
+        <w:rPr>
+          <w:rFonts w:ascii="Segoe UI Emoji" w:hAnsi="Segoe UI Emoji" w:cs="Segoe UI Emoji"/>
+        </w:rPr>
+        <w:t>🔹</w:t>
+      </w:r>
+      <w:r>
+        <w:t xml:space="preserve"> Path Matching in </w:t>
+      </w:r>
+      <w:r>
+        <w:rPr>
+          <w:rStyle w:val="HTMLCode"/>
+        </w:rPr>
+        <w:t>app.use()</w:t>
+      </w:r>
+    </w:p>
+    <w:p>
+      <w:pPr>
+        <w:pStyle w:val="NormalWeb"/>
+        <w:numPr>
+          <w:ilvl w:val="0"/>
+          <w:numId w:val="10"/>
+        </w:numPr>
+      </w:pPr>
+      <w:r>
+        <w:lastRenderedPageBreak/>
+        <w:t xml:space="preserve">If you don’t provide a path → runs for </w:t>
+      </w:r>
+      <w:r>
+        <w:rPr>
+          <w:rStyle w:val="Strong"/>
+        </w:rPr>
+        <w:t>all routes</w:t>
+      </w:r>
+      <w:r>
+        <w:t>.</w:t>
+      </w:r>
+    </w:p>
+    <w:p>
+      <w:pPr>
+        <w:pStyle w:val="NormalWeb"/>
+        <w:numPr>
+          <w:ilvl w:val="0"/>
+          <w:numId w:val="10"/>
+        </w:numPr>
+      </w:pPr>
+      <w:r>
+        <w:t xml:space="preserve">If you provide </w:t>
+      </w:r>
+      <w:r>
+        <w:rPr>
+          <w:rStyle w:val="HTMLCode"/>
+        </w:rPr>
+        <w:t>/</w:t>
+      </w:r>
+      <w:r>
+        <w:t xml:space="preserve"> → runs for </w:t>
+      </w:r>
+      <w:r>
+        <w:rPr>
+          <w:rStyle w:val="Strong"/>
+        </w:rPr>
+        <w:t>all routes</w:t>
+      </w:r>
+      <w:r>
+        <w:t xml:space="preserve"> (because every URL starts with </w:t>
+      </w:r>
+      <w:r>
+        <w:rPr>
+          <w:rStyle w:val="HTMLCode"/>
+        </w:rPr>
+        <w:t>/</w:t>
+      </w:r>
+      <w:r>
+        <w:t>).</w:t>
+      </w:r>
+    </w:p>
+    <w:p>
+      <w:pPr>
+        <w:pStyle w:val="NormalWeb"/>
+        <w:numPr>
+          <w:ilvl w:val="0"/>
+          <w:numId w:val="10"/>
+        </w:numPr>
+      </w:pPr>
+      <w:r>
+        <w:t xml:space="preserve">If you provide </w:t>
+      </w:r>
+      <w:r>
+        <w:rPr>
+          <w:rStyle w:val="HTMLCode"/>
+        </w:rPr>
+        <w:t>/test</w:t>
+      </w:r>
+      <w:r>
+        <w:t xml:space="preserve"> → runs for </w:t>
+      </w:r>
+      <w:r>
+        <w:rPr>
+          <w:rStyle w:val="HTMLCode"/>
+        </w:rPr>
+        <w:t>/test</w:t>
+      </w:r>
+      <w:r>
+        <w:t xml:space="preserve">, </w:t>
+      </w:r>
+      <w:r>
+        <w:rPr>
+          <w:rStyle w:val="HTMLCode"/>
+        </w:rPr>
+        <w:t>/test/abc</w:t>
+      </w:r>
+      <w:r>
+        <w:t xml:space="preserve">, </w:t>
+      </w:r>
+      <w:r>
+        <w:rPr>
+          <w:rStyle w:val="HTMLCode"/>
+        </w:rPr>
+        <w:t>/test/123/xyz</w:t>
+      </w:r>
+      <w:r>
+        <w:t>, etc.</w:t>
+      </w:r>
+    </w:p>
+    <w:p>
+      <w:r>
+        <w:pict w14:anchorId="6FB7A433">
+          <v:rect id="_x0000_i1038" style="width:0;height:1.5pt" o:hralign="center" o:hrstd="t" o:hr="t" fillcolor="#a0a0a0" stroked="f"/>
+        </w:pict>
+      </w:r>
+    </w:p>
+    <w:p>
+      <w:pPr>
+        <w:pStyle w:val="Heading2"/>
+      </w:pPr>
+      <w:r>
+        <w:rPr>
+          <w:rFonts w:ascii="Segoe UI Emoji" w:hAnsi="Segoe UI Emoji" w:cs="Segoe UI Emoji"/>
+        </w:rPr>
+        <w:t>🔹</w:t>
+      </w:r>
+      <w:r>
+        <w:t xml:space="preserve"> Example 1: Root Middleware</w:t>
+      </w:r>
+    </w:p>
+    <w:p>
+      <w:pPr>
+        <w:pStyle w:val="HTMLPreformatted"/>
+        <w:rPr>
+          <w:rStyle w:val="HTMLCode"/>
+        </w:rPr>
+      </w:pPr>
+      <w:r>
+        <w:rPr>
+          <w:rStyle w:val="HTMLCode"/>
+        </w:rPr>
+        <w:t>app.</w:t>
+      </w:r>
+      <w:r>
+        <w:rPr>
+          <w:rStyle w:val="hljs-title"/>
+        </w:rPr>
+        <w:t>use</w:t>
+      </w:r>
+      <w:r>
+        <w:rPr>
+          <w:rStyle w:val="HTMLCode"/>
+        </w:rPr>
+        <w:t>(</w:t>
+      </w:r>
+      <w:r>
+        <w:rPr>
+          <w:rStyle w:val="hljs-string"/>
+        </w:rPr>
+        <w:t>"/"</w:t>
+      </w:r>
+      <w:r>
+        <w:rPr>
+          <w:rStyle w:val="HTMLCode"/>
+        </w:rPr>
+        <w:t xml:space="preserve">, </w:t>
+      </w:r>
+      <w:r>
+        <w:rPr>
+          <w:rStyle w:val="hljs-function"/>
+        </w:rPr>
+        <w:t>(</w:t>
+      </w:r>
+      <w:r>
+        <w:rPr>
+          <w:rStyle w:val="hljs-params"/>
+        </w:rPr>
+        <w:t>req, res, next</w:t>
+      </w:r>
+      <w:r>
+        <w:rPr>
+          <w:rStyle w:val="HTMLCode"/>
+        </w:rPr>
+        <w:t>) =&gt; {</w:t>
+      </w:r>
+    </w:p>
+    <w:p>
+      <w:pPr>
+        <w:pStyle w:val="HTMLPreformatted"/>
+        <w:rPr>
+          <w:rStyle w:val="HTMLCode"/>
+        </w:rPr>
+      </w:pPr>
+      <w:r>
+        <w:rPr>
+          <w:rStyle w:val="HTMLCode"/>
+        </w:rPr>
+        <w:t xml:space="preserve">  </w:t>
+      </w:r>
+      <w:r>
+        <w:rPr>
+          <w:rStyle w:val="hljs-variable"/>
+        </w:rPr>
+        <w:t>console</w:t>
+      </w:r>
+      <w:r>
+        <w:rPr>
+          <w:rStyle w:val="HTMLCode"/>
+        </w:rPr>
+        <w:t>.</w:t>
+      </w:r>
+      <w:r>
+        <w:rPr>
+          <w:rStyle w:val="hljs-title"/>
+        </w:rPr>
+        <w:t>log</w:t>
+      </w:r>
+      <w:r>
+        <w:rPr>
+          <w:rStyle w:val="HTMLCode"/>
+        </w:rPr>
+        <w:t>(</w:t>
+      </w:r>
+      <w:r>
+        <w:rPr>
+          <w:rStyle w:val="hljs-string"/>
+        </w:rPr>
+        <w:t>"/ middleware"</w:t>
+      </w:r>
+      <w:r>
+        <w:rPr>
+          <w:rStyle w:val="HTMLCode"/>
+        </w:rPr>
+        <w:t>);</w:t>
+      </w:r>
+    </w:p>
+    <w:p>
+      <w:pPr>
+        <w:pStyle w:val="HTMLPreformatted"/>
+        <w:rPr>
+          <w:rStyle w:val="HTMLCode"/>
+        </w:rPr>
+      </w:pPr>
+      <w:r>
+        <w:rPr>
+          <w:rStyle w:val="HTMLCode"/>
+        </w:rPr>
+        <w:t xml:space="preserve">  </w:t>
+      </w:r>
+      <w:r>
+        <w:rPr>
+          <w:rStyle w:val="hljs-title"/>
+        </w:rPr>
+        <w:t>next</w:t>
+      </w:r>
+      <w:r>
+        <w:rPr>
+          <w:rStyle w:val="HTMLCode"/>
+        </w:rPr>
+        <w:t>();</w:t>
+      </w:r>
+    </w:p>
+    <w:p>
+      <w:pPr>
+        <w:pStyle w:val="HTMLPreformatted"/>
+        <w:rPr>
+          <w:rStyle w:val="HTMLCode"/>
+        </w:rPr>
+      </w:pPr>
+      <w:r>
+        <w:rPr>
+          <w:rStyle w:val="HTMLCode"/>
+        </w:rPr>
+        <w:t>});</w:t>
+      </w:r>
+    </w:p>
+    <w:p>
+      <w:pPr>
+        <w:pStyle w:val="NormalWeb"/>
+      </w:pPr>
+      <w:r>
+        <w:rPr>
+          <w:rFonts w:ascii="Segoe UI Emoji" w:hAnsi="Segoe UI Emoji" w:cs="Segoe UI Emoji"/>
+        </w:rPr>
+        <w:t>✅</w:t>
+      </w:r>
+      <w:r>
+        <w:t xml:space="preserve"> Behavior:</w:t>
+      </w:r>
+    </w:p>
+    <w:p>
+      <w:pPr>
+        <w:pStyle w:val="NormalWeb"/>
+        <w:numPr>
+          <w:ilvl w:val="0"/>
+          <w:numId w:val="11"/>
+        </w:numPr>
+      </w:pPr>
+      <w:r>
+        <w:t xml:space="preserve">Visiting </w:t>
+      </w:r>
+      <w:r>
+        <w:rPr>
+          <w:rStyle w:val="HTMLCode"/>
+        </w:rPr>
+        <w:t>/</w:t>
+      </w:r>
+      <w:r>
+        <w:t xml:space="preserve"> → logs </w:t>
+      </w:r>
+      <w:r>
+        <w:rPr>
+          <w:rStyle w:val="HTMLCode"/>
+        </w:rPr>
+        <w:t>"/ middleware"</w:t>
+      </w:r>
+      <w:r>
+        <w:t>.</w:t>
+      </w:r>
+    </w:p>
+    <w:p>
+      <w:pPr>
+        <w:pStyle w:val="NormalWeb"/>
+        <w:numPr>
+          <w:ilvl w:val="0"/>
+          <w:numId w:val="11"/>
+        </w:numPr>
+      </w:pPr>
+      <w:r>
+        <w:t xml:space="preserve">Visiting </w:t>
+      </w:r>
+      <w:r>
+        <w:rPr>
+          <w:rStyle w:val="HTMLCode"/>
+        </w:rPr>
+        <w:t>/test</w:t>
+      </w:r>
+      <w:r>
+        <w:t xml:space="preserve"> → still logs </w:t>
+      </w:r>
+      <w:r>
+        <w:rPr>
+          <w:rStyle w:val="HTMLCode"/>
+        </w:rPr>
+        <w:t>"/ middleware"</w:t>
+      </w:r>
+      <w:r>
+        <w:t xml:space="preserve"> (because </w:t>
+      </w:r>
+      <w:r>
+        <w:rPr>
+          <w:rStyle w:val="HTMLCode"/>
+        </w:rPr>
+        <w:t>/test</w:t>
+      </w:r>
+      <w:r>
+        <w:t xml:space="preserve"> starts with </w:t>
+      </w:r>
+      <w:r>
+        <w:rPr>
+          <w:rStyle w:val="HTMLCode"/>
+        </w:rPr>
+        <w:t>/</w:t>
+      </w:r>
+      <w:r>
+        <w:t>).</w:t>
+      </w:r>
+    </w:p>
+    <w:p>
+      <w:r>
+        <w:pict w14:anchorId="7323380D">
+          <v:rect id="_x0000_i1039" style="width:0;height:1.5pt" o:hralign="center" o:hrstd="t" o:hr="t" fillcolor="#a0a0a0" stroked="f"/>
+        </w:pict>
+      </w:r>
+    </w:p>
+    <w:p>
+      <w:pPr>
+        <w:pStyle w:val="Heading2"/>
+      </w:pPr>
+      <w:r>
+        <w:rPr>
+          <w:rFonts w:ascii="Segoe UI Emoji" w:hAnsi="Segoe UI Emoji" w:cs="Segoe UI Emoji"/>
+        </w:rPr>
+        <w:t>🔹</w:t>
+      </w:r>
+      <w:r>
+        <w:t xml:space="preserve"> Example 2: Specific Middleware</w:t>
+      </w:r>
+    </w:p>
+    <w:p>
+      <w:pPr>
+        <w:pStyle w:val="HTMLPreformatted"/>
+        <w:rPr>
+          <w:rStyle w:val="HTMLCode"/>
+        </w:rPr>
+      </w:pPr>
+      <w:r>
+        <w:rPr>
+          <w:rStyle w:val="HTMLCode"/>
+        </w:rPr>
+        <w:t>app.</w:t>
+      </w:r>
+      <w:r>
+        <w:rPr>
+          <w:rStyle w:val="hljs-title"/>
+        </w:rPr>
+        <w:t>use</w:t>
+      </w:r>
+      <w:r>
+        <w:rPr>
+          <w:rStyle w:val="HTMLCode"/>
+        </w:rPr>
+        <w:t>(</w:t>
+      </w:r>
+      <w:r>
+        <w:rPr>
+          <w:rStyle w:val="hljs-string"/>
+        </w:rPr>
+        <w:t>"/test"</w:t>
+      </w:r>
+      <w:r>
+        <w:rPr>
+          <w:rStyle w:val="HTMLCode"/>
+        </w:rPr>
+        <w:t xml:space="preserve">, </w:t>
+      </w:r>
+      <w:r>
+        <w:rPr>
+          <w:rStyle w:val="hljs-function"/>
+        </w:rPr>
+        <w:t>(</w:t>
+      </w:r>
+      <w:r>
+        <w:rPr>
+          <w:rStyle w:val="hljs-params"/>
+        </w:rPr>
+        <w:t>req, res, next</w:t>
+      </w:r>
+      <w:r>
+        <w:rPr>
+          <w:rStyle w:val="HTMLCode"/>
+        </w:rPr>
+        <w:t>) =&gt; {</w:t>
+      </w:r>
+    </w:p>
+    <w:p>
+      <w:pPr>
+        <w:pStyle w:val="HTMLPreformatted"/>
+        <w:rPr>
+          <w:rStyle w:val="HTMLCode"/>
+        </w:rPr>
+      </w:pPr>
+      <w:r>
+        <w:rPr>
+          <w:rStyle w:val="HTMLCode"/>
+        </w:rPr>
+        <w:t xml:space="preserve">  </w:t>
+      </w:r>
+      <w:r>
+        <w:rPr>
+          <w:rStyle w:val="hljs-variable"/>
+        </w:rPr>
+        <w:t>console</w:t>
+      </w:r>
+      <w:r>
+        <w:rPr>
+          <w:rStyle w:val="HTMLCode"/>
+        </w:rPr>
+        <w:t>.</w:t>
+      </w:r>
+      <w:r>
+        <w:rPr>
+          <w:rStyle w:val="hljs-title"/>
+        </w:rPr>
+        <w:t>log</w:t>
+      </w:r>
+      <w:r>
+        <w:rPr>
+          <w:rStyle w:val="HTMLCode"/>
+        </w:rPr>
+        <w:t>(</w:t>
+      </w:r>
+      <w:r>
+        <w:rPr>
+          <w:rStyle w:val="hljs-string"/>
+        </w:rPr>
+        <w:t>"test middleware"</w:t>
+      </w:r>
+      <w:r>
+        <w:rPr>
+          <w:rStyle w:val="HTMLCode"/>
+        </w:rPr>
+        <w:t>);</w:t>
+      </w:r>
+    </w:p>
+    <w:p>
+      <w:pPr>
+        <w:pStyle w:val="HTMLPreformatted"/>
+        <w:rPr>
+          <w:rStyle w:val="HTMLCode"/>
+        </w:rPr>
+      </w:pPr>
+      <w:r>
+        <w:rPr>
+          <w:rStyle w:val="HTMLCode"/>
+        </w:rPr>
+        <w:t xml:space="preserve">  </w:t>
+      </w:r>
+      <w:r>
+        <w:rPr>
+          <w:rStyle w:val="hljs-title"/>
+        </w:rPr>
+        <w:t>next</w:t>
+      </w:r>
+      <w:r>
+        <w:rPr>
+          <w:rStyle w:val="HTMLCode"/>
+        </w:rPr>
+        <w:t>();</w:t>
+      </w:r>
+    </w:p>
+    <w:p>
+      <w:pPr>
+        <w:pStyle w:val="HTMLPreformatted"/>
+        <w:rPr>
+          <w:rStyle w:val="HTMLCode"/>
+        </w:rPr>
+      </w:pPr>
+      <w:r>
+        <w:rPr>
+          <w:rStyle w:val="HTMLCode"/>
+        </w:rPr>
+        <w:t>});</w:t>
+      </w:r>
+    </w:p>
+    <w:p>
+      <w:pPr>
+        <w:pStyle w:val="NormalWeb"/>
+      </w:pPr>
+      <w:r>
+        <w:rPr>
+          <w:rFonts w:ascii="Segoe UI Emoji" w:hAnsi="Segoe UI Emoji" w:cs="Segoe UI Emoji"/>
+        </w:rPr>
+        <w:t>✅</w:t>
+      </w:r>
+      <w:r>
+        <w:t xml:space="preserve"> Behavior:</w:t>
+      </w:r>
+    </w:p>
+    <w:p>
+      <w:pPr>
+        <w:pStyle w:val="NormalWeb"/>
+        <w:numPr>
+          <w:ilvl w:val="0"/>
+          <w:numId w:val="12"/>
+        </w:numPr>
+      </w:pPr>
+      <w:r>
+        <w:t xml:space="preserve">Visiting </w:t>
+      </w:r>
+      <w:r>
+        <w:rPr>
+          <w:rStyle w:val="HTMLCode"/>
+        </w:rPr>
+        <w:t>/test</w:t>
+      </w:r>
+      <w:r>
+        <w:t xml:space="preserve"> → logs </w:t>
+      </w:r>
+      <w:r>
+        <w:rPr>
+          <w:rStyle w:val="HTMLCode"/>
+        </w:rPr>
+        <w:t>"test middleware"</w:t>
+      </w:r>
+      <w:r>
+        <w:t>.</w:t>
+      </w:r>
+    </w:p>
+    <w:p>
+      <w:pPr>
+        <w:pStyle w:val="NormalWeb"/>
+        <w:numPr>
+          <w:ilvl w:val="0"/>
+          <w:numId w:val="12"/>
+        </w:numPr>
+      </w:pPr>
+      <w:r>
+        <w:t xml:space="preserve">Visiting </w:t>
+      </w:r>
+      <w:r>
+        <w:rPr>
+          <w:rStyle w:val="HTMLCode"/>
+        </w:rPr>
+        <w:t>/test/abc</w:t>
+      </w:r>
+      <w:r>
+        <w:t xml:space="preserve"> → logs </w:t>
+      </w:r>
+      <w:r>
+        <w:rPr>
+          <w:rStyle w:val="HTMLCode"/>
+        </w:rPr>
+        <w:t>"test middleware"</w:t>
+      </w:r>
+      <w:r>
+        <w:t>.</w:t>
+      </w:r>
+    </w:p>
+    <w:p>
+      <w:pPr>
+        <w:pStyle w:val="NormalWeb"/>
+        <w:numPr>
+          <w:ilvl w:val="0"/>
+          <w:numId w:val="12"/>
+        </w:numPr>
+      </w:pPr>
+      <w:r>
+        <w:t xml:space="preserve">Visiting </w:t>
+      </w:r>
+      <w:r>
+        <w:rPr>
+          <w:rStyle w:val="HTMLCode"/>
+        </w:rPr>
+        <w:t>/</w:t>
+      </w:r>
+      <w:r>
+        <w:t xml:space="preserve"> → does NOT run.</w:t>
+      </w:r>
+    </w:p>
+    <w:p>
+      <w:r>
+        <w:pict w14:anchorId="292A50EC">
+          <v:rect id="_x0000_i1040" style="width:0;height:1.5pt" o:hralign="center" o:hrstd="t" o:hr="t" fillcolor="#a0a0a0" stroked="f"/>
+        </w:pict>
+      </w:r>
+    </w:p>
+    <w:p>
+      <w:pPr>
+        <w:pStyle w:val="Heading2"/>
+      </w:pPr>
+      <w:r>
+        <w:rPr>
+          <w:rFonts w:ascii="Segoe UI Emoji" w:hAnsi="Segoe UI Emoji" w:cs="Segoe UI Emoji"/>
+        </w:rPr>
+        <w:t>🔹</w:t>
+      </w:r>
+      <w:r>
+        <w:t xml:space="preserve"> Example 3: Both Together</w:t>
+      </w:r>
+    </w:p>
+    <w:p>
+      <w:pPr>
+        <w:pStyle w:val="HTMLPreformatted"/>
+        <w:rPr>
+          <w:rStyle w:val="HTMLCode"/>
+        </w:rPr>
+      </w:pPr>
+      <w:r>
+        <w:rPr>
+          <w:rStyle w:val="HTMLCode"/>
+        </w:rPr>
+        <w:t>app.</w:t>
+      </w:r>
+      <w:r>
+        <w:rPr>
+          <w:rStyle w:val="hljs-title"/>
+        </w:rPr>
+        <w:t>use</w:t>
+      </w:r>
+      <w:r>
+        <w:rPr>
+          <w:rStyle w:val="HTMLCode"/>
+        </w:rPr>
+        <w:t>(</w:t>
+      </w:r>
+      <w:r>
+        <w:rPr>
+          <w:rStyle w:val="hljs-string"/>
+        </w:rPr>
+        <w:t>"/"</w:t>
+      </w:r>
+      <w:r>
+        <w:rPr>
+          <w:rStyle w:val="HTMLCode"/>
+        </w:rPr>
+        <w:t xml:space="preserve">, </w:t>
+      </w:r>
+      <w:r>
+        <w:rPr>
+          <w:rStyle w:val="hljs-function"/>
+        </w:rPr>
+        <w:t>(</w:t>
+      </w:r>
+      <w:r>
+        <w:rPr>
+          <w:rStyle w:val="hljs-params"/>
+        </w:rPr>
+        <w:t>req, res, next</w:t>
+      </w:r>
+      <w:r>
+        <w:rPr>
+          <w:rStyle w:val="HTMLCode"/>
+        </w:rPr>
+        <w:t>) =&gt; {</w:t>
+      </w:r>
+    </w:p>
+    <w:p>
+      <w:pPr>
+        <w:pStyle w:val="HTMLPreformatted"/>
+        <w:rPr>
+          <w:rStyle w:val="HTMLCode"/>
+        </w:rPr>
+      </w:pPr>
+      <w:r>
+        <w:rPr>
+          <w:rStyle w:val="HTMLCode"/>
+        </w:rPr>
+        <w:t xml:space="preserve">  </w:t>
+      </w:r>
+      <w:r>
+        <w:rPr>
+          <w:rStyle w:val="hljs-variable"/>
+        </w:rPr>
+        <w:t>console</w:t>
+      </w:r>
+      <w:r>
+        <w:rPr>
+          <w:rStyle w:val="HTMLCode"/>
+        </w:rPr>
+        <w:t>.</w:t>
+      </w:r>
+      <w:r>
+        <w:rPr>
+          <w:rStyle w:val="hljs-title"/>
+        </w:rPr>
+        <w:t>log</w:t>
+      </w:r>
+      <w:r>
+        <w:rPr>
+          <w:rStyle w:val="HTMLCode"/>
+        </w:rPr>
+        <w:t>(</w:t>
+      </w:r>
+      <w:r>
+        <w:rPr>
+          <w:rStyle w:val="hljs-string"/>
+        </w:rPr>
+        <w:t>"/ middleware"</w:t>
+      </w:r>
+      <w:r>
+        <w:rPr>
+          <w:rStyle w:val="HTMLCode"/>
+        </w:rPr>
+        <w:t>);</w:t>
+      </w:r>
+    </w:p>
+    <w:p>
+      <w:pPr>
+        <w:pStyle w:val="HTMLPreformatted"/>
+        <w:rPr>
+          <w:rStyle w:val="HTMLCode"/>
+        </w:rPr>
+      </w:pPr>
+      <w:r>
+        <w:rPr>
+          <w:rStyle w:val="HTMLCode"/>
+        </w:rPr>
+        <w:t xml:space="preserve">  </w:t>
+      </w:r>
+      <w:r>
+        <w:rPr>
+          <w:rStyle w:val="hljs-title"/>
+        </w:rPr>
+        <w:t>next</w:t>
+      </w:r>
+      <w:r>
+        <w:rPr>
+          <w:rStyle w:val="HTMLCode"/>
+        </w:rPr>
+        <w:t>();</w:t>
+      </w:r>
+    </w:p>
+    <w:p>
+      <w:pPr>
+        <w:pStyle w:val="HTMLPreformatted"/>
+        <w:rPr>
+          <w:rStyle w:val="HTMLCode"/>
+        </w:rPr>
+      </w:pPr>
+      <w:r>
+        <w:rPr>
+          <w:rStyle w:val="HTMLCode"/>
+        </w:rPr>
+        <w:t>});</w:t>
+      </w:r>
+    </w:p>
+    <w:p>
+      <w:pPr>
+        <w:pStyle w:val="HTMLPreformatted"/>
+        <w:rPr>
+          <w:rStyle w:val="HTMLCode"/>
+        </w:rPr>
+      </w:pPr>
+    </w:p>
+    <w:p>
+      <w:pPr>
+        <w:pStyle w:val="HTMLPreformatted"/>
+        <w:rPr>
+          <w:rStyle w:val="HTMLCode"/>
+        </w:rPr>
+      </w:pPr>
+      <w:r>
+        <w:rPr>
+          <w:rStyle w:val="HTMLCode"/>
+        </w:rPr>
+        <w:t>app.</w:t>
+      </w:r>
+      <w:r>
+        <w:rPr>
+          <w:rStyle w:val="hljs-title"/>
+        </w:rPr>
+        <w:t>use</w:t>
+      </w:r>
+      <w:r>
+        <w:rPr>
+          <w:rStyle w:val="HTMLCode"/>
+        </w:rPr>
+        <w:t>(</w:t>
+      </w:r>
+      <w:r>
+        <w:rPr>
+          <w:rStyle w:val="hljs-string"/>
+        </w:rPr>
+        <w:t>"/test"</w:t>
+      </w:r>
+      <w:r>
+        <w:rPr>
+          <w:rStyle w:val="HTMLCode"/>
+        </w:rPr>
+        <w:t xml:space="preserve">, </w:t>
+      </w:r>
+      <w:r>
+        <w:rPr>
+          <w:rStyle w:val="hljs-function"/>
+        </w:rPr>
+        <w:t>(</w:t>
+      </w:r>
+      <w:r>
+        <w:rPr>
+          <w:rStyle w:val="hljs-params"/>
+        </w:rPr>
+        <w:t>req, res, next</w:t>
+      </w:r>
+      <w:r>
+        <w:rPr>
+          <w:rStyle w:val="HTMLCode"/>
+        </w:rPr>
+        <w:t>) =&gt; {</w:t>
+      </w:r>
+    </w:p>
+    <w:p>
+      <w:pPr>
+        <w:pStyle w:val="HTMLPreformatted"/>
+        <w:rPr>
+          <w:rStyle w:val="HTMLCode"/>
+        </w:rPr>
+      </w:pPr>
+      <w:r>
+        <w:rPr>
+          <w:rStyle w:val="HTMLCode"/>
+        </w:rPr>
+        <w:t xml:space="preserve">  </w:t>
+      </w:r>
+      <w:r>
+        <w:rPr>
+          <w:rStyle w:val="hljs-variable"/>
+        </w:rPr>
+        <w:t>console</w:t>
+      </w:r>
+      <w:r>
+        <w:rPr>
+          <w:rStyle w:val="HTMLCode"/>
+        </w:rPr>
+        <w:t>.</w:t>
+      </w:r>
+      <w:r>
+        <w:rPr>
+          <w:rStyle w:val="hljs-title"/>
+        </w:rPr>
+        <w:t>log</w:t>
+      </w:r>
+      <w:r>
+        <w:rPr>
+          <w:rStyle w:val="HTMLCode"/>
+        </w:rPr>
+        <w:t>(</w:t>
+      </w:r>
+      <w:r>
+        <w:rPr>
+          <w:rStyle w:val="hljs-string"/>
+        </w:rPr>
+        <w:t>"test middleware"</w:t>
+      </w:r>
+      <w:r>
+        <w:rPr>
+          <w:rStyle w:val="HTMLCode"/>
+        </w:rPr>
+        <w:t>);</w:t>
+      </w:r>
+    </w:p>
+    <w:p>
+      <w:pPr>
+        <w:pStyle w:val="HTMLPreformatted"/>
+        <w:rPr>
+          <w:rStyle w:val="HTMLCode"/>
+        </w:rPr>
+      </w:pPr>
+      <w:r>
+        <w:rPr>
+          <w:rStyle w:val="HTMLCode"/>
+        </w:rPr>
+        <w:t xml:space="preserve">  </w:t>
+      </w:r>
+      <w:r>
+        <w:rPr>
+          <w:rStyle w:val="hljs-title"/>
+        </w:rPr>
+        <w:t>next</w:t>
+      </w:r>
+      <w:r>
+        <w:rPr>
+          <w:rStyle w:val="HTMLCode"/>
+        </w:rPr>
+        <w:t>();</w:t>
+      </w:r>
+    </w:p>
+    <w:p>
+      <w:pPr>
+        <w:pStyle w:val="HTMLPreformatted"/>
+        <w:rPr>
+          <w:rStyle w:val="HTMLCode"/>
+        </w:rPr>
+      </w:pPr>
+      <w:r>
+        <w:rPr>
+          <w:rStyle w:val="HTMLCode"/>
+        </w:rPr>
+        <w:t>});</w:t>
+      </w:r>
+    </w:p>
+    <w:p>
+      <w:pPr>
+        <w:pStyle w:val="NormalWeb"/>
+      </w:pPr>
+      <w:r>
+        <w:rPr>
+          <w:rFonts w:ascii="Segoe UI Emoji" w:hAnsi="Segoe UI Emoji" w:cs="Segoe UI Emoji"/>
+        </w:rPr>
+        <w:t>➡</w:t>
+      </w:r>
+      <w:r>
+        <w:t xml:space="preserve"> Visiting </w:t>
+      </w:r>
+      <w:r>
+        <w:rPr>
+          <w:rStyle w:val="HTMLCode"/>
+        </w:rPr>
+        <w:t>/test</w:t>
+      </w:r>
+      <w:r>
+        <w:t>:</w:t>
+      </w:r>
+    </w:p>
+    <w:p>
+      <w:pPr>
+        <w:pStyle w:val="HTMLPreformatted"/>
+        <w:rPr>
+          <w:rStyle w:val="HTMLCode"/>
+        </w:rPr>
+      </w:pPr>
+      <w:r>
+        <w:rPr>
+          <w:rStyle w:val="HTMLCode"/>
+        </w:rPr>
+        <w:t>/ middleware</w:t>
+      </w:r>
+    </w:p>
+    <w:p>
+      <w:pPr>
+        <w:pStyle w:val="HTMLPreformatted"/>
+        <w:rPr>
+          <w:rStyle w:val="HTMLCode"/>
+        </w:rPr>
+      </w:pPr>
+      <w:r>
+        <w:rPr>
+          <w:rStyle w:val="hljs-builtin"/>
+        </w:rPr>
+        <w:lastRenderedPageBreak/>
+        <w:t>test</w:t>
+      </w:r>
+      <w:r>
+        <w:rPr>
+          <w:rStyle w:val="HTMLCode"/>
+        </w:rPr>
+        <w:t xml:space="preserve"> middleware</w:t>
+      </w:r>
+    </w:p>
+    <w:p>
+      <w:pPr>
+        <w:pStyle w:val="NormalWeb"/>
+      </w:pPr>
+      <w:r>
+        <w:rPr>
+          <w:rFonts w:ascii="Segoe UI Emoji" w:hAnsi="Segoe UI Emoji" w:cs="Segoe UI Emoji"/>
+        </w:rPr>
+        <w:t>➡</w:t>
+      </w:r>
+      <w:r>
+        <w:t xml:space="preserve"> Visiting </w:t>
+      </w:r>
+      <w:r>
+        <w:rPr>
+          <w:rStyle w:val="HTMLCode"/>
+        </w:rPr>
+        <w:t>/</w:t>
+      </w:r>
+      <w:r>
+        <w:t>:</w:t>
+      </w:r>
+    </w:p>
+    <w:p>
+      <w:pPr>
+        <w:pStyle w:val="HTMLPreformatted"/>
+        <w:rPr>
+          <w:rStyle w:val="HTMLCode"/>
+        </w:rPr>
+      </w:pPr>
+      <w:r>
+        <w:rPr>
+          <w:rStyle w:val="HTMLCode"/>
+        </w:rPr>
+        <w:t>/ middleware</w:t>
+      </w:r>
+    </w:p>
+    <w:p>
+      <w:r>
+        <w:pict w14:anchorId="576F2D7F">
+          <v:rect id="_x0000_i1041" style="width:0;height:1.5pt" o:hralign="center" o:hrstd="t" o:hr="t" fillcolor="#a0a0a0" stroked="f"/>
+        </w:pict>
+      </w:r>
+    </w:p>
+    <w:p>
+      <w:pPr>
+        <w:pStyle w:val="Heading2"/>
+      </w:pPr>
+      <w:r>
+        <w:rPr>
+          <w:rFonts w:ascii="Segoe UI Emoji" w:hAnsi="Segoe UI Emoji" w:cs="Segoe UI Emoji"/>
+        </w:rPr>
+        <w:t>🔹</w:t>
+      </w:r>
+      <w:r>
+        <w:t xml:space="preserve"> Request Flow Diagram 🪜</w:t>
+      </w:r>
+    </w:p>
+    <w:p>
+      <w:pPr>
+        <w:pStyle w:val="NormalWeb"/>
+      </w:pPr>
+      <w:r>
+        <w:t xml:space="preserve">For URL: </w:t>
+      </w:r>
+      <w:r>
+        <w:rPr>
+          <w:rStyle w:val="HTMLCode"/>
+        </w:rPr>
+        <w:t>/test</w:t>
+      </w:r>
+    </w:p>
+    <w:p>
+      <w:pPr>
+        <w:pStyle w:val="HTMLPreformatted"/>
+        <w:rPr>
+          <w:rStyle w:val="HTMLCode"/>
+        </w:rPr>
+      </w:pPr>
+      <w:r>
+        <w:rPr>
+          <w:rStyle w:val="HTMLCode"/>
+        </w:rPr>
+        <w:t>Incoming request -</w:t>
+      </w:r>
+      <w:r>
+        <w:rPr>
+          <w:rStyle w:val="hljs-punctuation"/>
+        </w:rPr>
+        <w:t>-&gt;</w:t>
+      </w:r>
+      <w:r>
+        <w:rPr>
+          <w:rStyle w:val="HTMLCode"/>
+        </w:rPr>
+        <w:t xml:space="preserve"> app.</w:t>
+      </w:r>
+      <w:r>
+        <w:rPr>
+          <w:rStyle w:val="hljs-title"/>
+        </w:rPr>
+        <w:t>use</w:t>
+      </w:r>
+      <w:r>
+        <w:rPr>
+          <w:rStyle w:val="HTMLCode"/>
+        </w:rPr>
+        <w:t>(</w:t>
+      </w:r>
+      <w:r>
+        <w:rPr>
+          <w:rStyle w:val="hljs-string"/>
+        </w:rPr>
+        <w:t>"/"</w:t>
+      </w:r>
+      <w:r>
+        <w:rPr>
+          <w:rStyle w:val="HTMLCode"/>
+        </w:rPr>
+        <w:t>) -</w:t>
+      </w:r>
+      <w:r>
+        <w:rPr>
+          <w:rStyle w:val="hljs-punctuation"/>
+        </w:rPr>
+        <w:t>-&gt;</w:t>
+      </w:r>
+      <w:r>
+        <w:rPr>
+          <w:rStyle w:val="HTMLCode"/>
+        </w:rPr>
+        <w:t xml:space="preserve"> logs </w:t>
+      </w:r>
+      <w:r>
+        <w:rPr>
+          <w:rStyle w:val="hljs-string"/>
+        </w:rPr>
+        <w:t>"/ middleware"</w:t>
+      </w:r>
+      <w:r>
+        <w:rPr>
+          <w:rStyle w:val="HTMLCode"/>
+        </w:rPr>
+        <w:t xml:space="preserve"> -</w:t>
+      </w:r>
+      <w:r>
+        <w:rPr>
+          <w:rStyle w:val="hljs-punctuation"/>
+        </w:rPr>
+        <w:t>-&gt;</w:t>
+      </w:r>
+      <w:r>
+        <w:rPr>
+          <w:rStyle w:val="HTMLCode"/>
+        </w:rPr>
+        <w:t xml:space="preserve"> </w:t>
+      </w:r>
+      <w:r>
+        <w:rPr>
+          <w:rStyle w:val="hljs-title"/>
+        </w:rPr>
+        <w:t>next</w:t>
+      </w:r>
+      <w:r>
+        <w:rPr>
+          <w:rStyle w:val="HTMLCode"/>
+        </w:rPr>
+        <w:t>()</w:t>
+      </w:r>
+    </w:p>
+    <w:p>
+      <w:pPr>
+        <w:pStyle w:val="HTMLPreformatted"/>
+        <w:rPr>
+          <w:rStyle w:val="HTMLCode"/>
+        </w:rPr>
+      </w:pPr>
+      <w:r>
+        <w:rPr>
+          <w:rStyle w:val="HTMLCode"/>
+        </w:rPr>
+        <w:t xml:space="preserve">                        |</w:t>
+      </w:r>
+    </w:p>
+    <w:p>
+      <w:pPr>
+        <w:pStyle w:val="HTMLPreformatted"/>
+        <w:rPr>
+          <w:rStyle w:val="HTMLCode"/>
+        </w:rPr>
+      </w:pPr>
+      <w:r>
+        <w:rPr>
+          <w:rStyle w:val="HTMLCode"/>
+        </w:rPr>
+        <w:t xml:space="preserve">                        V</w:t>
+      </w:r>
+    </w:p>
+    <w:p>
+      <w:pPr>
+        <w:pStyle w:val="HTMLPreformatted"/>
+        <w:rPr>
+          <w:rStyle w:val="HTMLCode"/>
+        </w:rPr>
+      </w:pPr>
+      <w:r>
+        <w:rPr>
+          <w:rStyle w:val="HTMLCode"/>
+        </w:rPr>
+        <w:t xml:space="preserve">                 app.</w:t>
+      </w:r>
+      <w:r>
+        <w:rPr>
+          <w:rStyle w:val="hljs-title"/>
+        </w:rPr>
+        <w:t>use</w:t>
+      </w:r>
+      <w:r>
+        <w:rPr>
+          <w:rStyle w:val="HTMLCode"/>
+        </w:rPr>
+        <w:t>(</w:t>
+      </w:r>
+      <w:r>
+        <w:rPr>
+          <w:rStyle w:val="hljs-string"/>
+        </w:rPr>
+        <w:t>"/test"</w:t>
+      </w:r>
+      <w:r>
+        <w:rPr>
+          <w:rStyle w:val="HTMLCode"/>
+        </w:rPr>
+        <w:t>) -</w:t>
+      </w:r>
+      <w:r>
+        <w:rPr>
+          <w:rStyle w:val="hljs-punctuation"/>
+        </w:rPr>
+        <w:t>-&gt;</w:t>
+      </w:r>
+      <w:r>
+        <w:rPr>
+          <w:rStyle w:val="HTMLCode"/>
+        </w:rPr>
+        <w:t xml:space="preserve"> logs </w:t>
+      </w:r>
+      <w:r>
+        <w:rPr>
+          <w:rStyle w:val="hljs-string"/>
+        </w:rPr>
+        <w:t>"test middleware"</w:t>
+      </w:r>
+      <w:r>
+        <w:rPr>
+          <w:rStyle w:val="HTMLCode"/>
+        </w:rPr>
+        <w:t xml:space="preserve"> -</w:t>
+      </w:r>
+      <w:r>
+        <w:rPr>
+          <w:rStyle w:val="hljs-punctuation"/>
+        </w:rPr>
+        <w:t>-&gt;</w:t>
+      </w:r>
+      <w:r>
+        <w:rPr>
+          <w:rStyle w:val="HTMLCode"/>
+        </w:rPr>
+        <w:t xml:space="preserve"> </w:t>
+      </w:r>
+      <w:r>
+        <w:rPr>
+          <w:rStyle w:val="hljs-title"/>
+        </w:rPr>
+        <w:t>next</w:t>
+      </w:r>
+      <w:r>
+        <w:rPr>
+          <w:rStyle w:val="HTMLCode"/>
+        </w:rPr>
+        <w:t>()</w:t>
+      </w:r>
+    </w:p>
+    <w:p>
+      <w:pPr>
+        <w:pStyle w:val="HTMLPreformatted"/>
+        <w:rPr>
+          <w:rStyle w:val="HTMLCode"/>
+        </w:rPr>
+      </w:pPr>
+      <w:r>
+        <w:rPr>
+          <w:rStyle w:val="HTMLCode"/>
+        </w:rPr>
+        <w:t xml:space="preserve">                        |</w:t>
+      </w:r>
+    </w:p>
+    <w:p>
+      <w:pPr>
+        <w:pStyle w:val="HTMLPreformatted"/>
+        <w:rPr>
+          <w:rStyle w:val="HTMLCode"/>
+        </w:rPr>
+      </w:pPr>
+      <w:r>
+        <w:rPr>
+          <w:rStyle w:val="HTMLCode"/>
+        </w:rPr>
+        <w:t xml:space="preserve">                        V</w:t>
+      </w:r>
+    </w:p>
+    <w:p>
+      <w:pPr>
+        <w:pStyle w:val="HTMLPreformatted"/>
+        <w:rPr>
+          <w:rStyle w:val="HTMLCode"/>
+        </w:rPr>
+      </w:pPr>
+      <w:r>
+        <w:rPr>
+          <w:rStyle w:val="HTMLCode"/>
+        </w:rPr>
+        <w:t xml:space="preserve">              app.</w:t>
+      </w:r>
+      <w:r>
+        <w:rPr>
+          <w:rStyle w:val="hljs-title"/>
+        </w:rPr>
+        <w:t>get</w:t>
+      </w:r>
+      <w:r>
+        <w:rPr>
+          <w:rStyle w:val="HTMLCode"/>
+        </w:rPr>
+        <w:t>(</w:t>
+      </w:r>
+      <w:r>
+        <w:rPr>
+          <w:rStyle w:val="hljs-string"/>
+        </w:rPr>
+        <w:t>"/test"</w:t>
+      </w:r>
+      <w:r>
+        <w:rPr>
+          <w:rStyle w:val="HTMLCode"/>
+        </w:rPr>
+        <w:t>) -</w:t>
+      </w:r>
+      <w:r>
+        <w:rPr>
+          <w:rStyle w:val="hljs-punctuation"/>
+        </w:rPr>
+        <w:t>-&gt;</w:t>
+      </w:r>
+      <w:r>
+        <w:rPr>
+          <w:rStyle w:val="HTMLCode"/>
+        </w:rPr>
+        <w:t xml:space="preserve"> </w:t>
+      </w:r>
+      <w:r>
+        <w:rPr>
+          <w:rStyle w:val="hljs-keyword"/>
+        </w:rPr>
+        <w:t>final</w:t>
+      </w:r>
+      <w:r>
+        <w:rPr>
+          <w:rStyle w:val="HTMLCode"/>
+        </w:rPr>
+        <w:t xml:space="preserve"> route handler -</w:t>
+      </w:r>
+      <w:r>
+        <w:rPr>
+          <w:rStyle w:val="hljs-punctuation"/>
+        </w:rPr>
+        <w:t>-&gt;</w:t>
+      </w:r>
+      <w:r>
+        <w:rPr>
+          <w:rStyle w:val="HTMLCode"/>
+        </w:rPr>
+        <w:t xml:space="preserve"> res.</w:t>
+      </w:r>
+      <w:r>
+        <w:rPr>
+          <w:rStyle w:val="hljs-title"/>
+        </w:rPr>
+        <w:t>send</w:t>
+      </w:r>
+      <w:r>
+        <w:rPr>
+          <w:rStyle w:val="HTMLCode"/>
+        </w:rPr>
+        <w:t>()</w:t>
+      </w:r>
+    </w:p>
+    <w:p>
+      <w:r>
+        <w:pict w14:anchorId="5F315114">
+          <v:rect id="_x0000_i1042" style="width:0;height:1.5pt" o:hralign="center" o:hrstd="t" o:hr="t" fillcolor="#a0a0a0" stroked="f"/>
+        </w:pict>
+      </w:r>
+    </w:p>
+    <w:p>
+      <w:pPr>
+        <w:pStyle w:val="Heading2"/>
+      </w:pPr>
+      <w:r>
+        <w:rPr>
+          <w:rFonts w:ascii="Segoe UI Emoji" w:hAnsi="Segoe UI Emoji" w:cs="Segoe UI Emoji"/>
+        </w:rPr>
+        <w:t>🔹</w:t>
+      </w:r>
+      <w:r>
+        <w:t xml:space="preserve"> Best Practices for Middleware Ordering</w:t>
+      </w:r>
+    </w:p>
+    <w:p>
+      <w:pPr>
+        <w:pStyle w:val="NormalWeb"/>
+        <w:numPr>
+          <w:ilvl w:val="0"/>
+          <w:numId w:val="13"/>
+        </w:numPr>
+      </w:pPr>
+      <w:r>
+        <w:rPr>
+          <w:rStyle w:val="Strong"/>
+        </w:rPr>
+        <w:t>Specific first, generic later</w:t>
+      </w:r>
+    </w:p>
+    <w:p>
+      <w:pPr>
+        <w:pStyle w:val="HTMLPreformatted"/>
+        <w:numPr>
+          <w:ilvl w:val="0"/>
+          <w:numId w:val="13"/>
+        </w:numPr>
+        <w:tabs>
+          <w:tab w:val="clear" w:pos="720"/>
+        </w:tabs>
+        <w:rPr>
+          <w:rStyle w:val="HTMLCode"/>
+        </w:rPr>
+      </w:pPr>
+      <w:r>
+        <w:rPr>
+          <w:rStyle w:val="HTMLCode"/>
+        </w:rPr>
+        <w:t>app.</w:t>
+      </w:r>
+      <w:r>
+        <w:rPr>
+          <w:rStyle w:val="hljs-title"/>
+        </w:rPr>
+        <w:t>use</w:t>
+      </w:r>
+      <w:r>
+        <w:rPr>
+          <w:rStyle w:val="HTMLCode"/>
+        </w:rPr>
+        <w:t>(</w:t>
+      </w:r>
+      <w:r>
+        <w:rPr>
+          <w:rStyle w:val="hljs-string"/>
+        </w:rPr>
+        <w:t>"/test"</w:t>
+      </w:r>
+      <w:r>
+        <w:rPr>
+          <w:rStyle w:val="HTMLCode"/>
+        </w:rPr>
+        <w:t xml:space="preserve">, testMiddleware); </w:t>
+      </w:r>
+      <w:r>
+        <w:rPr>
+          <w:rStyle w:val="hljs-comment"/>
+          <w:rFonts w:eastAsiaTheme="majorEastAsia"/>
+        </w:rPr>
+        <w:t>// specific</w:t>
+      </w:r>
+    </w:p>
+    <w:p>
+      <w:pPr>
+        <w:pStyle w:val="HTMLPreformatted"/>
+        <w:numPr>
+          <w:ilvl w:val="0"/>
+          <w:numId w:val="13"/>
+        </w:numPr>
+        <w:tabs>
+          <w:tab w:val="clear" w:pos="720"/>
+        </w:tabs>
+        <w:rPr>
+          <w:rStyle w:val="HTMLCode"/>
+        </w:rPr>
+      </w:pPr>
+      <w:r>
+        <w:rPr>
+          <w:rStyle w:val="HTMLCode"/>
+        </w:rPr>
+        <w:t>app.</w:t>
+      </w:r>
+      <w:r>
+        <w:rPr>
+          <w:rStyle w:val="hljs-title"/>
+        </w:rPr>
+        <w:t>use</w:t>
+      </w:r>
+      <w:r>
+        <w:rPr>
+          <w:rStyle w:val="HTMLCode"/>
+        </w:rPr>
+        <w:t>(</w:t>
+      </w:r>
+      <w:r>
+        <w:rPr>
+          <w:rStyle w:val="hljs-string"/>
+        </w:rPr>
+        <w:t>"/"</w:t>
+      </w:r>
+      <w:r>
+        <w:rPr>
+          <w:rStyle w:val="HTMLCode"/>
+        </w:rPr>
+        <w:t xml:space="preserve">, genericMiddleware);  </w:t>
+      </w:r>
+      <w:r>
+        <w:rPr>
+          <w:rStyle w:val="hljs-comment"/>
+          <w:rFonts w:eastAsiaTheme="majorEastAsia"/>
+        </w:rPr>
+        <w:t>// generic</w:t>
+      </w:r>
+    </w:p>
+    <w:p>
+      <w:pPr>
+        <w:pStyle w:val="NormalWeb"/>
+        <w:ind w:left="720"/>
+      </w:pPr>
+      <w:r>
+        <w:t>→ Prevents generic middleware from overshadowing specific ones.</w:t>
+      </w:r>
+    </w:p>
+    <w:p>
+      <w:pPr>
+        <w:pStyle w:val="NormalWeb"/>
+        <w:numPr>
+          <w:ilvl w:val="0"/>
+          <w:numId w:val="13"/>
+        </w:numPr>
+      </w:pPr>
+      <w:r>
+        <w:rPr>
+          <w:rStyle w:val="Strong"/>
+        </w:rPr>
+        <w:t>Global logging/auth early</w:t>
+      </w:r>
+      <w:r>
+        <w:t xml:space="preserve">, </w:t>
+      </w:r>
+      <w:r>
+        <w:rPr>
+          <w:rStyle w:val="Strong"/>
+        </w:rPr>
+        <w:t>error handling last</w:t>
+      </w:r>
+    </w:p>
+    <w:p>
+      <w:pPr>
+        <w:pStyle w:val="HTMLPreformatted"/>
+        <w:numPr>
+          <w:ilvl w:val="0"/>
+          <w:numId w:val="13"/>
+        </w:numPr>
+        <w:tabs>
+          <w:tab w:val="clear" w:pos="720"/>
+        </w:tabs>
+        <w:rPr>
+          <w:rStyle w:val="HTMLCode"/>
+        </w:rPr>
+      </w:pPr>
+      <w:r>
+        <w:rPr>
+          <w:rStyle w:val="HTMLCode"/>
+        </w:rPr>
+        <w:t>app.</w:t>
+      </w:r>
+      <w:r>
+        <w:rPr>
+          <w:rStyle w:val="hljs-title"/>
+        </w:rPr>
+        <w:t>use</w:t>
+      </w:r>
+      <w:r>
+        <w:rPr>
+          <w:rStyle w:val="HTMLCode"/>
+        </w:rPr>
+        <w:t>(loggingMiddleware);</w:t>
+      </w:r>
+    </w:p>
+    <w:p>
+      <w:pPr>
+        <w:pStyle w:val="HTMLPreformatted"/>
+        <w:numPr>
+          <w:ilvl w:val="0"/>
+          <w:numId w:val="13"/>
+        </w:numPr>
+        <w:tabs>
+          <w:tab w:val="clear" w:pos="720"/>
+        </w:tabs>
+        <w:rPr>
+          <w:rStyle w:val="HTMLCode"/>
+        </w:rPr>
+      </w:pPr>
+      <w:r>
+        <w:rPr>
+          <w:rStyle w:val="HTMLCode"/>
+        </w:rPr>
+        <w:t>app.</w:t>
+      </w:r>
+      <w:r>
+        <w:rPr>
+          <w:rStyle w:val="hljs-title"/>
+        </w:rPr>
+        <w:t>use</w:t>
+      </w:r>
+      <w:r>
+        <w:rPr>
+          <w:rStyle w:val="HTMLCode"/>
+        </w:rPr>
+        <w:t>(authMiddleware);</w:t>
+      </w:r>
+    </w:p>
+    <w:p>
+      <w:pPr>
+        <w:pStyle w:val="HTMLPreformatted"/>
+        <w:numPr>
+          <w:ilvl w:val="0"/>
+          <w:numId w:val="13"/>
+        </w:numPr>
+        <w:tabs>
+          <w:tab w:val="clear" w:pos="720"/>
+        </w:tabs>
+        <w:rPr>
+          <w:rStyle w:val="HTMLCode"/>
+        </w:rPr>
+      </w:pPr>
+    </w:p>
+    <w:p>
+      <w:pPr>
+        <w:pStyle w:val="HTMLPreformatted"/>
+        <w:numPr>
+          <w:ilvl w:val="0"/>
+          <w:numId w:val="13"/>
+        </w:numPr>
+        <w:tabs>
+          <w:tab w:val="clear" w:pos="720"/>
+        </w:tabs>
+        <w:rPr>
+          <w:rStyle w:val="HTMLCode"/>
+        </w:rPr>
+      </w:pPr>
+      <w:r>
+        <w:rPr>
+          <w:rStyle w:val="HTMLCode"/>
+        </w:rPr>
+        <w:t>app.</w:t>
+      </w:r>
+      <w:r>
+        <w:rPr>
+          <w:rStyle w:val="hljs-title"/>
+        </w:rPr>
+        <w:t>get</w:t>
+      </w:r>
+      <w:r>
+        <w:rPr>
+          <w:rStyle w:val="HTMLCode"/>
+        </w:rPr>
+        <w:t>(</w:t>
+      </w:r>
+      <w:r>
+        <w:rPr>
+          <w:rStyle w:val="hljs-string"/>
+        </w:rPr>
+        <w:t>"/users"</w:t>
+      </w:r>
+      <w:r>
+        <w:rPr>
+          <w:rStyle w:val="HTMLCode"/>
+        </w:rPr>
+        <w:t>, usersHandler);</w:t>
+      </w:r>
+    </w:p>
+    <w:p>
+      <w:pPr>
+        <w:pStyle w:val="HTMLPreformatted"/>
+        <w:numPr>
+          <w:ilvl w:val="0"/>
+          <w:numId w:val="13"/>
+        </w:numPr>
+        <w:tabs>
+          <w:tab w:val="clear" w:pos="720"/>
+        </w:tabs>
+        <w:rPr>
+          <w:rStyle w:val="HTMLCode"/>
+        </w:rPr>
+      </w:pPr>
+      <w:r>
+        <w:rPr>
+          <w:rStyle w:val="HTMLCode"/>
+        </w:rPr>
+        <w:t>app.</w:t>
+      </w:r>
+      <w:r>
+        <w:rPr>
+          <w:rStyle w:val="hljs-title"/>
+        </w:rPr>
+        <w:t>get</w:t>
+      </w:r>
+      <w:r>
+        <w:rPr>
+          <w:rStyle w:val="HTMLCode"/>
+        </w:rPr>
+        <w:t>(</w:t>
+      </w:r>
+      <w:r>
+        <w:rPr>
+          <w:rStyle w:val="hljs-string"/>
+        </w:rPr>
+        <w:t>"/products"</w:t>
+      </w:r>
+      <w:r>
+        <w:rPr>
+          <w:rStyle w:val="HTMLCode"/>
+        </w:rPr>
+        <w:t>, productsHandler);</w:t>
+      </w:r>
+    </w:p>
+    <w:p>
+      <w:pPr>
+        <w:pStyle w:val="HTMLPreformatted"/>
+        <w:numPr>
+          <w:ilvl w:val="0"/>
+          <w:numId w:val="13"/>
+        </w:numPr>
+        <w:tabs>
+          <w:tab w:val="clear" w:pos="720"/>
+        </w:tabs>
+        <w:rPr>
+          <w:rStyle w:val="HTMLCode"/>
+        </w:rPr>
+      </w:pPr>
+    </w:p>
+    <w:p>
+      <w:pPr>
+        <w:pStyle w:val="HTMLPreformatted"/>
+        <w:numPr>
+          <w:ilvl w:val="0"/>
+          <w:numId w:val="13"/>
+        </w:numPr>
+        <w:tabs>
+          <w:tab w:val="clear" w:pos="720"/>
+        </w:tabs>
+        <w:rPr>
+          <w:rStyle w:val="HTMLCode"/>
+        </w:rPr>
+      </w:pPr>
+      <w:r>
+        <w:rPr>
+          <w:rStyle w:val="HTMLCode"/>
+        </w:rPr>
+        <w:t>app.</w:t>
+      </w:r>
+      <w:r>
+        <w:rPr>
+          <w:rStyle w:val="hljs-title"/>
+        </w:rPr>
+        <w:t>use</w:t>
+      </w:r>
+      <w:r>
+        <w:rPr>
+          <w:rStyle w:val="HTMLCode"/>
+        </w:rPr>
+        <w:t xml:space="preserve">(errorHandler); </w:t>
+      </w:r>
+      <w:r>
+        <w:rPr>
+          <w:rStyle w:val="hljs-comment"/>
+          <w:rFonts w:eastAsiaTheme="majorEastAsia"/>
+        </w:rPr>
+        <w:t>// always at the end</w:t>
+      </w:r>
+    </w:p>
+    <w:p>
+      <w:pPr>
+        <w:pStyle w:val="NormalWeb"/>
+        <w:numPr>
+          <w:ilvl w:val="0"/>
+          <w:numId w:val="13"/>
+        </w:numPr>
+      </w:pPr>
+      <w:r>
+        <w:rPr>
+          <w:rStyle w:val="Strong"/>
+        </w:rPr>
+        <w:t xml:space="preserve">Avoid using </w:t>
+      </w:r>
+      <w:r>
+        <w:rPr>
+          <w:rStyle w:val="HTMLCode"/>
+          <w:b/>
+          <w:bCs/>
+        </w:rPr>
+        <w:t>"/"</w:t>
+      </w:r>
+      <w:r>
+        <w:rPr>
+          <w:rStyle w:val="Strong"/>
+        </w:rPr>
+        <w:t xml:space="preserve"> middleware too early</w:t>
+      </w:r>
+      <w:r>
+        <w:br/>
+        <w:t>→ It matches everything and can make debugging hard if misused.</w:t>
+      </w:r>
+    </w:p>
+    <w:p>
+      <w:r>
+        <w:pict w14:anchorId="02005458">
+          <v:rect id="_x0000_i1043" style="width:0;height:1.5pt" o:hralign="center" o:hrstd="t" o:hr="t" fillcolor="#a0a0a0" stroked="f"/>
+        </w:pict>
+      </w:r>
+    </w:p>
+    <w:p>
+      <w:pPr>
+        <w:pStyle w:val="Heading2"/>
+      </w:pPr>
+      <w:r>
+        <w:rPr>
+          <w:rFonts w:ascii="Segoe UI Emoji" w:hAnsi="Segoe UI Emoji" w:cs="Segoe UI Emoji"/>
+        </w:rPr>
+        <w:t>🔹</w:t>
+      </w:r>
+      <w:r>
+        <w:t xml:space="preserve"> Interview-Friendly One-Liners</w:t>
+      </w:r>
+    </w:p>
+    <w:p>
+      <w:pPr>
+        <w:pStyle w:val="NormalWeb"/>
+        <w:numPr>
+          <w:ilvl w:val="0"/>
+          <w:numId w:val="14"/>
+        </w:numPr>
+      </w:pPr>
+      <w:r>
+        <w:rPr>
+          <w:rStyle w:val="HTMLCode"/>
+        </w:rPr>
+        <w:t>app.use()</w:t>
+      </w:r>
+      <w:r>
+        <w:t xml:space="preserve"> mounts middleware for </w:t>
+      </w:r>
+      <w:r>
+        <w:rPr>
+          <w:rStyle w:val="Strong"/>
+        </w:rPr>
+        <w:t>all HTTP methods</w:t>
+      </w:r>
+      <w:r>
+        <w:t xml:space="preserve"> (GET, POST, PUT, DELETE).</w:t>
+      </w:r>
+    </w:p>
+    <w:p>
+      <w:pPr>
+        <w:pStyle w:val="NormalWeb"/>
+        <w:numPr>
+          <w:ilvl w:val="0"/>
+          <w:numId w:val="14"/>
+        </w:numPr>
+      </w:pPr>
+      <w:r>
+        <w:t xml:space="preserve">Path matching in </w:t>
+      </w:r>
+      <w:r>
+        <w:rPr>
+          <w:rStyle w:val="HTMLCode"/>
+        </w:rPr>
+        <w:t>app.use()</w:t>
+      </w:r>
+      <w:r>
+        <w:t xml:space="preserve"> is </w:t>
+      </w:r>
+      <w:r>
+        <w:rPr>
+          <w:rStyle w:val="Strong"/>
+        </w:rPr>
+        <w:t>prefix-based</w:t>
+      </w:r>
+      <w:r>
+        <w:t xml:space="preserve"> → </w:t>
+      </w:r>
+      <w:r>
+        <w:rPr>
+          <w:rStyle w:val="HTMLCode"/>
+        </w:rPr>
+        <w:t>/</w:t>
+      </w:r>
+      <w:r>
+        <w:t xml:space="preserve"> matches all routes, </w:t>
+      </w:r>
+      <w:r>
+        <w:rPr>
+          <w:rStyle w:val="HTMLCode"/>
+        </w:rPr>
+        <w:t>/test</w:t>
+      </w:r>
+      <w:r>
+        <w:t xml:space="preserve"> matches </w:t>
+      </w:r>
+      <w:r>
+        <w:rPr>
+          <w:rStyle w:val="HTMLCode"/>
+        </w:rPr>
+        <w:t>/test*</w:t>
+      </w:r>
+      <w:r>
+        <w:t>.</w:t>
+      </w:r>
+    </w:p>
+    <w:p>
+      <w:pPr>
+        <w:pStyle w:val="NormalWeb"/>
+        <w:numPr>
+          <w:ilvl w:val="0"/>
+          <w:numId w:val="14"/>
+        </w:numPr>
+      </w:pPr>
+      <w:r>
+        <w:t xml:space="preserve">Middleware executes in the </w:t>
+      </w:r>
+      <w:r>
+        <w:rPr>
+          <w:rStyle w:val="Strong"/>
+        </w:rPr>
+        <w:t>order they are defined</w:t>
+      </w:r>
+      <w:r>
+        <w:t>.</w:t>
+      </w:r>
+    </w:p>
+    <w:p>
+      <w:pPr>
+        <w:pStyle w:val="NormalWeb"/>
+        <w:numPr>
+          <w:ilvl w:val="0"/>
+          <w:numId w:val="14"/>
+        </w:numPr>
+      </w:pPr>
+      <w:r>
+        <w:t xml:space="preserve">Good practice: keep </w:t>
+      </w:r>
+      <w:r>
+        <w:rPr>
+          <w:rStyle w:val="Strong"/>
+        </w:rPr>
+        <w:t>specific routes first, generic last</w:t>
+      </w:r>
+      <w:r>
+        <w:t xml:space="preserve"> (like catch-all or error handlers).</w:t>
+      </w:r>
+    </w:p>
+    <w:p>
+      <w:r>
+        <w:lastRenderedPageBreak/>
+        <w:pict w14:anchorId="61B072E8">
+          <v:rect id="_x0000_i1044" style="width:0;height:1.5pt" o:hralign="center" o:hrstd="t" o:hr="t" fillcolor="#a0a0a0" stroked="f"/>
+        </w:pict>
+      </w:r>
+    </w:p>
+    <w:p>
+      <w:pPr>
+        <w:pStyle w:val="NormalWeb"/>
+      </w:pPr>
+      <w:r>
+        <w:rPr>
+          <w:rFonts w:ascii="Segoe UI Emoji" w:hAnsi="Segoe UI Emoji" w:cs="Segoe UI Emoji"/>
+        </w:rPr>
+        <w:t>✅</w:t>
+      </w:r>
+      <w:r>
+        <w:t xml:space="preserve"> </w:t>
+      </w:r>
+      <w:r>
+        <w:rPr>
+          <w:rStyle w:val="Strong"/>
+        </w:rPr>
+        <w:t>Key takeaway for interviews</w:t>
+      </w:r>
+      <w:r>
+        <w:t>:</w:t>
+      </w:r>
+    </w:p>
+    <w:p>
+      <w:pPr>
+        <w:pStyle w:val="NormalWeb"/>
+      </w:pPr>
+      <w:r>
+        <w:t xml:space="preserve">In Express, middleware functions defined with </w:t>
+      </w:r>
+      <w:r>
+        <w:rPr>
+          <w:rStyle w:val="HTMLCode"/>
+        </w:rPr>
+        <w:t>app.use()</w:t>
+      </w:r>
+      <w:r>
+        <w:t xml:space="preserve"> are executed in order. A middleware with </w:t>
+      </w:r>
+      <w:r>
+        <w:rPr>
+          <w:rStyle w:val="HTMLCode"/>
+        </w:rPr>
+        <w:t>/</w:t>
+      </w:r>
+      <w:r>
+        <w:t xml:space="preserve"> runs for every route because all paths start with </w:t>
+      </w:r>
+      <w:r>
+        <w:rPr>
+          <w:rStyle w:val="HTMLCode"/>
+        </w:rPr>
+        <w:t>/</w:t>
+      </w:r>
+      <w:r>
+        <w:t xml:space="preserve">. A middleware with </w:t>
+      </w:r>
+      <w:r>
+        <w:rPr>
+          <w:rStyle w:val="HTMLCode"/>
+        </w:rPr>
+        <w:t>/test</w:t>
+      </w:r>
+      <w:r>
+        <w:t xml:space="preserve"> runs only for routes beginning with </w:t>
+      </w:r>
+      <w:r>
+        <w:rPr>
+          <w:rStyle w:val="HTMLCode"/>
+        </w:rPr>
+        <w:t>/test</w:t>
+      </w:r>
+      <w:r>
+        <w:t xml:space="preserve">. That’s why </w:t>
+      </w:r>
+      <w:r>
+        <w:rPr>
+          <w:rStyle w:val="HTMLCode"/>
+        </w:rPr>
+        <w:t>/test</w:t>
+      </w:r>
+      <w:r>
+        <w:t xml:space="preserve"> triggers both </w:t>
+      </w:r>
+      <w:r>
+        <w:rPr>
+          <w:rStyle w:val="HTMLCode"/>
+        </w:rPr>
+        <w:t>/</w:t>
+      </w:r>
+      <w:r>
+        <w:t xml:space="preserve"> and </w:t>
+      </w:r>
+      <w:r>
+        <w:rPr>
+          <w:rStyle w:val="HTMLCode"/>
+        </w:rPr>
+        <w:t>/test</w:t>
+      </w:r>
+      <w:r>
+        <w:t xml:space="preserve"> middlewares unless </w:t>
+      </w:r>
+      <w:r>
+        <w:rPr>
+          <w:rStyle w:val="HTMLCode"/>
+        </w:rPr>
+        <w:t>/</w:t>
+      </w:r>
+      <w:r>
+        <w:t xml:space="preserve"> is removed or moved to the end.</w:t>
+      </w:r>
+    </w:p>
+    <w:p>
+      <w:pPr>
+        <w:pStyle w:val="HTMLPreformatted"/>
+        <w:rPr>
+          <w:rStyle w:val="HTMLCode"/>
+        </w:rPr>
+      </w:pPr>
       <w:bookmarkStart w:id="0" w:name="_GoBack"/>
       <w:bookmarkEnd w:id="0"/>
     </w:p>
+    <w:p>
+      <w:pPr>
+        <w:pStyle w:val="HTMLPreformatted"/>
+        <w:rPr>
+          <w:rStyle w:val="HTMLCode"/>
+        </w:rPr>
+      </w:pPr>
+    </w:p>
+    <w:p>
+      <w:pPr>
+        <w:pStyle w:val="HTMLPreformatted"/>
+        <w:rPr>
+          <w:rStyle w:val="HTMLCode"/>
+        </w:rPr>
+      </w:pPr>
+    </w:p>
+    <w:p>
+      <w:pPr>
+        <w:pStyle w:val="NormalWeb"/>
+      </w:pPr>
+    </w:p>
+    <w:p/>
     <w:sectPr>
       <w:pgSz w:w="11906" w:h="16838"/>
       <w:pgMar w:top="1440" w:right="1440" w:bottom="1440" w:left="1440" w:header="708" w:footer="708" w:gutter="0"/>
@@ -2409,6 +6626,155 @@
 <file path=word/numbering.xml><?xml version="1.0" encoding="utf-8"?>
 <w:numbering xmlns:wpc="http://schemas.microsoft.com/office/word/2010/wordprocessingCanvas" xmlns:cx="http://schemas.microsoft.com/office/drawing/2014/chartex" xmlns:cx1="http://schemas.microsoft.com/office/drawing/2015/9/8/chartex" xmlns:cx2="http://schemas.microsoft.com/office/drawing/2015/10/21/chartex" xmlns:cx3="http://schemas.microsoft.com/office/drawing/2016/5/9/chartex" xmlns:cx4="http://schemas.microsoft.com/office/drawing/2016/5/10/chartex" xmlns:cx5="http://schemas.microsoft.com/office/drawing/2016/5/11/chartex" xmlns:cx6="http://schemas.microsoft.com/office/drawing/2016/5/12/chartex" xmlns:cx7="http://schemas.microsoft.com/office/drawing/2016/5/13/chartex" xmlns:cx8="http://schemas.microsoft.com/office/drawing/2016/5/14/chartex" xmlns:mc="http://schemas.openxmlformats.org/markup-compatibility/2006" xmlns:aink="http://schemas.microsoft.com/office/drawing/2016/ink" xmlns:am3d="http://schemas.microsoft.com/office/drawing/2017/model3d" xmlns:o="urn:schemas-microsoft-com:office:office" xmlns:r="http://schemas.openxmlformats.org/officeDocument/2006/relationships" xmlns:m="http://schemas.openxmlformats.org/officeDocument/2006/math" xmlns:v="urn:schemas-microsoft-com:vml" xmlns:wp14="http://schemas.microsoft.com/office/word/2010/wordprocessingDrawing" xmlns:wp="http://schemas.openxmlformats.org/drawingml/2006/wordprocessingDrawing" xmlns:w10="urn:schemas-microsoft-com:office:word" xmlns:w="http://schemas.openxmlformats.org/wordprocessingml/2006/main" xmlns:w14="http://schemas.microsoft.com/office/word/2010/wordml" xmlns:w15="http://schemas.microsoft.com/office/word/2012/wordml" xmlns:w16cex="http://schemas.microsoft.com/office/word/2018/wordml/cex" xmlns:w16cid="http://schemas.microsoft.com/office/word/2016/wordml/cid" xmlns:w16="http://schemas.microsoft.com/office/word/2018/wordml" xmlns:w16se="http://schemas.microsoft.com/office/word/2015/wordml/symex" xmlns:wpg="http://schemas.microsoft.com/office/word/2010/wordprocessingGroup" xmlns:wpi="http://schemas.microsoft.com/office/word/2010/wordprocessingInk" xmlns:wne="http://schemas.microsoft.com/office/word/2006/wordml" xmlns:wps="http://schemas.microsoft.com/office/word/2010/wordprocessingShape" mc:Ignorable="w14 w15 w16se w16cid w16 w16cex wp14">
   <w:abstractNum w:abstractNumId="0" w15:restartNumberingAfterBreak="0">
+    <w:nsid w:val="149F4D48"/>
+    <w:multiLevelType w:val="multilevel"/>
+    <w:tmpl w:val="FCA01836"/>
+    <w:lvl w:ilvl="0">
+      <w:start w:val="1"/>
+      <w:numFmt w:val="bullet"/>
+      <w:lvlText w:val=""/>
+      <w:lvlJc w:val="left"/>
+      <w:pPr>
+        <w:tabs>
+          <w:tab w:val="num" w:pos="720"/>
+        </w:tabs>
+        <w:ind w:left="720" w:hanging="360"/>
+      </w:pPr>
+      <w:rPr>
+        <w:rFonts w:ascii="Symbol" w:hAnsi="Symbol" w:hint="default"/>
+        <w:sz w:val="20"/>
+      </w:rPr>
+    </w:lvl>
+    <w:lvl w:ilvl="1" w:tentative="1">
+      <w:start w:val="1"/>
+      <w:numFmt w:val="bullet"/>
+      <w:lvlText w:val="o"/>
+      <w:lvlJc w:val="left"/>
+      <w:pPr>
+        <w:tabs>
+          <w:tab w:val="num" w:pos="1440"/>
+        </w:tabs>
+        <w:ind w:left="1440" w:hanging="360"/>
+      </w:pPr>
+      <w:rPr>
+        <w:rFonts w:ascii="Courier New" w:hAnsi="Courier New" w:hint="default"/>
+        <w:sz w:val="20"/>
+      </w:rPr>
+    </w:lvl>
+    <w:lvl w:ilvl="2" w:tentative="1">
+      <w:start w:val="1"/>
+      <w:numFmt w:val="bullet"/>
+      <w:lvlText w:val=""/>
+      <w:lvlJc w:val="left"/>
+      <w:pPr>
+        <w:tabs>
+          <w:tab w:val="num" w:pos="2160"/>
+        </w:tabs>
+        <w:ind w:left="2160" w:hanging="360"/>
+      </w:pPr>
+      <w:rPr>
+        <w:rFonts w:ascii="Wingdings" w:hAnsi="Wingdings" w:hint="default"/>
+        <w:sz w:val="20"/>
+      </w:rPr>
+    </w:lvl>
+    <w:lvl w:ilvl="3" w:tentative="1">
+      <w:start w:val="1"/>
+      <w:numFmt w:val="bullet"/>
+      <w:lvlText w:val=""/>
+      <w:lvlJc w:val="left"/>
+      <w:pPr>
+        <w:tabs>
+          <w:tab w:val="num" w:pos="2880"/>
+        </w:tabs>
+        <w:ind w:left="2880" w:hanging="360"/>
+      </w:pPr>
+      <w:rPr>
+        <w:rFonts w:ascii="Wingdings" w:hAnsi="Wingdings" w:hint="default"/>
+        <w:sz w:val="20"/>
+      </w:rPr>
+    </w:lvl>
+    <w:lvl w:ilvl="4" w:tentative="1">
+      <w:start w:val="1"/>
+      <w:numFmt w:val="bullet"/>
+      <w:lvlText w:val=""/>
+      <w:lvlJc w:val="left"/>
+      <w:pPr>
+        <w:tabs>
+          <w:tab w:val="num" w:pos="3600"/>
+        </w:tabs>
+        <w:ind w:left="3600" w:hanging="360"/>
+      </w:pPr>
+      <w:rPr>
+        <w:rFonts w:ascii="Wingdings" w:hAnsi="Wingdings" w:hint="default"/>
+        <w:sz w:val="20"/>
+      </w:rPr>
+    </w:lvl>
+    <w:lvl w:ilvl="5" w:tentative="1">
+      <w:start w:val="1"/>
+      <w:numFmt w:val="bullet"/>
+      <w:lvlText w:val=""/>
+      <w:lvlJc w:val="left"/>
+      <w:pPr>
+        <w:tabs>
+          <w:tab w:val="num" w:pos="4320"/>
+        </w:tabs>
+        <w:ind w:left="4320" w:hanging="360"/>
+      </w:pPr>
+      <w:rPr>
+        <w:rFonts w:ascii="Wingdings" w:hAnsi="Wingdings" w:hint="default"/>
+        <w:sz w:val="20"/>
+      </w:rPr>
+    </w:lvl>
+    <w:lvl w:ilvl="6" w:tentative="1">
+      <w:start w:val="1"/>
+      <w:numFmt w:val="bullet"/>
+      <w:lvlText w:val=""/>
+      <w:lvlJc w:val="left"/>
+      <w:pPr>
+        <w:tabs>
+          <w:tab w:val="num" w:pos="5040"/>
+        </w:tabs>
+        <w:ind w:left="5040" w:hanging="360"/>
+      </w:pPr>
+      <w:rPr>
+        <w:rFonts w:ascii="Wingdings" w:hAnsi="Wingdings" w:hint="default"/>
+        <w:sz w:val="20"/>
+      </w:rPr>
+    </w:lvl>
+    <w:lvl w:ilvl="7" w:tentative="1">
+      <w:start w:val="1"/>
+      <w:numFmt w:val="bullet"/>
+      <w:lvlText w:val=""/>
+      <w:lvlJc w:val="left"/>
+      <w:pPr>
+        <w:tabs>
+          <w:tab w:val="num" w:pos="5760"/>
+        </w:tabs>
+        <w:ind w:left="5760" w:hanging="360"/>
+      </w:pPr>
+      <w:rPr>
+        <w:rFonts w:ascii="Wingdings" w:hAnsi="Wingdings" w:hint="default"/>
+        <w:sz w:val="20"/>
+      </w:rPr>
+    </w:lvl>
+    <w:lvl w:ilvl="8" w:tentative="1">
+      <w:start w:val="1"/>
+      <w:numFmt w:val="bullet"/>
+      <w:lvlText w:val=""/>
+      <w:lvlJc w:val="left"/>
+      <w:pPr>
+        <w:tabs>
+          <w:tab w:val="num" w:pos="6480"/>
+        </w:tabs>
+        <w:ind w:left="6480" w:hanging="360"/>
+      </w:pPr>
+      <w:rPr>
+        <w:rFonts w:ascii="Wingdings" w:hAnsi="Wingdings" w:hint="default"/>
+        <w:sz w:val="20"/>
+      </w:rPr>
+    </w:lvl>
+  </w:abstractNum>
+  <w:abstractNum w:abstractNumId="1" w15:restartNumberingAfterBreak="0">
     <w:nsid w:val="14CC0C9B"/>
     <w:multiLevelType w:val="multilevel"/>
     <w:tmpl w:val="70DAD0B8"/>
@@ -2557,7 +6923,269 @@
       </w:rPr>
     </w:lvl>
   </w:abstractNum>
-  <w:abstractNum w:abstractNumId="1" w15:restartNumberingAfterBreak="0">
+  <w:abstractNum w:abstractNumId="2" w15:restartNumberingAfterBreak="0">
+    <w:nsid w:val="1A9F73BE"/>
+    <w:multiLevelType w:val="multilevel"/>
+    <w:tmpl w:val="3C88B368"/>
+    <w:lvl w:ilvl="0">
+      <w:start w:val="1"/>
+      <w:numFmt w:val="decimal"/>
+      <w:lvlText w:val="%1."/>
+      <w:lvlJc w:val="left"/>
+      <w:pPr>
+        <w:tabs>
+          <w:tab w:val="num" w:pos="720"/>
+        </w:tabs>
+        <w:ind w:left="720" w:hanging="360"/>
+      </w:pPr>
+    </w:lvl>
+    <w:lvl w:ilvl="1" w:tentative="1">
+      <w:start w:val="1"/>
+      <w:numFmt w:val="decimal"/>
+      <w:lvlText w:val="%2."/>
+      <w:lvlJc w:val="left"/>
+      <w:pPr>
+        <w:tabs>
+          <w:tab w:val="num" w:pos="1440"/>
+        </w:tabs>
+        <w:ind w:left="1440" w:hanging="360"/>
+      </w:pPr>
+    </w:lvl>
+    <w:lvl w:ilvl="2" w:tentative="1">
+      <w:start w:val="1"/>
+      <w:numFmt w:val="decimal"/>
+      <w:lvlText w:val="%3."/>
+      <w:lvlJc w:val="left"/>
+      <w:pPr>
+        <w:tabs>
+          <w:tab w:val="num" w:pos="2160"/>
+        </w:tabs>
+        <w:ind w:left="2160" w:hanging="360"/>
+      </w:pPr>
+    </w:lvl>
+    <w:lvl w:ilvl="3" w:tentative="1">
+      <w:start w:val="1"/>
+      <w:numFmt w:val="decimal"/>
+      <w:lvlText w:val="%4."/>
+      <w:lvlJc w:val="left"/>
+      <w:pPr>
+        <w:tabs>
+          <w:tab w:val="num" w:pos="2880"/>
+        </w:tabs>
+        <w:ind w:left="2880" w:hanging="360"/>
+      </w:pPr>
+    </w:lvl>
+    <w:lvl w:ilvl="4" w:tentative="1">
+      <w:start w:val="1"/>
+      <w:numFmt w:val="decimal"/>
+      <w:lvlText w:val="%5."/>
+      <w:lvlJc w:val="left"/>
+      <w:pPr>
+        <w:tabs>
+          <w:tab w:val="num" w:pos="3600"/>
+        </w:tabs>
+        <w:ind w:left="3600" w:hanging="360"/>
+      </w:pPr>
+    </w:lvl>
+    <w:lvl w:ilvl="5" w:tentative="1">
+      <w:start w:val="1"/>
+      <w:numFmt w:val="decimal"/>
+      <w:lvlText w:val="%6."/>
+      <w:lvlJc w:val="left"/>
+      <w:pPr>
+        <w:tabs>
+          <w:tab w:val="num" w:pos="4320"/>
+        </w:tabs>
+        <w:ind w:left="4320" w:hanging="360"/>
+      </w:pPr>
+    </w:lvl>
+    <w:lvl w:ilvl="6" w:tentative="1">
+      <w:start w:val="1"/>
+      <w:numFmt w:val="decimal"/>
+      <w:lvlText w:val="%7."/>
+      <w:lvlJc w:val="left"/>
+      <w:pPr>
+        <w:tabs>
+          <w:tab w:val="num" w:pos="5040"/>
+        </w:tabs>
+        <w:ind w:left="5040" w:hanging="360"/>
+      </w:pPr>
+    </w:lvl>
+    <w:lvl w:ilvl="7" w:tentative="1">
+      <w:start w:val="1"/>
+      <w:numFmt w:val="decimal"/>
+      <w:lvlText w:val="%8."/>
+      <w:lvlJc w:val="left"/>
+      <w:pPr>
+        <w:tabs>
+          <w:tab w:val="num" w:pos="5760"/>
+        </w:tabs>
+        <w:ind w:left="5760" w:hanging="360"/>
+      </w:pPr>
+    </w:lvl>
+    <w:lvl w:ilvl="8" w:tentative="1">
+      <w:start w:val="1"/>
+      <w:numFmt w:val="decimal"/>
+      <w:lvlText w:val="%9."/>
+      <w:lvlJc w:val="left"/>
+      <w:pPr>
+        <w:tabs>
+          <w:tab w:val="num" w:pos="6480"/>
+        </w:tabs>
+        <w:ind w:left="6480" w:hanging="360"/>
+      </w:pPr>
+    </w:lvl>
+  </w:abstractNum>
+  <w:abstractNum w:abstractNumId="3" w15:restartNumberingAfterBreak="0">
+    <w:nsid w:val="1E085653"/>
+    <w:multiLevelType w:val="multilevel"/>
+    <w:tmpl w:val="F0546B54"/>
+    <w:lvl w:ilvl="0">
+      <w:start w:val="1"/>
+      <w:numFmt w:val="bullet"/>
+      <w:lvlText w:val=""/>
+      <w:lvlJc w:val="left"/>
+      <w:pPr>
+        <w:tabs>
+          <w:tab w:val="num" w:pos="720"/>
+        </w:tabs>
+        <w:ind w:left="720" w:hanging="360"/>
+      </w:pPr>
+      <w:rPr>
+        <w:rFonts w:ascii="Symbol" w:hAnsi="Symbol" w:hint="default"/>
+        <w:sz w:val="20"/>
+      </w:rPr>
+    </w:lvl>
+    <w:lvl w:ilvl="1" w:tentative="1">
+      <w:start w:val="1"/>
+      <w:numFmt w:val="bullet"/>
+      <w:lvlText w:val="o"/>
+      <w:lvlJc w:val="left"/>
+      <w:pPr>
+        <w:tabs>
+          <w:tab w:val="num" w:pos="1440"/>
+        </w:tabs>
+        <w:ind w:left="1440" w:hanging="360"/>
+      </w:pPr>
+      <w:rPr>
+        <w:rFonts w:ascii="Courier New" w:hAnsi="Courier New" w:hint="default"/>
+        <w:sz w:val="20"/>
+      </w:rPr>
+    </w:lvl>
+    <w:lvl w:ilvl="2" w:tentative="1">
+      <w:start w:val="1"/>
+      <w:numFmt w:val="bullet"/>
+      <w:lvlText w:val=""/>
+      <w:lvlJc w:val="left"/>
+      <w:pPr>
+        <w:tabs>
+          <w:tab w:val="num" w:pos="2160"/>
+        </w:tabs>
+        <w:ind w:left="2160" w:hanging="360"/>
+      </w:pPr>
+      <w:rPr>
+        <w:rFonts w:ascii="Wingdings" w:hAnsi="Wingdings" w:hint="default"/>
+        <w:sz w:val="20"/>
+      </w:rPr>
+    </w:lvl>
+    <w:lvl w:ilvl="3" w:tentative="1">
+      <w:start w:val="1"/>
+      <w:numFmt w:val="bullet"/>
+      <w:lvlText w:val=""/>
+      <w:lvlJc w:val="left"/>
+      <w:pPr>
+        <w:tabs>
+          <w:tab w:val="num" w:pos="2880"/>
+        </w:tabs>
+        <w:ind w:left="2880" w:hanging="360"/>
+      </w:pPr>
+      <w:rPr>
+        <w:rFonts w:ascii="Wingdings" w:hAnsi="Wingdings" w:hint="default"/>
+        <w:sz w:val="20"/>
+      </w:rPr>
+    </w:lvl>
+    <w:lvl w:ilvl="4" w:tentative="1">
+      <w:start w:val="1"/>
+      <w:numFmt w:val="bullet"/>
+      <w:lvlText w:val=""/>
+      <w:lvlJc w:val="left"/>
+      <w:pPr>
+        <w:tabs>
+          <w:tab w:val="num" w:pos="3600"/>
+        </w:tabs>
+        <w:ind w:left="3600" w:hanging="360"/>
+      </w:pPr>
+      <w:rPr>
+        <w:rFonts w:ascii="Wingdings" w:hAnsi="Wingdings" w:hint="default"/>
+        <w:sz w:val="20"/>
+      </w:rPr>
+    </w:lvl>
+    <w:lvl w:ilvl="5" w:tentative="1">
+      <w:start w:val="1"/>
+      <w:numFmt w:val="bullet"/>
+      <w:lvlText w:val=""/>
+      <w:lvlJc w:val="left"/>
+      <w:pPr>
+        <w:tabs>
+          <w:tab w:val="num" w:pos="4320"/>
+        </w:tabs>
+        <w:ind w:left="4320" w:hanging="360"/>
+      </w:pPr>
+      <w:rPr>
+        <w:rFonts w:ascii="Wingdings" w:hAnsi="Wingdings" w:hint="default"/>
+        <w:sz w:val="20"/>
+      </w:rPr>
+    </w:lvl>
+    <w:lvl w:ilvl="6" w:tentative="1">
+      <w:start w:val="1"/>
+      <w:numFmt w:val="bullet"/>
+      <w:lvlText w:val=""/>
+      <w:lvlJc w:val="left"/>
+      <w:pPr>
+        <w:tabs>
+          <w:tab w:val="num" w:pos="5040"/>
+        </w:tabs>
+        <w:ind w:left="5040" w:hanging="360"/>
+      </w:pPr>
+      <w:rPr>
+        <w:rFonts w:ascii="Wingdings" w:hAnsi="Wingdings" w:hint="default"/>
+        <w:sz w:val="20"/>
+      </w:rPr>
+    </w:lvl>
+    <w:lvl w:ilvl="7" w:tentative="1">
+      <w:start w:val="1"/>
+      <w:numFmt w:val="bullet"/>
+      <w:lvlText w:val=""/>
+      <w:lvlJc w:val="left"/>
+      <w:pPr>
+        <w:tabs>
+          <w:tab w:val="num" w:pos="5760"/>
+        </w:tabs>
+        <w:ind w:left="5760" w:hanging="360"/>
+      </w:pPr>
+      <w:rPr>
+        <w:rFonts w:ascii="Wingdings" w:hAnsi="Wingdings" w:hint="default"/>
+        <w:sz w:val="20"/>
+      </w:rPr>
+    </w:lvl>
+    <w:lvl w:ilvl="8" w:tentative="1">
+      <w:start w:val="1"/>
+      <w:numFmt w:val="bullet"/>
+      <w:lvlText w:val=""/>
+      <w:lvlJc w:val="left"/>
+      <w:pPr>
+        <w:tabs>
+          <w:tab w:val="num" w:pos="6480"/>
+        </w:tabs>
+        <w:ind w:left="6480" w:hanging="360"/>
+      </w:pPr>
+      <w:rPr>
+        <w:rFonts w:ascii="Wingdings" w:hAnsi="Wingdings" w:hint="default"/>
+        <w:sz w:val="20"/>
+      </w:rPr>
+    </w:lvl>
+  </w:abstractNum>
+  <w:abstractNum w:abstractNumId="4" w15:restartNumberingAfterBreak="0">
     <w:nsid w:val="243B3150"/>
     <w:multiLevelType w:val="multilevel"/>
     <w:tmpl w:val="2A02131E"/>
@@ -2706,7 +7334,897 @@
       </w:rPr>
     </w:lvl>
   </w:abstractNum>
-  <w:abstractNum w:abstractNumId="2" w15:restartNumberingAfterBreak="0">
+  <w:abstractNum w:abstractNumId="5" w15:restartNumberingAfterBreak="0">
+    <w:nsid w:val="2C980451"/>
+    <w:multiLevelType w:val="multilevel"/>
+    <w:tmpl w:val="811CB170"/>
+    <w:lvl w:ilvl="0">
+      <w:start w:val="1"/>
+      <w:numFmt w:val="bullet"/>
+      <w:lvlText w:val=""/>
+      <w:lvlJc w:val="left"/>
+      <w:pPr>
+        <w:tabs>
+          <w:tab w:val="num" w:pos="720"/>
+        </w:tabs>
+        <w:ind w:left="720" w:hanging="360"/>
+      </w:pPr>
+      <w:rPr>
+        <w:rFonts w:ascii="Symbol" w:hAnsi="Symbol" w:hint="default"/>
+        <w:sz w:val="20"/>
+      </w:rPr>
+    </w:lvl>
+    <w:lvl w:ilvl="1" w:tentative="1">
+      <w:start w:val="1"/>
+      <w:numFmt w:val="bullet"/>
+      <w:lvlText w:val="o"/>
+      <w:lvlJc w:val="left"/>
+      <w:pPr>
+        <w:tabs>
+          <w:tab w:val="num" w:pos="1440"/>
+        </w:tabs>
+        <w:ind w:left="1440" w:hanging="360"/>
+      </w:pPr>
+      <w:rPr>
+        <w:rFonts w:ascii="Courier New" w:hAnsi="Courier New" w:hint="default"/>
+        <w:sz w:val="20"/>
+      </w:rPr>
+    </w:lvl>
+    <w:lvl w:ilvl="2" w:tentative="1">
+      <w:start w:val="1"/>
+      <w:numFmt w:val="bullet"/>
+      <w:lvlText w:val=""/>
+      <w:lvlJc w:val="left"/>
+      <w:pPr>
+        <w:tabs>
+          <w:tab w:val="num" w:pos="2160"/>
+        </w:tabs>
+        <w:ind w:left="2160" w:hanging="360"/>
+      </w:pPr>
+      <w:rPr>
+        <w:rFonts w:ascii="Wingdings" w:hAnsi="Wingdings" w:hint="default"/>
+        <w:sz w:val="20"/>
+      </w:rPr>
+    </w:lvl>
+    <w:lvl w:ilvl="3" w:tentative="1">
+      <w:start w:val="1"/>
+      <w:numFmt w:val="bullet"/>
+      <w:lvlText w:val=""/>
+      <w:lvlJc w:val="left"/>
+      <w:pPr>
+        <w:tabs>
+          <w:tab w:val="num" w:pos="2880"/>
+        </w:tabs>
+        <w:ind w:left="2880" w:hanging="360"/>
+      </w:pPr>
+      <w:rPr>
+        <w:rFonts w:ascii="Wingdings" w:hAnsi="Wingdings" w:hint="default"/>
+        <w:sz w:val="20"/>
+      </w:rPr>
+    </w:lvl>
+    <w:lvl w:ilvl="4" w:tentative="1">
+      <w:start w:val="1"/>
+      <w:numFmt w:val="bullet"/>
+      <w:lvlText w:val=""/>
+      <w:lvlJc w:val="left"/>
+      <w:pPr>
+        <w:tabs>
+          <w:tab w:val="num" w:pos="3600"/>
+        </w:tabs>
+        <w:ind w:left="3600" w:hanging="360"/>
+      </w:pPr>
+      <w:rPr>
+        <w:rFonts w:ascii="Wingdings" w:hAnsi="Wingdings" w:hint="default"/>
+        <w:sz w:val="20"/>
+      </w:rPr>
+    </w:lvl>
+    <w:lvl w:ilvl="5" w:tentative="1">
+      <w:start w:val="1"/>
+      <w:numFmt w:val="bullet"/>
+      <w:lvlText w:val=""/>
+      <w:lvlJc w:val="left"/>
+      <w:pPr>
+        <w:tabs>
+          <w:tab w:val="num" w:pos="4320"/>
+        </w:tabs>
+        <w:ind w:left="4320" w:hanging="360"/>
+      </w:pPr>
+      <w:rPr>
+        <w:rFonts w:ascii="Wingdings" w:hAnsi="Wingdings" w:hint="default"/>
+        <w:sz w:val="20"/>
+      </w:rPr>
+    </w:lvl>
+    <w:lvl w:ilvl="6" w:tentative="1">
+      <w:start w:val="1"/>
+      <w:numFmt w:val="bullet"/>
+      <w:lvlText w:val=""/>
+      <w:lvlJc w:val="left"/>
+      <w:pPr>
+        <w:tabs>
+          <w:tab w:val="num" w:pos="5040"/>
+        </w:tabs>
+        <w:ind w:left="5040" w:hanging="360"/>
+      </w:pPr>
+      <w:rPr>
+        <w:rFonts w:ascii="Wingdings" w:hAnsi="Wingdings" w:hint="default"/>
+        <w:sz w:val="20"/>
+      </w:rPr>
+    </w:lvl>
+    <w:lvl w:ilvl="7" w:tentative="1">
+      <w:start w:val="1"/>
+      <w:numFmt w:val="bullet"/>
+      <w:lvlText w:val=""/>
+      <w:lvlJc w:val="left"/>
+      <w:pPr>
+        <w:tabs>
+          <w:tab w:val="num" w:pos="5760"/>
+        </w:tabs>
+        <w:ind w:left="5760" w:hanging="360"/>
+      </w:pPr>
+      <w:rPr>
+        <w:rFonts w:ascii="Wingdings" w:hAnsi="Wingdings" w:hint="default"/>
+        <w:sz w:val="20"/>
+      </w:rPr>
+    </w:lvl>
+    <w:lvl w:ilvl="8" w:tentative="1">
+      <w:start w:val="1"/>
+      <w:numFmt w:val="bullet"/>
+      <w:lvlText w:val=""/>
+      <w:lvlJc w:val="left"/>
+      <w:pPr>
+        <w:tabs>
+          <w:tab w:val="num" w:pos="6480"/>
+        </w:tabs>
+        <w:ind w:left="6480" w:hanging="360"/>
+      </w:pPr>
+      <w:rPr>
+        <w:rFonts w:ascii="Wingdings" w:hAnsi="Wingdings" w:hint="default"/>
+        <w:sz w:val="20"/>
+      </w:rPr>
+    </w:lvl>
+  </w:abstractNum>
+  <w:abstractNum w:abstractNumId="6" w15:restartNumberingAfterBreak="0">
+    <w:nsid w:val="35373A25"/>
+    <w:multiLevelType w:val="multilevel"/>
+    <w:tmpl w:val="D8E41B82"/>
+    <w:lvl w:ilvl="0">
+      <w:start w:val="1"/>
+      <w:numFmt w:val="bullet"/>
+      <w:lvlText w:val=""/>
+      <w:lvlJc w:val="left"/>
+      <w:pPr>
+        <w:tabs>
+          <w:tab w:val="num" w:pos="720"/>
+        </w:tabs>
+        <w:ind w:left="720" w:hanging="360"/>
+      </w:pPr>
+      <w:rPr>
+        <w:rFonts w:ascii="Symbol" w:hAnsi="Symbol" w:hint="default"/>
+        <w:sz w:val="20"/>
+      </w:rPr>
+    </w:lvl>
+    <w:lvl w:ilvl="1" w:tentative="1">
+      <w:start w:val="1"/>
+      <w:numFmt w:val="bullet"/>
+      <w:lvlText w:val="o"/>
+      <w:lvlJc w:val="left"/>
+      <w:pPr>
+        <w:tabs>
+          <w:tab w:val="num" w:pos="1440"/>
+        </w:tabs>
+        <w:ind w:left="1440" w:hanging="360"/>
+      </w:pPr>
+      <w:rPr>
+        <w:rFonts w:ascii="Courier New" w:hAnsi="Courier New" w:hint="default"/>
+        <w:sz w:val="20"/>
+      </w:rPr>
+    </w:lvl>
+    <w:lvl w:ilvl="2" w:tentative="1">
+      <w:start w:val="1"/>
+      <w:numFmt w:val="bullet"/>
+      <w:lvlText w:val=""/>
+      <w:lvlJc w:val="left"/>
+      <w:pPr>
+        <w:tabs>
+          <w:tab w:val="num" w:pos="2160"/>
+        </w:tabs>
+        <w:ind w:left="2160" w:hanging="360"/>
+      </w:pPr>
+      <w:rPr>
+        <w:rFonts w:ascii="Wingdings" w:hAnsi="Wingdings" w:hint="default"/>
+        <w:sz w:val="20"/>
+      </w:rPr>
+    </w:lvl>
+    <w:lvl w:ilvl="3" w:tentative="1">
+      <w:start w:val="1"/>
+      <w:numFmt w:val="bullet"/>
+      <w:lvlText w:val=""/>
+      <w:lvlJc w:val="left"/>
+      <w:pPr>
+        <w:tabs>
+          <w:tab w:val="num" w:pos="2880"/>
+        </w:tabs>
+        <w:ind w:left="2880" w:hanging="360"/>
+      </w:pPr>
+      <w:rPr>
+        <w:rFonts w:ascii="Wingdings" w:hAnsi="Wingdings" w:hint="default"/>
+        <w:sz w:val="20"/>
+      </w:rPr>
+    </w:lvl>
+    <w:lvl w:ilvl="4" w:tentative="1">
+      <w:start w:val="1"/>
+      <w:numFmt w:val="bullet"/>
+      <w:lvlText w:val=""/>
+      <w:lvlJc w:val="left"/>
+      <w:pPr>
+        <w:tabs>
+          <w:tab w:val="num" w:pos="3600"/>
+        </w:tabs>
+        <w:ind w:left="3600" w:hanging="360"/>
+      </w:pPr>
+      <w:rPr>
+        <w:rFonts w:ascii="Wingdings" w:hAnsi="Wingdings" w:hint="default"/>
+        <w:sz w:val="20"/>
+      </w:rPr>
+    </w:lvl>
+    <w:lvl w:ilvl="5" w:tentative="1">
+      <w:start w:val="1"/>
+      <w:numFmt w:val="bullet"/>
+      <w:lvlText w:val=""/>
+      <w:lvlJc w:val="left"/>
+      <w:pPr>
+        <w:tabs>
+          <w:tab w:val="num" w:pos="4320"/>
+        </w:tabs>
+        <w:ind w:left="4320" w:hanging="360"/>
+      </w:pPr>
+      <w:rPr>
+        <w:rFonts w:ascii="Wingdings" w:hAnsi="Wingdings" w:hint="default"/>
+        <w:sz w:val="20"/>
+      </w:rPr>
+    </w:lvl>
+    <w:lvl w:ilvl="6" w:tentative="1">
+      <w:start w:val="1"/>
+      <w:numFmt w:val="bullet"/>
+      <w:lvlText w:val=""/>
+      <w:lvlJc w:val="left"/>
+      <w:pPr>
+        <w:tabs>
+          <w:tab w:val="num" w:pos="5040"/>
+        </w:tabs>
+        <w:ind w:left="5040" w:hanging="360"/>
+      </w:pPr>
+      <w:rPr>
+        <w:rFonts w:ascii="Wingdings" w:hAnsi="Wingdings" w:hint="default"/>
+        <w:sz w:val="20"/>
+      </w:rPr>
+    </w:lvl>
+    <w:lvl w:ilvl="7" w:tentative="1">
+      <w:start w:val="1"/>
+      <w:numFmt w:val="bullet"/>
+      <w:lvlText w:val=""/>
+      <w:lvlJc w:val="left"/>
+      <w:pPr>
+        <w:tabs>
+          <w:tab w:val="num" w:pos="5760"/>
+        </w:tabs>
+        <w:ind w:left="5760" w:hanging="360"/>
+      </w:pPr>
+      <w:rPr>
+        <w:rFonts w:ascii="Wingdings" w:hAnsi="Wingdings" w:hint="default"/>
+        <w:sz w:val="20"/>
+      </w:rPr>
+    </w:lvl>
+    <w:lvl w:ilvl="8" w:tentative="1">
+      <w:start w:val="1"/>
+      <w:numFmt w:val="bullet"/>
+      <w:lvlText w:val=""/>
+      <w:lvlJc w:val="left"/>
+      <w:pPr>
+        <w:tabs>
+          <w:tab w:val="num" w:pos="6480"/>
+        </w:tabs>
+        <w:ind w:left="6480" w:hanging="360"/>
+      </w:pPr>
+      <w:rPr>
+        <w:rFonts w:ascii="Wingdings" w:hAnsi="Wingdings" w:hint="default"/>
+        <w:sz w:val="20"/>
+      </w:rPr>
+    </w:lvl>
+  </w:abstractNum>
+  <w:abstractNum w:abstractNumId="7" w15:restartNumberingAfterBreak="0">
+    <w:nsid w:val="4A3F1DD4"/>
+    <w:multiLevelType w:val="multilevel"/>
+    <w:tmpl w:val="178EE9D6"/>
+    <w:lvl w:ilvl="0">
+      <w:start w:val="1"/>
+      <w:numFmt w:val="bullet"/>
+      <w:lvlText w:val=""/>
+      <w:lvlJc w:val="left"/>
+      <w:pPr>
+        <w:tabs>
+          <w:tab w:val="num" w:pos="720"/>
+        </w:tabs>
+        <w:ind w:left="720" w:hanging="360"/>
+      </w:pPr>
+      <w:rPr>
+        <w:rFonts w:ascii="Symbol" w:hAnsi="Symbol" w:hint="default"/>
+        <w:sz w:val="20"/>
+      </w:rPr>
+    </w:lvl>
+    <w:lvl w:ilvl="1">
+      <w:start w:val="1"/>
+      <w:numFmt w:val="decimal"/>
+      <w:lvlText w:val="%2."/>
+      <w:lvlJc w:val="left"/>
+      <w:pPr>
+        <w:tabs>
+          <w:tab w:val="num" w:pos="1440"/>
+        </w:tabs>
+        <w:ind w:left="1440" w:hanging="360"/>
+      </w:pPr>
+    </w:lvl>
+    <w:lvl w:ilvl="2" w:tentative="1">
+      <w:start w:val="1"/>
+      <w:numFmt w:val="bullet"/>
+      <w:lvlText w:val=""/>
+      <w:lvlJc w:val="left"/>
+      <w:pPr>
+        <w:tabs>
+          <w:tab w:val="num" w:pos="2160"/>
+        </w:tabs>
+        <w:ind w:left="2160" w:hanging="360"/>
+      </w:pPr>
+      <w:rPr>
+        <w:rFonts w:ascii="Wingdings" w:hAnsi="Wingdings" w:hint="default"/>
+        <w:sz w:val="20"/>
+      </w:rPr>
+    </w:lvl>
+    <w:lvl w:ilvl="3" w:tentative="1">
+      <w:start w:val="1"/>
+      <w:numFmt w:val="bullet"/>
+      <w:lvlText w:val=""/>
+      <w:lvlJc w:val="left"/>
+      <w:pPr>
+        <w:tabs>
+          <w:tab w:val="num" w:pos="2880"/>
+        </w:tabs>
+        <w:ind w:left="2880" w:hanging="360"/>
+      </w:pPr>
+      <w:rPr>
+        <w:rFonts w:ascii="Wingdings" w:hAnsi="Wingdings" w:hint="default"/>
+        <w:sz w:val="20"/>
+      </w:rPr>
+    </w:lvl>
+    <w:lvl w:ilvl="4" w:tentative="1">
+      <w:start w:val="1"/>
+      <w:numFmt w:val="bullet"/>
+      <w:lvlText w:val=""/>
+      <w:lvlJc w:val="left"/>
+      <w:pPr>
+        <w:tabs>
+          <w:tab w:val="num" w:pos="3600"/>
+        </w:tabs>
+        <w:ind w:left="3600" w:hanging="360"/>
+      </w:pPr>
+      <w:rPr>
+        <w:rFonts w:ascii="Wingdings" w:hAnsi="Wingdings" w:hint="default"/>
+        <w:sz w:val="20"/>
+      </w:rPr>
+    </w:lvl>
+    <w:lvl w:ilvl="5" w:tentative="1">
+      <w:start w:val="1"/>
+      <w:numFmt w:val="bullet"/>
+      <w:lvlText w:val=""/>
+      <w:lvlJc w:val="left"/>
+      <w:pPr>
+        <w:tabs>
+          <w:tab w:val="num" w:pos="4320"/>
+        </w:tabs>
+        <w:ind w:left="4320" w:hanging="360"/>
+      </w:pPr>
+      <w:rPr>
+        <w:rFonts w:ascii="Wingdings" w:hAnsi="Wingdings" w:hint="default"/>
+        <w:sz w:val="20"/>
+      </w:rPr>
+    </w:lvl>
+    <w:lvl w:ilvl="6" w:tentative="1">
+      <w:start w:val="1"/>
+      <w:numFmt w:val="bullet"/>
+      <w:lvlText w:val=""/>
+      <w:lvlJc w:val="left"/>
+      <w:pPr>
+        <w:tabs>
+          <w:tab w:val="num" w:pos="5040"/>
+        </w:tabs>
+        <w:ind w:left="5040" w:hanging="360"/>
+      </w:pPr>
+      <w:rPr>
+        <w:rFonts w:ascii="Wingdings" w:hAnsi="Wingdings" w:hint="default"/>
+        <w:sz w:val="20"/>
+      </w:rPr>
+    </w:lvl>
+    <w:lvl w:ilvl="7" w:tentative="1">
+      <w:start w:val="1"/>
+      <w:numFmt w:val="bullet"/>
+      <w:lvlText w:val=""/>
+      <w:lvlJc w:val="left"/>
+      <w:pPr>
+        <w:tabs>
+          <w:tab w:val="num" w:pos="5760"/>
+        </w:tabs>
+        <w:ind w:left="5760" w:hanging="360"/>
+      </w:pPr>
+      <w:rPr>
+        <w:rFonts w:ascii="Wingdings" w:hAnsi="Wingdings" w:hint="default"/>
+        <w:sz w:val="20"/>
+      </w:rPr>
+    </w:lvl>
+    <w:lvl w:ilvl="8" w:tentative="1">
+      <w:start w:val="1"/>
+      <w:numFmt w:val="bullet"/>
+      <w:lvlText w:val=""/>
+      <w:lvlJc w:val="left"/>
+      <w:pPr>
+        <w:tabs>
+          <w:tab w:val="num" w:pos="6480"/>
+        </w:tabs>
+        <w:ind w:left="6480" w:hanging="360"/>
+      </w:pPr>
+      <w:rPr>
+        <w:rFonts w:ascii="Wingdings" w:hAnsi="Wingdings" w:hint="default"/>
+        <w:sz w:val="20"/>
+      </w:rPr>
+    </w:lvl>
+  </w:abstractNum>
+  <w:abstractNum w:abstractNumId="8" w15:restartNumberingAfterBreak="0">
+    <w:nsid w:val="6165193F"/>
+    <w:multiLevelType w:val="multilevel"/>
+    <w:tmpl w:val="5EC8A48C"/>
+    <w:lvl w:ilvl="0">
+      <w:start w:val="1"/>
+      <w:numFmt w:val="bullet"/>
+      <w:lvlText w:val=""/>
+      <w:lvlJc w:val="left"/>
+      <w:pPr>
+        <w:tabs>
+          <w:tab w:val="num" w:pos="720"/>
+        </w:tabs>
+        <w:ind w:left="720" w:hanging="360"/>
+      </w:pPr>
+      <w:rPr>
+        <w:rFonts w:ascii="Symbol" w:hAnsi="Symbol" w:hint="default"/>
+        <w:sz w:val="20"/>
+      </w:rPr>
+    </w:lvl>
+    <w:lvl w:ilvl="1" w:tentative="1">
+      <w:start w:val="1"/>
+      <w:numFmt w:val="bullet"/>
+      <w:lvlText w:val="o"/>
+      <w:lvlJc w:val="left"/>
+      <w:pPr>
+        <w:tabs>
+          <w:tab w:val="num" w:pos="1440"/>
+        </w:tabs>
+        <w:ind w:left="1440" w:hanging="360"/>
+      </w:pPr>
+      <w:rPr>
+        <w:rFonts w:ascii="Courier New" w:hAnsi="Courier New" w:hint="default"/>
+        <w:sz w:val="20"/>
+      </w:rPr>
+    </w:lvl>
+    <w:lvl w:ilvl="2" w:tentative="1">
+      <w:start w:val="1"/>
+      <w:numFmt w:val="bullet"/>
+      <w:lvlText w:val=""/>
+      <w:lvlJc w:val="left"/>
+      <w:pPr>
+        <w:tabs>
+          <w:tab w:val="num" w:pos="2160"/>
+        </w:tabs>
+        <w:ind w:left="2160" w:hanging="360"/>
+      </w:pPr>
+      <w:rPr>
+        <w:rFonts w:ascii="Wingdings" w:hAnsi="Wingdings" w:hint="default"/>
+        <w:sz w:val="20"/>
+      </w:rPr>
+    </w:lvl>
+    <w:lvl w:ilvl="3" w:tentative="1">
+      <w:start w:val="1"/>
+      <w:numFmt w:val="bullet"/>
+      <w:lvlText w:val=""/>
+      <w:lvlJc w:val="left"/>
+      <w:pPr>
+        <w:tabs>
+          <w:tab w:val="num" w:pos="2880"/>
+        </w:tabs>
+        <w:ind w:left="2880" w:hanging="360"/>
+      </w:pPr>
+      <w:rPr>
+        <w:rFonts w:ascii="Wingdings" w:hAnsi="Wingdings" w:hint="default"/>
+        <w:sz w:val="20"/>
+      </w:rPr>
+    </w:lvl>
+    <w:lvl w:ilvl="4" w:tentative="1">
+      <w:start w:val="1"/>
+      <w:numFmt w:val="bullet"/>
+      <w:lvlText w:val=""/>
+      <w:lvlJc w:val="left"/>
+      <w:pPr>
+        <w:tabs>
+          <w:tab w:val="num" w:pos="3600"/>
+        </w:tabs>
+        <w:ind w:left="3600" w:hanging="360"/>
+      </w:pPr>
+      <w:rPr>
+        <w:rFonts w:ascii="Wingdings" w:hAnsi="Wingdings" w:hint="default"/>
+        <w:sz w:val="20"/>
+      </w:rPr>
+    </w:lvl>
+    <w:lvl w:ilvl="5" w:tentative="1">
+      <w:start w:val="1"/>
+      <w:numFmt w:val="bullet"/>
+      <w:lvlText w:val=""/>
+      <w:lvlJc w:val="left"/>
+      <w:pPr>
+        <w:tabs>
+          <w:tab w:val="num" w:pos="4320"/>
+        </w:tabs>
+        <w:ind w:left="4320" w:hanging="360"/>
+      </w:pPr>
+      <w:rPr>
+        <w:rFonts w:ascii="Wingdings" w:hAnsi="Wingdings" w:hint="default"/>
+        <w:sz w:val="20"/>
+      </w:rPr>
+    </w:lvl>
+    <w:lvl w:ilvl="6" w:tentative="1">
+      <w:start w:val="1"/>
+      <w:numFmt w:val="bullet"/>
+      <w:lvlText w:val=""/>
+      <w:lvlJc w:val="left"/>
+      <w:pPr>
+        <w:tabs>
+          <w:tab w:val="num" w:pos="5040"/>
+        </w:tabs>
+        <w:ind w:left="5040" w:hanging="360"/>
+      </w:pPr>
+      <w:rPr>
+        <w:rFonts w:ascii="Wingdings" w:hAnsi="Wingdings" w:hint="default"/>
+        <w:sz w:val="20"/>
+      </w:rPr>
+    </w:lvl>
+    <w:lvl w:ilvl="7" w:tentative="1">
+      <w:start w:val="1"/>
+      <w:numFmt w:val="bullet"/>
+      <w:lvlText w:val=""/>
+      <w:lvlJc w:val="left"/>
+      <w:pPr>
+        <w:tabs>
+          <w:tab w:val="num" w:pos="5760"/>
+        </w:tabs>
+        <w:ind w:left="5760" w:hanging="360"/>
+      </w:pPr>
+      <w:rPr>
+        <w:rFonts w:ascii="Wingdings" w:hAnsi="Wingdings" w:hint="default"/>
+        <w:sz w:val="20"/>
+      </w:rPr>
+    </w:lvl>
+    <w:lvl w:ilvl="8" w:tentative="1">
+      <w:start w:val="1"/>
+      <w:numFmt w:val="bullet"/>
+      <w:lvlText w:val=""/>
+      <w:lvlJc w:val="left"/>
+      <w:pPr>
+        <w:tabs>
+          <w:tab w:val="num" w:pos="6480"/>
+        </w:tabs>
+        <w:ind w:left="6480" w:hanging="360"/>
+      </w:pPr>
+      <w:rPr>
+        <w:rFonts w:ascii="Wingdings" w:hAnsi="Wingdings" w:hint="default"/>
+        <w:sz w:val="20"/>
+      </w:rPr>
+    </w:lvl>
+  </w:abstractNum>
+  <w:abstractNum w:abstractNumId="9" w15:restartNumberingAfterBreak="0">
+    <w:nsid w:val="61A82509"/>
+    <w:multiLevelType w:val="multilevel"/>
+    <w:tmpl w:val="F14C8E64"/>
+    <w:lvl w:ilvl="0">
+      <w:start w:val="1"/>
+      <w:numFmt w:val="bullet"/>
+      <w:lvlText w:val=""/>
+      <w:lvlJc w:val="left"/>
+      <w:pPr>
+        <w:tabs>
+          <w:tab w:val="num" w:pos="720"/>
+        </w:tabs>
+        <w:ind w:left="720" w:hanging="360"/>
+      </w:pPr>
+      <w:rPr>
+        <w:rFonts w:ascii="Symbol" w:hAnsi="Symbol" w:hint="default"/>
+        <w:sz w:val="20"/>
+      </w:rPr>
+    </w:lvl>
+    <w:lvl w:ilvl="1" w:tentative="1">
+      <w:start w:val="1"/>
+      <w:numFmt w:val="bullet"/>
+      <w:lvlText w:val="o"/>
+      <w:lvlJc w:val="left"/>
+      <w:pPr>
+        <w:tabs>
+          <w:tab w:val="num" w:pos="1440"/>
+        </w:tabs>
+        <w:ind w:left="1440" w:hanging="360"/>
+      </w:pPr>
+      <w:rPr>
+        <w:rFonts w:ascii="Courier New" w:hAnsi="Courier New" w:hint="default"/>
+        <w:sz w:val="20"/>
+      </w:rPr>
+    </w:lvl>
+    <w:lvl w:ilvl="2" w:tentative="1">
+      <w:start w:val="1"/>
+      <w:numFmt w:val="bullet"/>
+      <w:lvlText w:val=""/>
+      <w:lvlJc w:val="left"/>
+      <w:pPr>
+        <w:tabs>
+          <w:tab w:val="num" w:pos="2160"/>
+        </w:tabs>
+        <w:ind w:left="2160" w:hanging="360"/>
+      </w:pPr>
+      <w:rPr>
+        <w:rFonts w:ascii="Wingdings" w:hAnsi="Wingdings" w:hint="default"/>
+        <w:sz w:val="20"/>
+      </w:rPr>
+    </w:lvl>
+    <w:lvl w:ilvl="3" w:tentative="1">
+      <w:start w:val="1"/>
+      <w:numFmt w:val="bullet"/>
+      <w:lvlText w:val=""/>
+      <w:lvlJc w:val="left"/>
+      <w:pPr>
+        <w:tabs>
+          <w:tab w:val="num" w:pos="2880"/>
+        </w:tabs>
+        <w:ind w:left="2880" w:hanging="360"/>
+      </w:pPr>
+      <w:rPr>
+        <w:rFonts w:ascii="Wingdings" w:hAnsi="Wingdings" w:hint="default"/>
+        <w:sz w:val="20"/>
+      </w:rPr>
+    </w:lvl>
+    <w:lvl w:ilvl="4" w:tentative="1">
+      <w:start w:val="1"/>
+      <w:numFmt w:val="bullet"/>
+      <w:lvlText w:val=""/>
+      <w:lvlJc w:val="left"/>
+      <w:pPr>
+        <w:tabs>
+          <w:tab w:val="num" w:pos="3600"/>
+        </w:tabs>
+        <w:ind w:left="3600" w:hanging="360"/>
+      </w:pPr>
+      <w:rPr>
+        <w:rFonts w:ascii="Wingdings" w:hAnsi="Wingdings" w:hint="default"/>
+        <w:sz w:val="20"/>
+      </w:rPr>
+    </w:lvl>
+    <w:lvl w:ilvl="5" w:tentative="1">
+      <w:start w:val="1"/>
+      <w:numFmt w:val="bullet"/>
+      <w:lvlText w:val=""/>
+      <w:lvlJc w:val="left"/>
+      <w:pPr>
+        <w:tabs>
+          <w:tab w:val="num" w:pos="4320"/>
+        </w:tabs>
+        <w:ind w:left="4320" w:hanging="360"/>
+      </w:pPr>
+      <w:rPr>
+        <w:rFonts w:ascii="Wingdings" w:hAnsi="Wingdings" w:hint="default"/>
+        <w:sz w:val="20"/>
+      </w:rPr>
+    </w:lvl>
+    <w:lvl w:ilvl="6" w:tentative="1">
+      <w:start w:val="1"/>
+      <w:numFmt w:val="bullet"/>
+      <w:lvlText w:val=""/>
+      <w:lvlJc w:val="left"/>
+      <w:pPr>
+        <w:tabs>
+          <w:tab w:val="num" w:pos="5040"/>
+        </w:tabs>
+        <w:ind w:left="5040" w:hanging="360"/>
+      </w:pPr>
+      <w:rPr>
+        <w:rFonts w:ascii="Wingdings" w:hAnsi="Wingdings" w:hint="default"/>
+        <w:sz w:val="20"/>
+      </w:rPr>
+    </w:lvl>
+    <w:lvl w:ilvl="7" w:tentative="1">
+      <w:start w:val="1"/>
+      <w:numFmt w:val="bullet"/>
+      <w:lvlText w:val=""/>
+      <w:lvlJc w:val="left"/>
+      <w:pPr>
+        <w:tabs>
+          <w:tab w:val="num" w:pos="5760"/>
+        </w:tabs>
+        <w:ind w:left="5760" w:hanging="360"/>
+      </w:pPr>
+      <w:rPr>
+        <w:rFonts w:ascii="Wingdings" w:hAnsi="Wingdings" w:hint="default"/>
+        <w:sz w:val="20"/>
+      </w:rPr>
+    </w:lvl>
+    <w:lvl w:ilvl="8" w:tentative="1">
+      <w:start w:val="1"/>
+      <w:numFmt w:val="bullet"/>
+      <w:lvlText w:val=""/>
+      <w:lvlJc w:val="left"/>
+      <w:pPr>
+        <w:tabs>
+          <w:tab w:val="num" w:pos="6480"/>
+        </w:tabs>
+        <w:ind w:left="6480" w:hanging="360"/>
+      </w:pPr>
+      <w:rPr>
+        <w:rFonts w:ascii="Wingdings" w:hAnsi="Wingdings" w:hint="default"/>
+        <w:sz w:val="20"/>
+      </w:rPr>
+    </w:lvl>
+  </w:abstractNum>
+  <w:abstractNum w:abstractNumId="10" w15:restartNumberingAfterBreak="0">
+    <w:nsid w:val="61D8621B"/>
+    <w:multiLevelType w:val="multilevel"/>
+    <w:tmpl w:val="F60477A8"/>
+    <w:lvl w:ilvl="0">
+      <w:start w:val="1"/>
+      <w:numFmt w:val="bullet"/>
+      <w:lvlText w:val=""/>
+      <w:lvlJc w:val="left"/>
+      <w:pPr>
+        <w:tabs>
+          <w:tab w:val="num" w:pos="720"/>
+        </w:tabs>
+        <w:ind w:left="720" w:hanging="360"/>
+      </w:pPr>
+      <w:rPr>
+        <w:rFonts w:ascii="Symbol" w:hAnsi="Symbol" w:hint="default"/>
+        <w:sz w:val="20"/>
+      </w:rPr>
+    </w:lvl>
+    <w:lvl w:ilvl="1">
+      <w:start w:val="1"/>
+      <w:numFmt w:val="bullet"/>
+      <w:lvlText w:val="o"/>
+      <w:lvlJc w:val="left"/>
+      <w:pPr>
+        <w:tabs>
+          <w:tab w:val="num" w:pos="1440"/>
+        </w:tabs>
+        <w:ind w:left="1440" w:hanging="360"/>
+      </w:pPr>
+      <w:rPr>
+        <w:rFonts w:ascii="Courier New" w:hAnsi="Courier New" w:hint="default"/>
+        <w:sz w:val="20"/>
+      </w:rPr>
+    </w:lvl>
+    <w:lvl w:ilvl="2" w:tentative="1">
+      <w:start w:val="1"/>
+      <w:numFmt w:val="bullet"/>
+      <w:lvlText w:val=""/>
+      <w:lvlJc w:val="left"/>
+      <w:pPr>
+        <w:tabs>
+          <w:tab w:val="num" w:pos="2160"/>
+        </w:tabs>
+        <w:ind w:left="2160" w:hanging="360"/>
+      </w:pPr>
+      <w:rPr>
+        <w:rFonts w:ascii="Wingdings" w:hAnsi="Wingdings" w:hint="default"/>
+        <w:sz w:val="20"/>
+      </w:rPr>
+    </w:lvl>
+    <w:lvl w:ilvl="3" w:tentative="1">
+      <w:start w:val="1"/>
+      <w:numFmt w:val="bullet"/>
+      <w:lvlText w:val=""/>
+      <w:lvlJc w:val="left"/>
+      <w:pPr>
+        <w:tabs>
+          <w:tab w:val="num" w:pos="2880"/>
+        </w:tabs>
+        <w:ind w:left="2880" w:hanging="360"/>
+      </w:pPr>
+      <w:rPr>
+        <w:rFonts w:ascii="Wingdings" w:hAnsi="Wingdings" w:hint="default"/>
+        <w:sz w:val="20"/>
+      </w:rPr>
+    </w:lvl>
+    <w:lvl w:ilvl="4" w:tentative="1">
+      <w:start w:val="1"/>
+      <w:numFmt w:val="bullet"/>
+      <w:lvlText w:val=""/>
+      <w:lvlJc w:val="left"/>
+      <w:pPr>
+        <w:tabs>
+          <w:tab w:val="num" w:pos="3600"/>
+        </w:tabs>
+        <w:ind w:left="3600" w:hanging="360"/>
+      </w:pPr>
+      <w:rPr>
+        <w:rFonts w:ascii="Wingdings" w:hAnsi="Wingdings" w:hint="default"/>
+        <w:sz w:val="20"/>
+      </w:rPr>
+    </w:lvl>
+    <w:lvl w:ilvl="5" w:tentative="1">
+      <w:start w:val="1"/>
+      <w:numFmt w:val="bullet"/>
+      <w:lvlText w:val=""/>
+      <w:lvlJc w:val="left"/>
+      <w:pPr>
+        <w:tabs>
+          <w:tab w:val="num" w:pos="4320"/>
+        </w:tabs>
+        <w:ind w:left="4320" w:hanging="360"/>
+      </w:pPr>
+      <w:rPr>
+        <w:rFonts w:ascii="Wingdings" w:hAnsi="Wingdings" w:hint="default"/>
+        <w:sz w:val="20"/>
+      </w:rPr>
+    </w:lvl>
+    <w:lvl w:ilvl="6" w:tentative="1">
+      <w:start w:val="1"/>
+      <w:numFmt w:val="bullet"/>
+      <w:lvlText w:val=""/>
+      <w:lvlJc w:val="left"/>
+      <w:pPr>
+        <w:tabs>
+          <w:tab w:val="num" w:pos="5040"/>
+        </w:tabs>
+        <w:ind w:left="5040" w:hanging="360"/>
+      </w:pPr>
+      <w:rPr>
+        <w:rFonts w:ascii="Wingdings" w:hAnsi="Wingdings" w:hint="default"/>
+        <w:sz w:val="20"/>
+      </w:rPr>
+    </w:lvl>
+    <w:lvl w:ilvl="7" w:tentative="1">
+      <w:start w:val="1"/>
+      <w:numFmt w:val="bullet"/>
+      <w:lvlText w:val=""/>
+      <w:lvlJc w:val="left"/>
+      <w:pPr>
+        <w:tabs>
+          <w:tab w:val="num" w:pos="5760"/>
+        </w:tabs>
+        <w:ind w:left="5760" w:hanging="360"/>
+      </w:pPr>
+      <w:rPr>
+        <w:rFonts w:ascii="Wingdings" w:hAnsi="Wingdings" w:hint="default"/>
+        <w:sz w:val="20"/>
+      </w:rPr>
+    </w:lvl>
+    <w:lvl w:ilvl="8" w:tentative="1">
+      <w:start w:val="1"/>
+      <w:numFmt w:val="bullet"/>
+      <w:lvlText w:val=""/>
+      <w:lvlJc w:val="left"/>
+      <w:pPr>
+        <w:tabs>
+          <w:tab w:val="num" w:pos="6480"/>
+        </w:tabs>
+        <w:ind w:left="6480" w:hanging="360"/>
+      </w:pPr>
+      <w:rPr>
+        <w:rFonts w:ascii="Wingdings" w:hAnsi="Wingdings" w:hint="default"/>
+        <w:sz w:val="20"/>
+      </w:rPr>
+    </w:lvl>
+  </w:abstractNum>
+  <w:abstractNum w:abstractNumId="11" w15:restartNumberingAfterBreak="0">
     <w:nsid w:val="6A481A98"/>
     <w:multiLevelType w:val="multilevel"/>
     <w:tmpl w:val="C9D0C828"/>
@@ -2855,7 +8373,156 @@
       </w:rPr>
     </w:lvl>
   </w:abstractNum>
-  <w:abstractNum w:abstractNumId="3" w15:restartNumberingAfterBreak="0">
+  <w:abstractNum w:abstractNumId="12" w15:restartNumberingAfterBreak="0">
+    <w:nsid w:val="6C72253D"/>
+    <w:multiLevelType w:val="multilevel"/>
+    <w:tmpl w:val="77F4559A"/>
+    <w:lvl w:ilvl="0">
+      <w:start w:val="1"/>
+      <w:numFmt w:val="bullet"/>
+      <w:lvlText w:val=""/>
+      <w:lvlJc w:val="left"/>
+      <w:pPr>
+        <w:tabs>
+          <w:tab w:val="num" w:pos="720"/>
+        </w:tabs>
+        <w:ind w:left="720" w:hanging="360"/>
+      </w:pPr>
+      <w:rPr>
+        <w:rFonts w:ascii="Symbol" w:hAnsi="Symbol" w:hint="default"/>
+        <w:sz w:val="20"/>
+      </w:rPr>
+    </w:lvl>
+    <w:lvl w:ilvl="1" w:tentative="1">
+      <w:start w:val="1"/>
+      <w:numFmt w:val="bullet"/>
+      <w:lvlText w:val="o"/>
+      <w:lvlJc w:val="left"/>
+      <w:pPr>
+        <w:tabs>
+          <w:tab w:val="num" w:pos="1440"/>
+        </w:tabs>
+        <w:ind w:left="1440" w:hanging="360"/>
+      </w:pPr>
+      <w:rPr>
+        <w:rFonts w:ascii="Courier New" w:hAnsi="Courier New" w:hint="default"/>
+        <w:sz w:val="20"/>
+      </w:rPr>
+    </w:lvl>
+    <w:lvl w:ilvl="2" w:tentative="1">
+      <w:start w:val="1"/>
+      <w:numFmt w:val="bullet"/>
+      <w:lvlText w:val=""/>
+      <w:lvlJc w:val="left"/>
+      <w:pPr>
+        <w:tabs>
+          <w:tab w:val="num" w:pos="2160"/>
+        </w:tabs>
+        <w:ind w:left="2160" w:hanging="360"/>
+      </w:pPr>
+      <w:rPr>
+        <w:rFonts w:ascii="Wingdings" w:hAnsi="Wingdings" w:hint="default"/>
+        <w:sz w:val="20"/>
+      </w:rPr>
+    </w:lvl>
+    <w:lvl w:ilvl="3" w:tentative="1">
+      <w:start w:val="1"/>
+      <w:numFmt w:val="bullet"/>
+      <w:lvlText w:val=""/>
+      <w:lvlJc w:val="left"/>
+      <w:pPr>
+        <w:tabs>
+          <w:tab w:val="num" w:pos="2880"/>
+        </w:tabs>
+        <w:ind w:left="2880" w:hanging="360"/>
+      </w:pPr>
+      <w:rPr>
+        <w:rFonts w:ascii="Wingdings" w:hAnsi="Wingdings" w:hint="default"/>
+        <w:sz w:val="20"/>
+      </w:rPr>
+    </w:lvl>
+    <w:lvl w:ilvl="4" w:tentative="1">
+      <w:start w:val="1"/>
+      <w:numFmt w:val="bullet"/>
+      <w:lvlText w:val=""/>
+      <w:lvlJc w:val="left"/>
+      <w:pPr>
+        <w:tabs>
+          <w:tab w:val="num" w:pos="3600"/>
+        </w:tabs>
+        <w:ind w:left="3600" w:hanging="360"/>
+      </w:pPr>
+      <w:rPr>
+        <w:rFonts w:ascii="Wingdings" w:hAnsi="Wingdings" w:hint="default"/>
+        <w:sz w:val="20"/>
+      </w:rPr>
+    </w:lvl>
+    <w:lvl w:ilvl="5" w:tentative="1">
+      <w:start w:val="1"/>
+      <w:numFmt w:val="bullet"/>
+      <w:lvlText w:val=""/>
+      <w:lvlJc w:val="left"/>
+      <w:pPr>
+        <w:tabs>
+          <w:tab w:val="num" w:pos="4320"/>
+        </w:tabs>
+        <w:ind w:left="4320" w:hanging="360"/>
+      </w:pPr>
+      <w:rPr>
+        <w:rFonts w:ascii="Wingdings" w:hAnsi="Wingdings" w:hint="default"/>
+        <w:sz w:val="20"/>
+      </w:rPr>
+    </w:lvl>
+    <w:lvl w:ilvl="6" w:tentative="1">
+      <w:start w:val="1"/>
+      <w:numFmt w:val="bullet"/>
+      <w:lvlText w:val=""/>
+      <w:lvlJc w:val="left"/>
+      <w:pPr>
+        <w:tabs>
+          <w:tab w:val="num" w:pos="5040"/>
+        </w:tabs>
+        <w:ind w:left="5040" w:hanging="360"/>
+      </w:pPr>
+      <w:rPr>
+        <w:rFonts w:ascii="Wingdings" w:hAnsi="Wingdings" w:hint="default"/>
+        <w:sz w:val="20"/>
+      </w:rPr>
+    </w:lvl>
+    <w:lvl w:ilvl="7" w:tentative="1">
+      <w:start w:val="1"/>
+      <w:numFmt w:val="bullet"/>
+      <w:lvlText w:val=""/>
+      <w:lvlJc w:val="left"/>
+      <w:pPr>
+        <w:tabs>
+          <w:tab w:val="num" w:pos="5760"/>
+        </w:tabs>
+        <w:ind w:left="5760" w:hanging="360"/>
+      </w:pPr>
+      <w:rPr>
+        <w:rFonts w:ascii="Wingdings" w:hAnsi="Wingdings" w:hint="default"/>
+        <w:sz w:val="20"/>
+      </w:rPr>
+    </w:lvl>
+    <w:lvl w:ilvl="8" w:tentative="1">
+      <w:start w:val="1"/>
+      <w:numFmt w:val="bullet"/>
+      <w:lvlText w:val=""/>
+      <w:lvlJc w:val="left"/>
+      <w:pPr>
+        <w:tabs>
+          <w:tab w:val="num" w:pos="6480"/>
+        </w:tabs>
+        <w:ind w:left="6480" w:hanging="360"/>
+      </w:pPr>
+      <w:rPr>
+        <w:rFonts w:ascii="Wingdings" w:hAnsi="Wingdings" w:hint="default"/>
+        <w:sz w:val="20"/>
+      </w:rPr>
+    </w:lvl>
+  </w:abstractNum>
+  <w:abstractNum w:abstractNumId="13" w15:restartNumberingAfterBreak="0">
     <w:nsid w:val="7B5C44EE"/>
     <w:multiLevelType w:val="multilevel"/>
     <w:tmpl w:val="51FA7BC8"/>
@@ -2973,16 +8640,46 @@
     </w:lvl>
   </w:abstractNum>
   <w:num w:numId="1">
+    <w:abstractNumId w:val="11"/>
+  </w:num>
+  <w:num w:numId="2">
+    <w:abstractNumId w:val="4"/>
+  </w:num>
+  <w:num w:numId="3">
+    <w:abstractNumId w:val="13"/>
+  </w:num>
+  <w:num w:numId="4">
+    <w:abstractNumId w:val="1"/>
+  </w:num>
+  <w:num w:numId="5">
+    <w:abstractNumId w:val="10"/>
+  </w:num>
+  <w:num w:numId="6">
+    <w:abstractNumId w:val="0"/>
+  </w:num>
+  <w:num w:numId="7">
+    <w:abstractNumId w:val="5"/>
+  </w:num>
+  <w:num w:numId="8">
+    <w:abstractNumId w:val="6"/>
+  </w:num>
+  <w:num w:numId="9">
+    <w:abstractNumId w:val="7"/>
+  </w:num>
+  <w:num w:numId="10">
+    <w:abstractNumId w:val="3"/>
+  </w:num>
+  <w:num w:numId="11">
+    <w:abstractNumId w:val="9"/>
+  </w:num>
+  <w:num w:numId="12">
+    <w:abstractNumId w:val="12"/>
+  </w:num>
+  <w:num w:numId="13">
     <w:abstractNumId w:val="2"/>
   </w:num>
-  <w:num w:numId="2">
-    <w:abstractNumId w:val="1"/>
-  </w:num>
-  <w:num w:numId="3">
-    <w:abstractNumId w:val="3"/>
-  </w:num>
-  <w:num w:numId="4">
-    <w:abstractNumId w:val="0"/>
+  <w:num w:numId="14">
+    <w:abstractNumId w:val="8"/>
   </w:num>
 </w:numbering>
 </file>
@@ -3386,6 +9083,27 @@
     <w:name w:val="Normal"/>
     <w:qFormat/>
   </w:style>
+  <w:style w:type="paragraph" w:styleId="Heading1">
+    <w:name w:val="heading 1"/>
+    <w:basedOn w:val="Normal"/>
+    <w:next w:val="Normal"/>
+    <w:link w:val="Heading1Char"/>
+    <w:uiPriority w:val="9"/>
+    <w:qFormat/>
+    <w:rsid w:val="00156B0F"/>
+    <w:pPr>
+      <w:keepNext/>
+      <w:keepLines/>
+      <w:spacing w:before="240" w:after="0"/>
+      <w:outlineLvl w:val="0"/>
+    </w:pPr>
+    <w:rPr>
+      <w:rFonts w:asciiTheme="majorHAnsi" w:eastAsiaTheme="majorEastAsia" w:hAnsiTheme="majorHAnsi" w:cstheme="majorBidi"/>
+      <w:color w:val="2F5496" w:themeColor="accent1" w:themeShade="BF"/>
+      <w:sz w:val="32"/>
+      <w:szCs w:val="32"/>
+    </w:rPr>
+  </w:style>
   <w:style w:type="paragraph" w:styleId="Heading2">
     <w:name w:val="heading 2"/>
     <w:basedOn w:val="Normal"/>
@@ -3486,7 +9204,6 @@
     <w:name w:val="Normal (Web)"/>
     <w:basedOn w:val="Normal"/>
     <w:uiPriority w:val="99"/>
-    <w:semiHidden/>
     <w:unhideWhenUsed/>
     <w:rsid w:val="001874FA"/>
     <w:pPr>
@@ -3620,6 +9337,24 @@
     <w:name w:val="hljs-number"/>
     <w:basedOn w:val="DefaultParagraphFont"/>
     <w:rsid w:val="001874FA"/>
+  </w:style>
+  <w:style w:type="character" w:customStyle="1" w:styleId="Heading1Char">
+    <w:name w:val="Heading 1 Char"/>
+    <w:basedOn w:val="DefaultParagraphFont"/>
+    <w:link w:val="Heading1"/>
+    <w:uiPriority w:val="9"/>
+    <w:rsid w:val="00156B0F"/>
+    <w:rPr>
+      <w:rFonts w:asciiTheme="majorHAnsi" w:eastAsiaTheme="majorEastAsia" w:hAnsiTheme="majorHAnsi" w:cstheme="majorBidi"/>
+      <w:color w:val="2F5496" w:themeColor="accent1" w:themeShade="BF"/>
+      <w:sz w:val="32"/>
+      <w:szCs w:val="32"/>
+    </w:rPr>
+  </w:style>
+  <w:style w:type="character" w:customStyle="1" w:styleId="hljs-punctuation">
+    <w:name w:val="hljs-punctuation"/>
+    <w:basedOn w:val="DefaultParagraphFont"/>
+    <w:rsid w:val="00156B0F"/>
   </w:style>
 </w:styles>
 </file>
